--- a/submission_behavsci/01_Manuscript_Clean.docx
+++ b/submission_behavsci/01_Manuscript_Clean.docx
@@ -247,7 +247,7 @@
         <w:t xml:space="preserve"> </w:t>
       </w:r>
       <w:r>
-        <w:t xml:space="preserve">Speech and Braille technologies are widely provided to school-age learners with disabilities, but better performance while a tool is in use does not show that a skill has been learned. This systematic review examined learner-level outcomes of speech-to-text (STT), text-to-speech (TTS), automatic captioning, adaptive Braille tutoring, and optical Braille recognition compared with usual instruction, an alternative accommodation, or baseline. PubMed, Web of Science, Scopus, and APA PsycInfo were searched in July 2026 and supplemented by ERIC, citation, and targeted searches in October 2026 (publication cutoff 23 July 2026). Narrative synthesis followed SWiM guidance and classified outcomes as assisted, unaided, or proximal. Forty-seven reports were included (32 TTS, 13 STT, one combined TTS/STT, one Braille tutor; 23 single-case designs). STT often increased written output, but accuracy and quality varied. TTS comprehension findings ranged from favorable to null or favoring the comparator. Controlled evidence of unaided learning was inconsistent, and one randomized experiment found poorer delayed orthographic learning after TTS than after independent reading. No eligible captioning or optical Braille recognition comparison was found. Small samples, multicomponent interventions, overlapping cohorts, and single-reviewer processes limit confidence. Educational teams should set and monitor access and learning goals separately. PROSPERO: CRD420261513927.</w:t>
+        <w:t xml:space="preserve">Speech and Braille technologies are widely provided to school-age learners with disabilities, but better performance while a tool is in use does not show that a skill has been learned. This systematic review examined learner-level outcomes of speech-to-text (STT), text-to-speech (TTS), automatic captioning, adaptive Braille tutoring, and optical Braille recognition. Four databases were searched in July 2026, supplemented by ERIC, citation, and targeted searches in October 2026. Risk of bias was assessed with RoB 2, ROBINS-I, or single-case design standards, and a narrative synthesis classified outcomes as assisted, unaided, or proximal. Forty-seven reports were included (32 TTS, 13 STT, one combined, one Braille tutor). Only four were judged at no more than some concerns, and no single-case design was shown to meet design standards. STT often increased written output, but accuracy and quality varied. TTS comprehension findings ranged from favorable to null or favoring the comparator. No fully verified controlled comparison showed better unaided learning, and one randomized experiment found poorer orthographic learning after TTS. These conclusions held when analyses were restricted to fully verified reports. No eligible captioning or optical Braille recognition comparison was found. Educational teams should set and monitor access and learning goals separately. PROSPERO: CRD420261513927.</w:t>
       </w:r>
     </w:p>
     <w:p>
@@ -341,7 +341,7 @@
         <w:pStyle w:val="MDPI31text"/>
       </w:pPr>
       <w:r>
-        <w:t xml:space="preserve">The review was registered in PROSPERO (CRD420261513927) and is reported according to PRISMA 2020, the PRISMA-S extension for searches, and the Synthesis Without Meta-analysis (SWiM) guideline (Campbell et al., 2020; Page et al., 2021; Rethlefsen et al., 2021); completed checklists are provided as supplementary files. Several methods were changed after registration, some after data extraction had begun: operational clarification of eligibility, a supplementary search, the outcome classification, explicit linkage of related reports, and replacement of formal risk-of-bias ratings by structured critical appraisal. Each change and its reason are listed in Table S4. Because these decisions were made post hoc, the synthesis should not be read as fully prespecified. The review used published aggregate data only.</w:t>
+        <w:t xml:space="preserve">The review was registered in PROSPERO (CRD420261513927) and is reported according to PRISMA 2020, the PRISMA-S extension for searches, and the Synthesis Without Meta-analysis (SWiM) guideline (Campbell et al., 2020; Page et al., 2021; Rethlefsen et al., 2021); completed checklists are provided as supplementary files. Several methods were changed after registration, some after data extraction had begun: operational clarification of eligibility, a supplementary search, the outcome classification, explicit linkage of related reports, application of explicit decision rules for the formal risk-of-bias assessments, and the addition of sensitivity analyses. Each change and its reason are listed in Table S4. Because these decisions were made post hoc, the synthesis should not be read as fully prespecified. The review used published aggregate data only.</w:t>
       </w:r>
     </w:p>
     <w:p>
@@ -405,7 +405,7 @@
         <w:pStyle w:val="MDPI31text"/>
       </w:pPr>
       <w:r>
-        <w:t xml:space="preserve">The PsycInfo host platform, the Web of Science collections, the original database exports, and complete query histories for the Phase 1 supplementary methods were not retained, so Phase 1 cannot be reproduced in every detail. IEEE Xplore, the ACM Digital Library, CINAHL, trial registries, and dissertation databases were not searched, and the strategies were not peer reviewed using PRESS.</w:t>
+        <w:t xml:space="preserve">The Phase 2 ERIC search can be reproduced exactly from the query and parameters in Table S1. Phase 1 cannot be audited at record level: the database exports, the PsycInfo host platform, the Web of Science collections searched, the query histories of the supplementary methods, and the citation-level list of full-text exclusions were not retained, and the subscription databases could not be re-executed for this report. Phase 1 counts are therefore reported as recorded at the time of searching, and the Phase 1 strategies in Table S1 allow the searches to be repeated but not their original yields to be verified. IEEE Xplore, the ACM Digital Library, CINAHL, trial registries, and dissertation databases were not searched, and the strategies were not peer reviewed using PRESS.</w:t>
       </w:r>
     </w:p>
     <w:p>
@@ -429,7 +429,7 @@
         <w:pStyle w:val="MDPI31text"/>
       </w:pPr>
       <w:r>
-        <w:t xml:space="preserve">In Phase 2, ERIC records were screened against the same criteria with the assistance of a generative artificial intelligence tool (Section 2.9), and decisions were recorded at record level. Duplicates within ERIC and records corresponding to reports already included in Phase 1 were identified separately. Candidate reports were assessed using the most complete primary source accessible; a bibliographic match alone was not sufficient. At the same time, every report included in Phase 1 was re-checked against its original source and the clarified criteria. Each excluded or unresolved candidate is listed with a reason in Table S6.</w:t>
+        <w:t xml:space="preserve">In Phase 2, ERIC records were screened against the same criteria with the assistance of a generative artificial intelligence tool (Section 2.9), and decisions were recorded at record level. Duplicates within ERIC and records corresponding to reports already included in Phase 1 were identified separately. Candidate reports were assessed using the most complete primary source accessible; a bibliographic match alone was not sufficient. At the same time, every report included in Phase 1 was re-checked against its original source and the clarified criteria. In October 2026, the abstracts of reports awaiting classification were re-examined through the Consensus academic search database, and a report was reclassified only when its abstract was decisive. Excluded candidates are listed with reasons in Table S6, and reports awaiting classification, with their potential contribution, in Table S7.</w:t>
       </w:r>
     </w:p>
     <w:p>
@@ -485,7 +485,7 @@
         <w:pStyle w:val="MDPI22heading2"/>
       </w:pPr>
       <w:r>
-        <w:t xml:space="preserve">2.7. Critical Appraisal</w:t>
+        <w:t xml:space="preserve">2.7. Risk-of-Bias Assessment</w:t>
       </w:r>
     </w:p>
     <w:p>
@@ -493,7 +493,7 @@
         <w:pStyle w:val="MDPI31text"/>
       </w:pPr>
       <w:r>
-        <w:t xml:space="preserve">Appraisal was planned using RoB 2 for randomized comparisons, ROBINS-I for nonrandomized comparisons, and What Works Clearinghouse standards for single-case designs (Sterne et al., 2016, 2019; What Works Clearinghouse, 2022). On re-checking, the documentation supporting several overall judgments was incomplete or did not support the rating assigned, and complete result-level assessments were not available. Formal tool ratings are therefore not reported. Instead, a structured, source-based critical appraisal considered, for each report, allocation or phase control, confounding and co-interventions, missing observations, outcome measurement, reporting consistency, applicability, and the depth of source access (Table S3). Reports available only as abstracts were not assigned a judgment beyond the limitations evident in the accessible content.</w:t>
+        <w:t xml:space="preserve">Risk of bias was assessed for the primary comparison of each report with the tool appropriate to its design: RoB 2 for randomized parallel-group comparisons, the RoB 2 variant for crossover trials for within-participant group experiments, ROBINS-I for nonrandomized group comparisons and observational analyses, and the What Works Clearinghouse (WWC) single-case design standards, version 5.0, for single-case designs (Sterne et al., 2016, 2019; What Works Clearinghouse, 2022). Ratings assigned during Phase 1 could not be traced to documented signalling-question responses, so all reports were re-assessed in Phase 2 against the extracted data and the accessible primary sources, with explicit decision rules. For RoB 2, a domain lacking the necessary information was rated as having some concerns, and the overall judgment was high if any domain was high or if three or more domains had some concerns. For ROBINS-I, the overall judgment equaled the most severe domain judgment. A single-case design met WWC standards only with at least three demonstrations of effect at different times, adequate phase lengths, systematic manipulation of the technology condition, and reported interobserver agreement. Reports for which the primary source was accessible only as an abstract, preview, figure, or linked document were rated as having insufficient information (group designs) or as not determinable (single-case designs) unless a disqualifying feature was evident. The domain-level judgments and their supporting information are given in Table S3.</w:t>
       </w:r>
     </w:p>
     <w:p>
@@ -509,7 +509,7 @@
         <w:pStyle w:val="MDPI31text"/>
       </w:pPr>
       <w:r>
-        <w:t xml:space="preserve">Confidence in each outcome-specific finding was judged qualitatively with reference to methodological limitations, inconsistency, indirectness, imprecision, and possible missing evidence (Guyatt et al., 2008); formal GRADE ratings were not assigned. Publication bias was not assessed quantitatively. The synthesis states where conclusions depend on abstract-level findings, multicomponent interventions, exploratory subgroups, or potentially overlapping cohorts.</w:t>
+        <w:t xml:space="preserve">Confidence in each outcome-specific finding was judged qualitatively with reference to methodological limitations, inconsistency, indirectness, imprecision, and possible missing evidence (Guyatt et al., 2008); formal GRADE ratings were not assigned. Publication bias was not assessed quantitatively. Two post hoc sensitivity analyses examined whether each principal conclusion held when the evidence was restricted (1) to the 24 reports verified against the full journal article and (2) to reports judged at no more than some concerns for risk of bias. The potential contribution of the reports awaiting classification was assessed from their abstracts. The synthesis states where conclusions depend on abstract-level findings, multicomponent interventions, exploratory subgroups, or potentially overlapping cohorts.</w:t>
       </w:r>
     </w:p>
     <w:p>
@@ -525,7 +525,7 @@
         <w:pStyle w:val="MDPI31text"/>
       </w:pPr>
       <w:r>
-        <w:t xml:space="preserve">During Phase 2, ChatGPT (OpenAI; model version not recorded; accessed up to 2 October 2026) assisted with the supplementary searching, screening of ERIC records, identification and checking of original sources, eligibility reassessment, data extraction, critical appraisal, synthesis, drafting, and preparation of tables and figures. This assistance was substantive and does not constitute independent human review. The authors reviewed all outputs and take responsibility for every eligibility decision, extracted value, and interpretation.</w:t>
+        <w:t xml:space="preserve">During Phase 2, ChatGPT (OpenAI; model version not recorded; accessed up to 2 October 2026) assisted with the supplementary searching, screening of ERIC records, identification and checking of original sources, eligibility reassessment, data extraction, critical appraisal, synthesis, drafting, and preparation of tables and figures. This assistance was substantive and does not constitute independent human review. In October 2026, Claude (Anthropic) assisted with applying the risk-of-bias decision rules to the recorded study information, re-examining the abstracts of reports awaiting classification, conducting the sensitivity analyses, and editing the manuscript. Neither tool's output constitutes independent duplicate assessment. The authors reviewed all outputs and take responsibility for every eligibility decision, extracted value, risk-of-bias judgment, and interpretation.</w:t>
       </w:r>
     </w:p>
     <w:p>
@@ -565,7 +565,7 @@
         <w:pStyle w:val="MDPI31text"/>
       </w:pPr>
       <w:r>
-        <w:t xml:space="preserve">In Phase 2, of 267 ERIC records, 2 were duplicates within ERIC and 15 corresponded to reports already included in Phase 1; of the remaining 250, 219 were excluded at title and abstract screening and 31 proceeded to report assessment. Together with 6 candidates from targeted and citation searching, 37 unique candidate reports were assessed: 21 were included, 7 were excluded (Argyropoulos et al., 2009; Daley et al., 2020; Fasting &amp; Lyster, 2005; Felix et al., 2017; Haug &amp; Klein, 2018; Kambouri et al., 2023; Sulaimon et al., 2025), and 9 await classification because decisive population, intervention, or outcome information was not accessible (Douglas et al., 2009; Edeh et al., 2025; Higgins &amp; Raskind, 2004; Leong, 1995; Quinlan, 2004; Schmitt et al., 2011; Wei, 2025, 2026; Witmer &amp; Bouck, 2023). A Braille report published after the cutoff was not eligible (Alsalman, 2026). The review therefore includes 47 reports: 26 from Phase 1 and 21 from Phase 2. Because the Phase 1 record-level exports were not retained, the two phases could not be deduplicated against each other at record level and are shown as separate pathways.</w:t>
+        <w:t xml:space="preserve">In Phase 2, of 267 ERIC records, 2 were duplicates within ERIC and 15 corresponded to reports already included in Phase 1; of the remaining 250, 219 were excluded at title and abstract screening and 31 proceeded to report assessment. Together with 6 candidates from targeted and citation searching, 37 unique candidate reports were assessed: 21 were included, 8 were excluded (Argyropoulos et al., 2009; Daley et al., 2020; Fasting &amp; Lyster, 2005; Felix et al., 2017; Haug &amp; Klein, 2018; Kambouri et al., 2023; Leong, 1995; Sulaimon et al., 2025), and 8 await classification because decisive population, intervention, or outcome information was not accessible (Douglas et al., 2009; Edeh et al., 2025; Higgins &amp; Raskind, 2004; Quinlan, 2004; Schmitt et al., 2011; Wei, 2025, 2026; Witmer &amp; Bouck, 2023). Leong (1995) was initially awaiting classification and was excluded after its abstract showed that synthesized speech was present in every condition, so that only the accompanying instruction varied (Table S6). The 8 reports awaiting classification are not included in any synthesis; their abstracts indicate findings consistent with the conclusions of this review (Table S7). A Braille report published after the cutoff was not eligible (Alsalman, 2026). The review therefore includes 47 reports: 26 from Phase 1 and 21 from Phase 2. Because the Phase 1 record-level exports were not retained, the two phases could not be deduplicated against each other at record level and are shown as separate pathways.</w:t>
       </w:r>
     </w:p>
     <w:p>
@@ -685,12 +685,13 @@
         <w:tblLook w:val="04A0" w:firstRow="1" w:lastRow="0" w:firstColumn="1" w:lastColumn="0" w:noHBand="0" w:noVBand="1"/>
       </w:tblPr>
       <w:tblGrid>
+        <w:gridCol w:w="1560"/>
+        <w:gridCol w:w="1560"/>
+        <w:gridCol w:w="950"/>
         <w:gridCol w:w="1700"/>
-        <w:gridCol w:w="1700"/>
-        <w:gridCol w:w="1000"/>
-        <w:gridCol w:w="1850"/>
-        <w:gridCol w:w="2766"/>
-        <w:gridCol w:w="650"/>
+        <w:gridCol w:w="2546"/>
+        <w:gridCol w:w="600"/>
+        <w:gridCol w:w="750"/>
         <w:gridCol w:w="800"/>
       </w:tblGrid>
       <w:tr>
@@ -700,6 +701,75 @@
         </w:trPr>
         <w:tc>
           <w:tcPr>
+            <w:tcW w:w="1560" w:type="dxa"/>
+            <w:tcBorders>
+              <w:bottom w:val="single" w:sz="4" w:space="0" w:color="auto"/>
+            </w:tcBorders>
+          </w:tcPr>
+          <w:p>
+            <w:pPr>
+              <w:pStyle w:val="MDPI42tablebody"/>
+              <w:spacing w:line="220" w:lineRule="atLeast"/>
+              <w:jc w:val="left"/>
+            </w:pPr>
+            <w:r>
+              <w:rPr>
+                <w:b/>
+                <w:sz w:val="15"/>
+                <w:szCs w:val="15"/>
+              </w:rPr>
+              <w:t xml:space="preserve">Report</w:t>
+            </w:r>
+          </w:p>
+        </w:tc>
+        <w:tc>
+          <w:tcPr>
+            <w:tcW w:w="1560" w:type="dxa"/>
+            <w:tcBorders>
+              <w:bottom w:val="single" w:sz="4" w:space="0" w:color="auto"/>
+            </w:tcBorders>
+          </w:tcPr>
+          <w:p>
+            <w:pPr>
+              <w:pStyle w:val="MDPI42tablebody"/>
+              <w:spacing w:line="220" w:lineRule="atLeast"/>
+              <w:jc w:val="left"/>
+            </w:pPr>
+            <w:r>
+              <w:rPr>
+                <w:b/>
+                <w:sz w:val="15"/>
+                <w:szCs w:val="15"/>
+              </w:rPr>
+              <w:t xml:space="preserve">Design</w:t>
+            </w:r>
+          </w:p>
+        </w:tc>
+        <w:tc>
+          <w:tcPr>
+            <w:tcW w:w="950" w:type="dxa"/>
+            <w:tcBorders>
+              <w:bottom w:val="single" w:sz="4" w:space="0" w:color="auto"/>
+            </w:tcBorders>
+          </w:tcPr>
+          <w:p>
+            <w:pPr>
+              <w:pStyle w:val="MDPI42tablebody"/>
+              <w:spacing w:line="220" w:lineRule="atLeast"/>
+              <w:jc w:val="left"/>
+            </w:pPr>
+            <w:r>
+              <w:rPr>
+                <w:b/>
+                <w:sz w:val="15"/>
+                <w:szCs w:val="15"/>
+              </w:rPr>
+              <w:t xml:space="preserve">n</w:t>
+            </w:r>
+          </w:p>
+        </w:tc>
+        <w:tc>
+          <w:tcPr>
             <w:tcW w:w="1700" w:type="dxa"/>
             <w:tcBorders>
               <w:bottom w:val="single" w:sz="4" w:space="0" w:color="auto"/>
@@ -717,13 +787,13 @@
                 <w:sz w:val="15"/>
                 <w:szCs w:val="15"/>
               </w:rPr>
-              <w:t xml:space="preserve">Report</w:t>
-            </w:r>
-          </w:p>
-        </w:tc>
-        <w:tc>
-          <w:tcPr>
-            <w:tcW w:w="1700" w:type="dxa"/>
+              <w:t xml:space="preserve">Participants</w:t>
+            </w:r>
+          </w:p>
+        </w:tc>
+        <w:tc>
+          <w:tcPr>
+            <w:tcW w:w="2546" w:type="dxa"/>
             <w:tcBorders>
               <w:bottom w:val="single" w:sz="4" w:space="0" w:color="auto"/>
             </w:tcBorders>
@@ -740,13 +810,13 @@
                 <w:sz w:val="15"/>
                 <w:szCs w:val="15"/>
               </w:rPr>
-              <w:t xml:space="preserve">Design</w:t>
-            </w:r>
-          </w:p>
-        </w:tc>
-        <w:tc>
-          <w:tcPr>
-            <w:tcW w:w="1000" w:type="dxa"/>
+              <w:t xml:space="preserve">Technology: contrast</w:t>
+            </w:r>
+          </w:p>
+        </w:tc>
+        <w:tc>
+          <w:tcPr>
+            <w:tcW w:w="600" w:type="dxa"/>
             <w:tcBorders>
               <w:bottom w:val="single" w:sz="4" w:space="0" w:color="auto"/>
             </w:tcBorders>
@@ -763,13 +833,13 @@
                 <w:sz w:val="15"/>
                 <w:szCs w:val="15"/>
               </w:rPr>
-              <w:t xml:space="preserve">n</w:t>
-            </w:r>
-          </w:p>
-        </w:tc>
-        <w:tc>
-          <w:tcPr>
-            <w:tcW w:w="1850" w:type="dxa"/>
+              <w:t xml:space="preserve">Out-come</w:t>
+            </w:r>
+          </w:p>
+        </w:tc>
+        <w:tc>
+          <w:tcPr>
+            <w:tcW w:w="750" w:type="dxa"/>
             <w:tcBorders>
               <w:bottom w:val="single" w:sz="4" w:space="0" w:color="auto"/>
             </w:tcBorders>
@@ -786,17 +856,9 @@
                 <w:sz w:val="15"/>
                 <w:szCs w:val="15"/>
               </w:rPr>
-              <w:t xml:space="preserve">Participants</w:t>
-            </w:r>
-          </w:p>
-        </w:tc>
-        <w:tc>
-          <w:tcPr>
-            <w:tcW w:w="2766" w:type="dxa"/>
-            <w:tcBorders>
-              <w:bottom w:val="single" w:sz="4" w:space="0" w:color="auto"/>
-            </w:tcBorders>
-          </w:tcPr>
+              <w:t xml:space="preserve">Phase/</w:t>
+            </w:r>
+          </w:p>
           <w:p>
             <w:pPr>
               <w:pStyle w:val="MDPI42tablebody"/>
@@ -809,30 +871,7 @@
                 <w:sz w:val="15"/>
                 <w:szCs w:val="15"/>
               </w:rPr>
-              <w:t xml:space="preserve">Technology: contrast</w:t>
-            </w:r>
-          </w:p>
-        </w:tc>
-        <w:tc>
-          <w:tcPr>
-            <w:tcW w:w="650" w:type="dxa"/>
-            <w:tcBorders>
-              <w:bottom w:val="single" w:sz="4" w:space="0" w:color="auto"/>
-            </w:tcBorders>
-          </w:tcPr>
-          <w:p>
-            <w:pPr>
-              <w:pStyle w:val="MDPI42tablebody"/>
-              <w:spacing w:line="220" w:lineRule="atLeast"/>
-              <w:jc w:val="left"/>
-            </w:pPr>
-            <w:r>
-              <w:rPr>
-                <w:b/>
-                <w:sz w:val="15"/>
-                <w:szCs w:val="15"/>
-              </w:rPr>
-              <w:t xml:space="preserve">Out-come</w:t>
+              <w:t xml:space="preserve">source</w:t>
             </w:r>
           </w:p>
         </w:tc>
@@ -855,22 +894,7 @@
                 <w:sz w:val="15"/>
                 <w:szCs w:val="15"/>
               </w:rPr>
-              <w:t xml:space="preserve">Phase/</w:t>
-            </w:r>
-          </w:p>
-          <w:p>
-            <w:pPr>
-              <w:pStyle w:val="MDPI42tablebody"/>
-              <w:spacing w:line="220" w:lineRule="atLeast"/>
-              <w:jc w:val="left"/>
-            </w:pPr>
-            <w:r>
-              <w:rPr>
-                <w:b/>
-                <w:sz w:val="15"/>
-                <w:szCs w:val="15"/>
-              </w:rPr>
-              <w:t xml:space="preserve">source</w:t>
+              <w:t xml:space="preserve">Risk of bias</w:t>
             </w:r>
           </w:p>
         </w:tc>
@@ -882,7 +906,7 @@
         <w:tc>
           <w:tcPr>
             <w:tcW w:w="10466" w:type="dxa"/>
-            <w:gridSpan w:val="7"/>
+            <w:gridSpan w:val="8"/>
             <w:shd w:val="clear" w:color="auto" w:fill="EDEDED"/>
           </w:tcPr>
           <w:p>
@@ -924,6 +948,63 @@
         </w:trPr>
         <w:tc>
           <w:tcPr>
+            <w:tcW w:w="1560" w:type="dxa"/>
+          </w:tcPr>
+          <w:p>
+            <w:pPr>
+              <w:pStyle w:val="MDPI42tablebody"/>
+              <w:spacing w:line="220" w:lineRule="atLeast"/>
+              <w:jc w:val="left"/>
+            </w:pPr>
+            <w:r>
+              <w:rPr>
+                <w:sz w:val="15"/>
+                <w:szCs w:val="15"/>
+              </w:rPr>
+              <w:t xml:space="preserve">Ahlgrim-Delzell et al., 2016</w:t>
+            </w:r>
+          </w:p>
+        </w:tc>
+        <w:tc>
+          <w:tcPr>
+            <w:tcW w:w="1560" w:type="dxa"/>
+          </w:tcPr>
+          <w:p>
+            <w:pPr>
+              <w:pStyle w:val="MDPI42tablebody"/>
+              <w:spacing w:line="220" w:lineRule="atLeast"/>
+              <w:jc w:val="left"/>
+            </w:pPr>
+            <w:r>
+              <w:rPr>
+                <w:sz w:val="15"/>
+                <w:szCs w:val="15"/>
+              </w:rPr>
+              <w:t xml:space="preserve">Randomized trial (blocked by teacher)</w:t>
+            </w:r>
+          </w:p>
+        </w:tc>
+        <w:tc>
+          <w:tcPr>
+            <w:tcW w:w="950" w:type="dxa"/>
+          </w:tcPr>
+          <w:p>
+            <w:pPr>
+              <w:pStyle w:val="MDPI42tablebody"/>
+              <w:spacing w:line="220" w:lineRule="atLeast"/>
+              <w:jc w:val="left"/>
+            </w:pPr>
+            <w:r>
+              <w:rPr>
+                <w:sz w:val="15"/>
+                <w:szCs w:val="15"/>
+              </w:rPr>
+              <w:t xml:space="preserve">31</w:t>
+            </w:r>
+          </w:p>
+        </w:tc>
+        <w:tc>
+          <w:tcPr>
             <w:tcW w:w="1700" w:type="dxa"/>
           </w:tcPr>
           <w:p>
@@ -937,70 +1018,13 @@
                 <w:sz w:val="15"/>
                 <w:szCs w:val="15"/>
               </w:rPr>
-              <w:t xml:space="preserve">Ahlgrim-Delzell et al., 2016</w:t>
-            </w:r>
-          </w:p>
-        </w:tc>
-        <w:tc>
-          <w:tcPr>
-            <w:tcW w:w="1700" w:type="dxa"/>
-          </w:tcPr>
-          <w:p>
-            <w:pPr>
-              <w:pStyle w:val="MDPI42tablebody"/>
-              <w:spacing w:line="220" w:lineRule="atLeast"/>
-              <w:jc w:val="left"/>
-            </w:pPr>
-            <w:r>
-              <w:rPr>
-                <w:sz w:val="15"/>
-                <w:szCs w:val="15"/>
-              </w:rPr>
-              <w:t xml:space="preserve">Randomized trial (blocked by teacher)</w:t>
-            </w:r>
-          </w:p>
-        </w:tc>
-        <w:tc>
-          <w:tcPr>
-            <w:tcW w:w="1000" w:type="dxa"/>
-          </w:tcPr>
-          <w:p>
-            <w:pPr>
-              <w:pStyle w:val="MDPI42tablebody"/>
-              <w:spacing w:line="220" w:lineRule="atLeast"/>
-              <w:jc w:val="left"/>
-            </w:pPr>
-            <w:r>
-              <w:rPr>
-                <w:sz w:val="15"/>
-                <w:szCs w:val="15"/>
-              </w:rPr>
-              <w:t xml:space="preserve">31</w:t>
-            </w:r>
-          </w:p>
-        </w:tc>
-        <w:tc>
-          <w:tcPr>
-            <w:tcW w:w="1850" w:type="dxa"/>
-          </w:tcPr>
-          <w:p>
-            <w:pPr>
-              <w:pStyle w:val="MDPI42tablebody"/>
-              <w:spacing w:line="220" w:lineRule="atLeast"/>
-              <w:jc w:val="left"/>
-            </w:pPr>
-            <w:r>
-              <w:rPr>
-                <w:sz w:val="15"/>
-                <w:szCs w:val="15"/>
-              </w:rPr>
               <w:t xml:space="preserve">Developmental disabilities, AAC users; K–8</w:t>
             </w:r>
           </w:p>
         </w:tc>
         <w:tc>
           <w:tcPr>
-            <w:tcW w:w="2766" w:type="dxa"/>
+            <w:tcW w:w="2546" w:type="dxa"/>
           </w:tcPr>
           <w:p>
             <w:pPr>
@@ -1019,7 +1043,7 @@
         </w:tc>
         <w:tc>
           <w:tcPr>
-            <w:tcW w:w="650" w:type="dxa"/>
+            <w:tcW w:w="600" w:type="dxa"/>
           </w:tcPr>
           <w:p>
             <w:pPr>
@@ -1038,6 +1062,25 @@
         </w:tc>
         <w:tc>
           <w:tcPr>
+            <w:tcW w:w="750" w:type="dxa"/>
+          </w:tcPr>
+          <w:p>
+            <w:pPr>
+              <w:pStyle w:val="MDPI42tablebody"/>
+              <w:spacing w:line="220" w:lineRule="atLeast"/>
+              <w:jc w:val="left"/>
+            </w:pPr>
+            <w:r>
+              <w:rPr>
+                <w:sz w:val="15"/>
+                <w:szCs w:val="15"/>
+              </w:rPr>
+              <w:t xml:space="preserve">2/F</w:t>
+            </w:r>
+          </w:p>
+        </w:tc>
+        <w:tc>
+          <w:tcPr>
             <w:tcW w:w="800" w:type="dxa"/>
           </w:tcPr>
           <w:p>
@@ -1051,7 +1094,7 @@
                 <w:sz w:val="15"/>
                 <w:szCs w:val="15"/>
               </w:rPr>
-              <w:t xml:space="preserve">2/F</w:t>
+              <w:t xml:space="preserve">H</w:t>
             </w:r>
           </w:p>
         </w:tc>
@@ -1062,6 +1105,63 @@
         </w:trPr>
         <w:tc>
           <w:tcPr>
+            <w:tcW w:w="1560" w:type="dxa"/>
+          </w:tcPr>
+          <w:p>
+            <w:pPr>
+              <w:pStyle w:val="MDPI42tablebody"/>
+              <w:spacing w:line="220" w:lineRule="atLeast"/>
+              <w:jc w:val="left"/>
+            </w:pPr>
+            <w:r>
+              <w:rPr>
+                <w:sz w:val="15"/>
+                <w:szCs w:val="15"/>
+              </w:rPr>
+              <w:t xml:space="preserve">Bhola, 2022</w:t>
+            </w:r>
+          </w:p>
+        </w:tc>
+        <w:tc>
+          <w:tcPr>
+            <w:tcW w:w="1560" w:type="dxa"/>
+          </w:tcPr>
+          <w:p>
+            <w:pPr>
+              <w:pStyle w:val="MDPI42tablebody"/>
+              <w:spacing w:line="220" w:lineRule="atLeast"/>
+              <w:jc w:val="left"/>
+            </w:pPr>
+            <w:r>
+              <w:rPr>
+                <w:sz w:val="15"/>
+                <w:szCs w:val="15"/>
+              </w:rPr>
+              <w:t xml:space="preserve">Randomized pre–post (as reported)</w:t>
+            </w:r>
+          </w:p>
+        </w:tc>
+        <w:tc>
+          <w:tcPr>
+            <w:tcW w:w="950" w:type="dxa"/>
+          </w:tcPr>
+          <w:p>
+            <w:pPr>
+              <w:pStyle w:val="MDPI42tablebody"/>
+              <w:spacing w:line="220" w:lineRule="atLeast"/>
+              <w:jc w:val="left"/>
+            </w:pPr>
+            <w:r>
+              <w:rPr>
+                <w:sz w:val="15"/>
+                <w:szCs w:val="15"/>
+              </w:rPr>
+              <w:t xml:space="preserve">20</w:t>
+            </w:r>
+          </w:p>
+        </w:tc>
+        <w:tc>
+          <w:tcPr>
             <w:tcW w:w="1700" w:type="dxa"/>
           </w:tcPr>
           <w:p>
@@ -1075,70 +1175,13 @@
                 <w:sz w:val="15"/>
                 <w:szCs w:val="15"/>
               </w:rPr>
-              <w:t xml:space="preserve">Bhola, 2022</w:t>
-            </w:r>
-          </w:p>
-        </w:tc>
-        <w:tc>
-          <w:tcPr>
-            <w:tcW w:w="1700" w:type="dxa"/>
-          </w:tcPr>
-          <w:p>
-            <w:pPr>
-              <w:pStyle w:val="MDPI42tablebody"/>
-              <w:spacing w:line="220" w:lineRule="atLeast"/>
-              <w:jc w:val="left"/>
-            </w:pPr>
-            <w:r>
-              <w:rPr>
-                <w:sz w:val="15"/>
-                <w:szCs w:val="15"/>
-              </w:rPr>
-              <w:t xml:space="preserve">Randomized pre–post (as reported)</w:t>
-            </w:r>
-          </w:p>
-        </w:tc>
-        <w:tc>
-          <w:tcPr>
-            <w:tcW w:w="1000" w:type="dxa"/>
-          </w:tcPr>
-          <w:p>
-            <w:pPr>
-              <w:pStyle w:val="MDPI42tablebody"/>
-              <w:spacing w:line="220" w:lineRule="atLeast"/>
-              <w:jc w:val="left"/>
-            </w:pPr>
-            <w:r>
-              <w:rPr>
-                <w:sz w:val="15"/>
-                <w:szCs w:val="15"/>
-              </w:rPr>
-              <w:t xml:space="preserve">20</w:t>
-            </w:r>
-          </w:p>
-        </w:tc>
-        <w:tc>
-          <w:tcPr>
-            <w:tcW w:w="1850" w:type="dxa"/>
-          </w:tcPr>
-          <w:p>
-            <w:pPr>
-              <w:pStyle w:val="MDPI42tablebody"/>
-              <w:spacing w:line="220" w:lineRule="atLeast"/>
-              <w:jc w:val="left"/>
-            </w:pPr>
-            <w:r>
-              <w:rPr>
-                <w:sz w:val="15"/>
-                <w:szCs w:val="15"/>
-              </w:rPr>
               <w:t xml:space="preserve">Dyslexia; 6–12 y</w:t>
             </w:r>
           </w:p>
         </w:tc>
         <w:tc>
           <w:tcPr>
-            <w:tcW w:w="2766" w:type="dxa"/>
+            <w:tcW w:w="2546" w:type="dxa"/>
           </w:tcPr>
           <w:p>
             <w:pPr>
@@ -1157,7 +1200,7 @@
         </w:tc>
         <w:tc>
           <w:tcPr>
-            <w:tcW w:w="650" w:type="dxa"/>
+            <w:tcW w:w="600" w:type="dxa"/>
           </w:tcPr>
           <w:p>
             <w:pPr>
@@ -1176,6 +1219,25 @@
         </w:tc>
         <w:tc>
           <w:tcPr>
+            <w:tcW w:w="750" w:type="dxa"/>
+          </w:tcPr>
+          <w:p>
+            <w:pPr>
+              <w:pStyle w:val="MDPI42tablebody"/>
+              <w:spacing w:line="220" w:lineRule="atLeast"/>
+              <w:jc w:val="left"/>
+            </w:pPr>
+            <w:r>
+              <w:rPr>
+                <w:sz w:val="15"/>
+                <w:szCs w:val="15"/>
+              </w:rPr>
+              <w:t xml:space="preserve">1/F</w:t>
+            </w:r>
+          </w:p>
+        </w:tc>
+        <w:tc>
+          <w:tcPr>
             <w:tcW w:w="800" w:type="dxa"/>
           </w:tcPr>
           <w:p>
@@ -1189,7 +1251,7 @@
                 <w:sz w:val="15"/>
                 <w:szCs w:val="15"/>
               </w:rPr>
-              <w:t xml:space="preserve">1/F</w:t>
+              <w:t xml:space="preserve">H</w:t>
             </w:r>
           </w:p>
         </w:tc>
@@ -1200,6 +1262,63 @@
         </w:trPr>
         <w:tc>
           <w:tcPr>
+            <w:tcW w:w="1560" w:type="dxa"/>
+          </w:tcPr>
+          <w:p>
+            <w:pPr>
+              <w:pStyle w:val="MDPI42tablebody"/>
+              <w:spacing w:line="220" w:lineRule="atLeast"/>
+              <w:jc w:val="left"/>
+            </w:pPr>
+            <w:r>
+              <w:rPr>
+                <w:sz w:val="15"/>
+                <w:szCs w:val="15"/>
+              </w:rPr>
+              <w:t xml:space="preserve">Camardese et al., 2014</w:t>
+            </w:r>
+          </w:p>
+        </w:tc>
+        <w:tc>
+          <w:tcPr>
+            <w:tcW w:w="1560" w:type="dxa"/>
+          </w:tcPr>
+          <w:p>
+            <w:pPr>
+              <w:pStyle w:val="MDPI42tablebody"/>
+              <w:spacing w:line="220" w:lineRule="atLeast"/>
+              <w:jc w:val="left"/>
+            </w:pPr>
+            <w:r>
+              <w:rPr>
+                <w:sz w:val="15"/>
+                <w:szCs w:val="15"/>
+              </w:rPr>
+              <w:t xml:space="preserve">Randomized group comparison</w:t>
+            </w:r>
+          </w:p>
+        </w:tc>
+        <w:tc>
+          <w:tcPr>
+            <w:tcW w:w="950" w:type="dxa"/>
+          </w:tcPr>
+          <w:p>
+            <w:pPr>
+              <w:pStyle w:val="MDPI42tablebody"/>
+              <w:spacing w:line="220" w:lineRule="atLeast"/>
+              <w:jc w:val="left"/>
+            </w:pPr>
+            <w:r>
+              <w:rPr>
+                <w:sz w:val="15"/>
+                <w:szCs w:val="15"/>
+              </w:rPr>
+              <w:t xml:space="preserve">60</w:t>
+            </w:r>
+          </w:p>
+        </w:tc>
+        <w:tc>
+          <w:tcPr>
             <w:tcW w:w="1700" w:type="dxa"/>
           </w:tcPr>
           <w:p>
@@ -1213,70 +1332,13 @@
                 <w:sz w:val="15"/>
                 <w:szCs w:val="15"/>
               </w:rPr>
-              <w:t xml:space="preserve">Camardese et al., 2014</w:t>
-            </w:r>
-          </w:p>
-        </w:tc>
-        <w:tc>
-          <w:tcPr>
-            <w:tcW w:w="1700" w:type="dxa"/>
-          </w:tcPr>
-          <w:p>
-            <w:pPr>
-              <w:pStyle w:val="MDPI42tablebody"/>
-              <w:spacing w:line="220" w:lineRule="atLeast"/>
-              <w:jc w:val="left"/>
-            </w:pPr>
-            <w:r>
-              <w:rPr>
-                <w:sz w:val="15"/>
-                <w:szCs w:val="15"/>
-              </w:rPr>
-              <w:t xml:space="preserve">Randomized group comparison</w:t>
-            </w:r>
-          </w:p>
-        </w:tc>
-        <w:tc>
-          <w:tcPr>
-            <w:tcW w:w="1000" w:type="dxa"/>
-          </w:tcPr>
-          <w:p>
-            <w:pPr>
-              <w:pStyle w:val="MDPI42tablebody"/>
-              <w:spacing w:line="220" w:lineRule="atLeast"/>
-              <w:jc w:val="left"/>
-            </w:pPr>
-            <w:r>
-              <w:rPr>
-                <w:sz w:val="15"/>
-                <w:szCs w:val="15"/>
-              </w:rPr>
-              <w:t xml:space="preserve">60</w:t>
-            </w:r>
-          </w:p>
-        </w:tc>
-        <w:tc>
-          <w:tcPr>
-            <w:tcW w:w="1850" w:type="dxa"/>
-          </w:tcPr>
-          <w:p>
-            <w:pPr>
-              <w:pStyle w:val="MDPI42tablebody"/>
-              <w:spacing w:line="220" w:lineRule="atLeast"/>
-              <w:jc w:val="left"/>
-            </w:pPr>
-            <w:r>
-              <w:rPr>
-                <w:sz w:val="15"/>
-                <w:szCs w:val="15"/>
-              </w:rPr>
               <w:t xml:space="preserve">IEP reading goals; grades 5–8</w:t>
             </w:r>
           </w:p>
         </w:tc>
         <w:tc>
           <w:tcPr>
-            <w:tcW w:w="2766" w:type="dxa"/>
+            <w:tcW w:w="2546" w:type="dxa"/>
           </w:tcPr>
           <w:p>
             <w:pPr>
@@ -1295,7 +1357,7 @@
         </w:tc>
         <w:tc>
           <w:tcPr>
-            <w:tcW w:w="650" w:type="dxa"/>
+            <w:tcW w:w="600" w:type="dxa"/>
           </w:tcPr>
           <w:p>
             <w:pPr>
@@ -1314,6 +1376,25 @@
         </w:tc>
         <w:tc>
           <w:tcPr>
+            <w:tcW w:w="750" w:type="dxa"/>
+          </w:tcPr>
+          <w:p>
+            <w:pPr>
+              <w:pStyle w:val="MDPI42tablebody"/>
+              <w:spacing w:line="220" w:lineRule="atLeast"/>
+              <w:jc w:val="left"/>
+            </w:pPr>
+            <w:r>
+              <w:rPr>
+                <w:sz w:val="15"/>
+                <w:szCs w:val="15"/>
+              </w:rPr>
+              <w:t xml:space="preserve">2/F</w:t>
+            </w:r>
+          </w:p>
+        </w:tc>
+        <w:tc>
+          <w:tcPr>
             <w:tcW w:w="800" w:type="dxa"/>
           </w:tcPr>
           <w:p>
@@ -1327,7 +1408,7 @@
                 <w:sz w:val="15"/>
                 <w:szCs w:val="15"/>
               </w:rPr>
-              <w:t xml:space="preserve">2/F</w:t>
+              <w:t xml:space="preserve">H</w:t>
             </w:r>
           </w:p>
         </w:tc>
@@ -1338,6 +1419,63 @@
         </w:trPr>
         <w:tc>
           <w:tcPr>
+            <w:tcW w:w="1560" w:type="dxa"/>
+          </w:tcPr>
+          <w:p>
+            <w:pPr>
+              <w:pStyle w:val="MDPI42tablebody"/>
+              <w:spacing w:line="220" w:lineRule="atLeast"/>
+              <w:jc w:val="left"/>
+            </w:pPr>
+            <w:r>
+              <w:rPr>
+                <w:sz w:val="15"/>
+                <w:szCs w:val="15"/>
+              </w:rPr>
+              <w:t xml:space="preserve">Staels &amp; Van den Broeck, 2015</w:t>
+            </w:r>
+          </w:p>
+        </w:tc>
+        <w:tc>
+          <w:tcPr>
+            <w:tcW w:w="1560" w:type="dxa"/>
+          </w:tcPr>
+          <w:p>
+            <w:pPr>
+              <w:pStyle w:val="MDPI42tablebody"/>
+              <w:spacing w:line="220" w:lineRule="atLeast"/>
+              <w:jc w:val="left"/>
+            </w:pPr>
+            <w:r>
+              <w:rPr>
+                <w:sz w:val="15"/>
+                <w:szCs w:val="15"/>
+              </w:rPr>
+              <w:t xml:space="preserve">Randomized 2 × 2 factorial</w:t>
+            </w:r>
+          </w:p>
+        </w:tc>
+        <w:tc>
+          <w:tcPr>
+            <w:tcW w:w="950" w:type="dxa"/>
+          </w:tcPr>
+          <w:p>
+            <w:pPr>
+              <w:pStyle w:val="MDPI42tablebody"/>
+              <w:spacing w:line="220" w:lineRule="atLeast"/>
+              <w:jc w:val="left"/>
+            </w:pPr>
+            <w:r>
+              <w:rPr>
+                <w:sz w:val="15"/>
+                <w:szCs w:val="15"/>
+              </w:rPr>
+              <w:t xml:space="preserve">65</w:t>
+            </w:r>
+          </w:p>
+        </w:tc>
+        <w:tc>
+          <w:tcPr>
             <w:tcW w:w="1700" w:type="dxa"/>
           </w:tcPr>
           <w:p>
@@ -1351,70 +1489,13 @@
                 <w:sz w:val="15"/>
                 <w:szCs w:val="15"/>
               </w:rPr>
-              <w:t xml:space="preserve">Staels &amp; Van den Broeck, 2015</w:t>
-            </w:r>
-          </w:p>
-        </w:tc>
-        <w:tc>
-          <w:tcPr>
-            <w:tcW w:w="1700" w:type="dxa"/>
-          </w:tcPr>
-          <w:p>
-            <w:pPr>
-              <w:pStyle w:val="MDPI42tablebody"/>
-              <w:spacing w:line="220" w:lineRule="atLeast"/>
-              <w:jc w:val="left"/>
-            </w:pPr>
-            <w:r>
-              <w:rPr>
-                <w:sz w:val="15"/>
-                <w:szCs w:val="15"/>
-              </w:rPr>
-              <w:t xml:space="preserve">Randomized 2 × 2 factorial</w:t>
-            </w:r>
-          </w:p>
-        </w:tc>
-        <w:tc>
-          <w:tcPr>
-            <w:tcW w:w="1000" w:type="dxa"/>
-          </w:tcPr>
-          <w:p>
-            <w:pPr>
-              <w:pStyle w:val="MDPI42tablebody"/>
-              <w:spacing w:line="220" w:lineRule="atLeast"/>
-              <w:jc w:val="left"/>
-            </w:pPr>
-            <w:r>
-              <w:rPr>
-                <w:sz w:val="15"/>
-                <w:szCs w:val="15"/>
-              </w:rPr>
-              <w:t xml:space="preserve">65</w:t>
-            </w:r>
-          </w:p>
-        </w:tc>
-        <w:tc>
-          <w:tcPr>
-            <w:tcW w:w="1850" w:type="dxa"/>
-          </w:tcPr>
-          <w:p>
-            <w:pPr>
-              <w:pStyle w:val="MDPI42tablebody"/>
-              <w:spacing w:line="220" w:lineRule="atLeast"/>
-              <w:jc w:val="left"/>
-            </w:pPr>
-            <w:r>
-              <w:rPr>
-                <w:sz w:val="15"/>
-                <w:szCs w:val="15"/>
-              </w:rPr>
               <w:t xml:space="preserve">Dyslexia or reading difficulty below threshold; grades 4–5</w:t>
             </w:r>
           </w:p>
         </w:tc>
         <w:tc>
           <w:tcPr>
-            <w:tcW w:w="2766" w:type="dxa"/>
+            <w:tcW w:w="2546" w:type="dxa"/>
           </w:tcPr>
           <w:p>
             <w:pPr>
@@ -1433,7 +1514,7 @@
         </w:tc>
         <w:tc>
           <w:tcPr>
-            <w:tcW w:w="650" w:type="dxa"/>
+            <w:tcW w:w="600" w:type="dxa"/>
           </w:tcPr>
           <w:p>
             <w:pPr>
@@ -1452,6 +1533,25 @@
         </w:tc>
         <w:tc>
           <w:tcPr>
+            <w:tcW w:w="750" w:type="dxa"/>
+          </w:tcPr>
+          <w:p>
+            <w:pPr>
+              <w:pStyle w:val="MDPI42tablebody"/>
+              <w:spacing w:line="220" w:lineRule="atLeast"/>
+              <w:jc w:val="left"/>
+            </w:pPr>
+            <w:r>
+              <w:rPr>
+                <w:sz w:val="15"/>
+                <w:szCs w:val="15"/>
+              </w:rPr>
+              <w:t xml:space="preserve">2/F</w:t>
+            </w:r>
+          </w:p>
+        </w:tc>
+        <w:tc>
+          <w:tcPr>
             <w:tcW w:w="800" w:type="dxa"/>
           </w:tcPr>
           <w:p>
@@ -1465,7 +1565,7 @@
                 <w:sz w:val="15"/>
                 <w:szCs w:val="15"/>
               </w:rPr>
-              <w:t xml:space="preserve">2/F</w:t>
+              <w:t xml:space="preserve">SC</w:t>
             </w:r>
           </w:p>
         </w:tc>
@@ -1477,7 +1577,7 @@
         <w:tc>
           <w:tcPr>
             <w:tcW w:w="10466" w:type="dxa"/>
-            <w:gridSpan w:val="7"/>
+            <w:gridSpan w:val="8"/>
             <w:shd w:val="clear" w:color="auto" w:fill="EDEDED"/>
           </w:tcPr>
           <w:p>
@@ -1519,6 +1619,63 @@
         </w:trPr>
         <w:tc>
           <w:tcPr>
+            <w:tcW w:w="1560" w:type="dxa"/>
+          </w:tcPr>
+          <w:p>
+            <w:pPr>
+              <w:pStyle w:val="MDPI42tablebody"/>
+              <w:spacing w:line="220" w:lineRule="atLeast"/>
+              <w:jc w:val="left"/>
+            </w:pPr>
+            <w:r>
+              <w:rPr>
+                <w:sz w:val="15"/>
+                <w:szCs w:val="15"/>
+              </w:rPr>
+              <w:t xml:space="preserve">Ebajay &amp; Malabo, 2026</w:t>
+            </w:r>
+          </w:p>
+        </w:tc>
+        <w:tc>
+          <w:tcPr>
+            <w:tcW w:w="1560" w:type="dxa"/>
+          </w:tcPr>
+          <w:p>
+            <w:pPr>
+              <w:pStyle w:val="MDPI42tablebody"/>
+              <w:spacing w:line="220" w:lineRule="atLeast"/>
+              <w:jc w:val="left"/>
+            </w:pPr>
+            <w:r>
+              <w:rPr>
+                <w:sz w:val="15"/>
+                <w:szCs w:val="15"/>
+              </w:rPr>
+              <w:t xml:space="preserve">Nonequivalent matched groups, pre–post</w:t>
+            </w:r>
+          </w:p>
+        </w:tc>
+        <w:tc>
+          <w:tcPr>
+            <w:tcW w:w="950" w:type="dxa"/>
+          </w:tcPr>
+          <w:p>
+            <w:pPr>
+              <w:pStyle w:val="MDPI42tablebody"/>
+              <w:spacing w:line="220" w:lineRule="atLeast"/>
+              <w:jc w:val="left"/>
+            </w:pPr>
+            <w:r>
+              <w:rPr>
+                <w:sz w:val="15"/>
+                <w:szCs w:val="15"/>
+              </w:rPr>
+              <w:t xml:space="preserve">20</w:t>
+            </w:r>
+          </w:p>
+        </w:tc>
+        <w:tc>
+          <w:tcPr>
             <w:tcW w:w="1700" w:type="dxa"/>
           </w:tcPr>
           <w:p>
@@ -1532,70 +1689,13 @@
                 <w:sz w:val="15"/>
                 <w:szCs w:val="15"/>
               </w:rPr>
-              <w:t xml:space="preserve">Ebajay &amp; Malabo, 2026</w:t>
-            </w:r>
-          </w:p>
-        </w:tc>
-        <w:tc>
-          <w:tcPr>
-            <w:tcW w:w="1700" w:type="dxa"/>
-          </w:tcPr>
-          <w:p>
-            <w:pPr>
-              <w:pStyle w:val="MDPI42tablebody"/>
-              <w:spacing w:line="220" w:lineRule="atLeast"/>
-              <w:jc w:val="left"/>
-            </w:pPr>
-            <w:r>
-              <w:rPr>
-                <w:sz w:val="15"/>
-                <w:szCs w:val="15"/>
-              </w:rPr>
-              <w:t xml:space="preserve">Nonequivalent matched groups, pre–post</w:t>
-            </w:r>
-          </w:p>
-        </w:tc>
-        <w:tc>
-          <w:tcPr>
-            <w:tcW w:w="1000" w:type="dxa"/>
-          </w:tcPr>
-          <w:p>
-            <w:pPr>
-              <w:pStyle w:val="MDPI42tablebody"/>
-              <w:spacing w:line="220" w:lineRule="atLeast"/>
-              <w:jc w:val="left"/>
-            </w:pPr>
-            <w:r>
-              <w:rPr>
-                <w:sz w:val="15"/>
-                <w:szCs w:val="15"/>
-              </w:rPr>
-              <w:t xml:space="preserve">20</w:t>
-            </w:r>
-          </w:p>
-        </w:tc>
-        <w:tc>
-          <w:tcPr>
-            <w:tcW w:w="1850" w:type="dxa"/>
-          </w:tcPr>
-          <w:p>
-            <w:pPr>
-              <w:pStyle w:val="MDPI42tablebody"/>
-              <w:spacing w:line="220" w:lineRule="atLeast"/>
-              <w:jc w:val="left"/>
-            </w:pPr>
-            <w:r>
-              <w:rPr>
-                <w:sz w:val="15"/>
-                <w:szCs w:val="15"/>
-              </w:rPr>
               <w:t xml:space="preserve">Specific learning disabilities; grades 1–5</w:t>
             </w:r>
           </w:p>
         </w:tc>
         <w:tc>
           <w:tcPr>
-            <w:tcW w:w="2766" w:type="dxa"/>
+            <w:tcW w:w="2546" w:type="dxa"/>
           </w:tcPr>
           <w:p>
             <w:pPr>
@@ -1614,7 +1714,7 @@
         </w:tc>
         <w:tc>
           <w:tcPr>
-            <w:tcW w:w="650" w:type="dxa"/>
+            <w:tcW w:w="600" w:type="dxa"/>
           </w:tcPr>
           <w:p>
             <w:pPr>
@@ -1633,6 +1733,25 @@
         </w:tc>
         <w:tc>
           <w:tcPr>
+            <w:tcW w:w="750" w:type="dxa"/>
+          </w:tcPr>
+          <w:p>
+            <w:pPr>
+              <w:pStyle w:val="MDPI42tablebody"/>
+              <w:spacing w:line="220" w:lineRule="atLeast"/>
+              <w:jc w:val="left"/>
+            </w:pPr>
+            <w:r>
+              <w:rPr>
+                <w:sz w:val="15"/>
+                <w:szCs w:val="15"/>
+              </w:rPr>
+              <w:t xml:space="preserve">1/L</w:t>
+            </w:r>
+          </w:p>
+        </w:tc>
+        <w:tc>
+          <w:tcPr>
             <w:tcW w:w="800" w:type="dxa"/>
           </w:tcPr>
           <w:p>
@@ -1646,7 +1765,7 @@
                 <w:sz w:val="15"/>
                 <w:szCs w:val="15"/>
               </w:rPr>
-              <w:t xml:space="preserve">1/L</w:t>
+              <w:t xml:space="preserve">Ser</w:t>
             </w:r>
           </w:p>
         </w:tc>
@@ -1657,6 +1776,63 @@
         </w:trPr>
         <w:tc>
           <w:tcPr>
+            <w:tcW w:w="1560" w:type="dxa"/>
+          </w:tcPr>
+          <w:p>
+            <w:pPr>
+              <w:pStyle w:val="MDPI42tablebody"/>
+              <w:spacing w:line="220" w:lineRule="atLeast"/>
+              <w:jc w:val="left"/>
+            </w:pPr>
+            <w:r>
+              <w:rPr>
+                <w:sz w:val="15"/>
+                <w:szCs w:val="15"/>
+              </w:rPr>
+              <w:t xml:space="preserve">Flütsch Keravec et al., 2026</w:t>
+            </w:r>
+          </w:p>
+        </w:tc>
+        <w:tc>
+          <w:tcPr>
+            <w:tcW w:w="1560" w:type="dxa"/>
+          </w:tcPr>
+          <w:p>
+            <w:pPr>
+              <w:pStyle w:val="MDPI42tablebody"/>
+              <w:spacing w:line="220" w:lineRule="atLeast"/>
+              <w:jc w:val="left"/>
+            </w:pPr>
+            <w:r>
+              <w:rPr>
+                <w:sz w:val="15"/>
+                <w:szCs w:val="15"/>
+              </w:rPr>
+              <w:t xml:space="preserve">Nonrandomized three-group pre–post + paired modality comparison</w:t>
+            </w:r>
+          </w:p>
+        </w:tc>
+        <w:tc>
+          <w:tcPr>
+            <w:tcW w:w="950" w:type="dxa"/>
+          </w:tcPr>
+          <w:p>
+            <w:pPr>
+              <w:pStyle w:val="MDPI42tablebody"/>
+              <w:spacing w:line="220" w:lineRule="atLeast"/>
+              <w:jc w:val="left"/>
+            </w:pPr>
+            <w:r>
+              <w:rPr>
+                <w:sz w:val="15"/>
+                <w:szCs w:val="15"/>
+              </w:rPr>
+              <w:t xml:space="preserve">107 analyzed</w:t>
+            </w:r>
+          </w:p>
+        </w:tc>
+        <w:tc>
+          <w:tcPr>
             <w:tcW w:w="1700" w:type="dxa"/>
           </w:tcPr>
           <w:p>
@@ -1670,70 +1846,13 @@
                 <w:sz w:val="15"/>
                 <w:szCs w:val="15"/>
               </w:rPr>
-              <w:t xml:space="preserve">Flütsch Keravec et al., 2026</w:t>
-            </w:r>
-          </w:p>
-        </w:tc>
-        <w:tc>
-          <w:tcPr>
-            <w:tcW w:w="1700" w:type="dxa"/>
-          </w:tcPr>
-          <w:p>
-            <w:pPr>
-              <w:pStyle w:val="MDPI42tablebody"/>
-              <w:spacing w:line="220" w:lineRule="atLeast"/>
-              <w:jc w:val="left"/>
-            </w:pPr>
-            <w:r>
-              <w:rPr>
-                <w:sz w:val="15"/>
-                <w:szCs w:val="15"/>
-              </w:rPr>
-              <w:t xml:space="preserve">Nonrandomized three-group pre–post + paired modality comparison</w:t>
-            </w:r>
-          </w:p>
-        </w:tc>
-        <w:tc>
-          <w:tcPr>
-            <w:tcW w:w="1000" w:type="dxa"/>
-          </w:tcPr>
-          <w:p>
-            <w:pPr>
-              <w:pStyle w:val="MDPI42tablebody"/>
-              <w:spacing w:line="220" w:lineRule="atLeast"/>
-              <w:jc w:val="left"/>
-            </w:pPr>
-            <w:r>
-              <w:rPr>
-                <w:sz w:val="15"/>
-                <w:szCs w:val="15"/>
-              </w:rPr>
-              <w:t xml:space="preserve">107 analyzed</w:t>
-            </w:r>
-          </w:p>
-        </w:tc>
-        <w:tc>
-          <w:tcPr>
-            <w:tcW w:w="1850" w:type="dxa"/>
-          </w:tcPr>
-          <w:p>
-            <w:pPr>
-              <w:pStyle w:val="MDPI42tablebody"/>
-              <w:spacing w:line="220" w:lineRule="atLeast"/>
-              <w:jc w:val="left"/>
-            </w:pPr>
-            <w:r>
-              <w:rPr>
-                <w:sz w:val="15"/>
-                <w:szCs w:val="15"/>
-              </w:rPr>
               <w:t xml:space="preserve">Dyslexia; grade 5</w:t>
             </w:r>
           </w:p>
         </w:tc>
         <w:tc>
           <w:tcPr>
-            <w:tcW w:w="2766" w:type="dxa"/>
+            <w:tcW w:w="2546" w:type="dxa"/>
           </w:tcPr>
           <w:p>
             <w:pPr>
@@ -1752,7 +1871,7 @@
         </w:tc>
         <w:tc>
           <w:tcPr>
-            <w:tcW w:w="650" w:type="dxa"/>
+            <w:tcW w:w="600" w:type="dxa"/>
           </w:tcPr>
           <w:p>
             <w:pPr>
@@ -1771,6 +1890,25 @@
         </w:tc>
         <w:tc>
           <w:tcPr>
+            <w:tcW w:w="750" w:type="dxa"/>
+          </w:tcPr>
+          <w:p>
+            <w:pPr>
+              <w:pStyle w:val="MDPI42tablebody"/>
+              <w:spacing w:line="220" w:lineRule="atLeast"/>
+              <w:jc w:val="left"/>
+            </w:pPr>
+            <w:r>
+              <w:rPr>
+                <w:sz w:val="15"/>
+                <w:szCs w:val="15"/>
+              </w:rPr>
+              <w:t xml:space="preserve">2/F</w:t>
+            </w:r>
+          </w:p>
+        </w:tc>
+        <w:tc>
+          <w:tcPr>
             <w:tcW w:w="800" w:type="dxa"/>
           </w:tcPr>
           <w:p>
@@ -1784,7 +1922,7 @@
                 <w:sz w:val="15"/>
                 <w:szCs w:val="15"/>
               </w:rPr>
-              <w:t xml:space="preserve">2/F</w:t>
+              <w:t xml:space="preserve">Ser</w:t>
             </w:r>
           </w:p>
         </w:tc>
@@ -1795,6 +1933,63 @@
         </w:trPr>
         <w:tc>
           <w:tcPr>
+            <w:tcW w:w="1560" w:type="dxa"/>
+          </w:tcPr>
+          <w:p>
+            <w:pPr>
+              <w:pStyle w:val="MDPI42tablebody"/>
+              <w:spacing w:line="220" w:lineRule="atLeast"/>
+              <w:jc w:val="left"/>
+            </w:pPr>
+            <w:r>
+              <w:rPr>
+                <w:sz w:val="15"/>
+                <w:szCs w:val="15"/>
+              </w:rPr>
+              <w:t xml:space="preserve">Higgins &amp; Raskind, 2000</w:t>
+            </w:r>
+          </w:p>
+        </w:tc>
+        <w:tc>
+          <w:tcPr>
+            <w:tcW w:w="1560" w:type="dxa"/>
+          </w:tcPr>
+          <w:p>
+            <w:pPr>
+              <w:pStyle w:val="MDPI42tablebody"/>
+              <w:spacing w:line="220" w:lineRule="atLeast"/>
+              <w:jc w:val="left"/>
+            </w:pPr>
+            <w:r>
+              <w:rPr>
+                <w:sz w:val="15"/>
+                <w:szCs w:val="15"/>
+              </w:rPr>
+              <w:t xml:space="preserve">Nonrandomized three-group comparison</w:t>
+            </w:r>
+          </w:p>
+        </w:tc>
+        <w:tc>
+          <w:tcPr>
+            <w:tcW w:w="950" w:type="dxa"/>
+          </w:tcPr>
+          <w:p>
+            <w:pPr>
+              <w:pStyle w:val="MDPI42tablebody"/>
+              <w:spacing w:line="220" w:lineRule="atLeast"/>
+              <w:jc w:val="left"/>
+            </w:pPr>
+            <w:r>
+              <w:rPr>
+                <w:sz w:val="15"/>
+                <w:szCs w:val="15"/>
+              </w:rPr>
+              <w:t xml:space="preserve">52 (39 shared)</w:t>
+            </w:r>
+          </w:p>
+        </w:tc>
+        <w:tc>
+          <w:tcPr>
             <w:tcW w:w="1700" w:type="dxa"/>
           </w:tcPr>
           <w:p>
@@ -1808,70 +2003,13 @@
                 <w:sz w:val="15"/>
                 <w:szCs w:val="15"/>
               </w:rPr>
-              <w:t xml:space="preserve">Higgins &amp; Raskind, 2000</w:t>
-            </w:r>
-          </w:p>
-        </w:tc>
-        <w:tc>
-          <w:tcPr>
-            <w:tcW w:w="1700" w:type="dxa"/>
-          </w:tcPr>
-          <w:p>
-            <w:pPr>
-              <w:pStyle w:val="MDPI42tablebody"/>
-              <w:spacing w:line="220" w:lineRule="atLeast"/>
-              <w:jc w:val="left"/>
-            </w:pPr>
-            <w:r>
-              <w:rPr>
-                <w:sz w:val="15"/>
-                <w:szCs w:val="15"/>
-              </w:rPr>
-              <w:t xml:space="preserve">Nonrandomized three-group comparison</w:t>
-            </w:r>
-          </w:p>
-        </w:tc>
-        <w:tc>
-          <w:tcPr>
-            <w:tcW w:w="1000" w:type="dxa"/>
-          </w:tcPr>
-          <w:p>
-            <w:pPr>
-              <w:pStyle w:val="MDPI42tablebody"/>
-              <w:spacing w:line="220" w:lineRule="atLeast"/>
-              <w:jc w:val="left"/>
-            </w:pPr>
-            <w:r>
-              <w:rPr>
-                <w:sz w:val="15"/>
-                <w:szCs w:val="15"/>
-              </w:rPr>
-              <w:t xml:space="preserve">52 (39 shared)</w:t>
-            </w:r>
-          </w:p>
-        </w:tc>
-        <w:tc>
-          <w:tcPr>
-            <w:tcW w:w="1850" w:type="dxa"/>
-          </w:tcPr>
-          <w:p>
-            <w:pPr>
-              <w:pStyle w:val="MDPI42tablebody"/>
-              <w:spacing w:line="220" w:lineRule="atLeast"/>
-              <w:jc w:val="left"/>
-            </w:pPr>
-            <w:r>
-              <w:rPr>
-                <w:sz w:val="15"/>
-                <w:szCs w:val="15"/>
-              </w:rPr>
               <w:t xml:space="preserve">Learning disabilities; 9–18 y</w:t>
             </w:r>
           </w:p>
         </w:tc>
         <w:tc>
           <w:tcPr>
-            <w:tcW w:w="2766" w:type="dxa"/>
+            <w:tcW w:w="2546" w:type="dxa"/>
           </w:tcPr>
           <w:p>
             <w:pPr>
@@ -1890,7 +2028,7 @@
         </w:tc>
         <w:tc>
           <w:tcPr>
-            <w:tcW w:w="650" w:type="dxa"/>
+            <w:tcW w:w="600" w:type="dxa"/>
           </w:tcPr>
           <w:p>
             <w:pPr>
@@ -1909,6 +2047,25 @@
         </w:tc>
         <w:tc>
           <w:tcPr>
+            <w:tcW w:w="750" w:type="dxa"/>
+          </w:tcPr>
+          <w:p>
+            <w:pPr>
+              <w:pStyle w:val="MDPI42tablebody"/>
+              <w:spacing w:line="220" w:lineRule="atLeast"/>
+              <w:jc w:val="left"/>
+            </w:pPr>
+            <w:r>
+              <w:rPr>
+                <w:sz w:val="15"/>
+                <w:szCs w:val="15"/>
+              </w:rPr>
+              <w:t xml:space="preserve">1/L</w:t>
+            </w:r>
+          </w:p>
+        </w:tc>
+        <w:tc>
+          <w:tcPr>
             <w:tcW w:w="800" w:type="dxa"/>
           </w:tcPr>
           <w:p>
@@ -1922,7 +2079,7 @@
                 <w:sz w:val="15"/>
                 <w:szCs w:val="15"/>
               </w:rPr>
-              <w:t xml:space="preserve">1/L</w:t>
+              <w:t xml:space="preserve">Ser</w:t>
             </w:r>
           </w:p>
         </w:tc>
@@ -1933,6 +2090,63 @@
         </w:trPr>
         <w:tc>
           <w:tcPr>
+            <w:tcW w:w="1560" w:type="dxa"/>
+          </w:tcPr>
+          <w:p>
+            <w:pPr>
+              <w:pStyle w:val="MDPI42tablebody"/>
+              <w:spacing w:line="220" w:lineRule="atLeast"/>
+              <w:jc w:val="left"/>
+            </w:pPr>
+            <w:r>
+              <w:rPr>
+                <w:sz w:val="15"/>
+                <w:szCs w:val="15"/>
+              </w:rPr>
+              <w:t xml:space="preserve">Raskind &amp; Higgins, 1999</w:t>
+            </w:r>
+          </w:p>
+        </w:tc>
+        <w:tc>
+          <w:tcPr>
+            <w:tcW w:w="1560" w:type="dxa"/>
+          </w:tcPr>
+          <w:p>
+            <w:pPr>
+              <w:pStyle w:val="MDPI42tablebody"/>
+              <w:spacing w:line="220" w:lineRule="atLeast"/>
+              <w:jc w:val="left"/>
+            </w:pPr>
+            <w:r>
+              <w:rPr>
+                <w:sz w:val="15"/>
+                <w:szCs w:val="15"/>
+              </w:rPr>
+              <w:t xml:space="preserve">Nonrandomized controlled pre–post</w:t>
+            </w:r>
+          </w:p>
+        </w:tc>
+        <w:tc>
+          <w:tcPr>
+            <w:tcW w:w="950" w:type="dxa"/>
+          </w:tcPr>
+          <w:p>
+            <w:pPr>
+              <w:pStyle w:val="MDPI42tablebody"/>
+              <w:spacing w:line="220" w:lineRule="atLeast"/>
+              <w:jc w:val="left"/>
+            </w:pPr>
+            <w:r>
+              <w:rPr>
+                <w:sz w:val="15"/>
+                <w:szCs w:val="15"/>
+              </w:rPr>
+              <w:t xml:space="preserve">39</w:t>
+            </w:r>
+          </w:p>
+        </w:tc>
+        <w:tc>
+          <w:tcPr>
             <w:tcW w:w="1700" w:type="dxa"/>
           </w:tcPr>
           <w:p>
@@ -1946,70 +2160,13 @@
                 <w:sz w:val="15"/>
                 <w:szCs w:val="15"/>
               </w:rPr>
-              <w:t xml:space="preserve">Raskind &amp; Higgins, 1999</w:t>
-            </w:r>
-          </w:p>
-        </w:tc>
-        <w:tc>
-          <w:tcPr>
-            <w:tcW w:w="1700" w:type="dxa"/>
-          </w:tcPr>
-          <w:p>
-            <w:pPr>
-              <w:pStyle w:val="MDPI42tablebody"/>
-              <w:spacing w:line="220" w:lineRule="atLeast"/>
-              <w:jc w:val="left"/>
-            </w:pPr>
-            <w:r>
-              <w:rPr>
-                <w:sz w:val="15"/>
-                <w:szCs w:val="15"/>
-              </w:rPr>
-              <w:t xml:space="preserve">Nonrandomized controlled pre–post</w:t>
-            </w:r>
-          </w:p>
-        </w:tc>
-        <w:tc>
-          <w:tcPr>
-            <w:tcW w:w="1000" w:type="dxa"/>
-          </w:tcPr>
-          <w:p>
-            <w:pPr>
-              <w:pStyle w:val="MDPI42tablebody"/>
-              <w:spacing w:line="220" w:lineRule="atLeast"/>
-              <w:jc w:val="left"/>
-            </w:pPr>
-            <w:r>
-              <w:rPr>
-                <w:sz w:val="15"/>
-                <w:szCs w:val="15"/>
-              </w:rPr>
-              <w:t xml:space="preserve">39</w:t>
-            </w:r>
-          </w:p>
-        </w:tc>
-        <w:tc>
-          <w:tcPr>
-            <w:tcW w:w="1850" w:type="dxa"/>
-          </w:tcPr>
-          <w:p>
-            <w:pPr>
-              <w:pStyle w:val="MDPI42tablebody"/>
-              <w:spacing w:line="220" w:lineRule="atLeast"/>
-              <w:jc w:val="left"/>
-            </w:pPr>
-            <w:r>
-              <w:rPr>
-                <w:sz w:val="15"/>
-                <w:szCs w:val="15"/>
-              </w:rPr>
               <w:t xml:space="preserve">Learning disabilities; 9–18 y</w:t>
             </w:r>
           </w:p>
         </w:tc>
         <w:tc>
           <w:tcPr>
-            <w:tcW w:w="2766" w:type="dxa"/>
+            <w:tcW w:w="2546" w:type="dxa"/>
           </w:tcPr>
           <w:p>
             <w:pPr>
@@ -2028,7 +2185,7 @@
         </w:tc>
         <w:tc>
           <w:tcPr>
-            <w:tcW w:w="650" w:type="dxa"/>
+            <w:tcW w:w="600" w:type="dxa"/>
           </w:tcPr>
           <w:p>
             <w:pPr>
@@ -2047,6 +2204,25 @@
         </w:tc>
         <w:tc>
           <w:tcPr>
+            <w:tcW w:w="750" w:type="dxa"/>
+          </w:tcPr>
+          <w:p>
+            <w:pPr>
+              <w:pStyle w:val="MDPI42tablebody"/>
+              <w:spacing w:line="220" w:lineRule="atLeast"/>
+              <w:jc w:val="left"/>
+            </w:pPr>
+            <w:r>
+              <w:rPr>
+                <w:sz w:val="15"/>
+                <w:szCs w:val="15"/>
+              </w:rPr>
+              <w:t xml:space="preserve">1/L</w:t>
+            </w:r>
+          </w:p>
+        </w:tc>
+        <w:tc>
+          <w:tcPr>
             <w:tcW w:w="800" w:type="dxa"/>
           </w:tcPr>
           <w:p>
@@ -2060,7 +2236,7 @@
                 <w:sz w:val="15"/>
                 <w:szCs w:val="15"/>
               </w:rPr>
-              <w:t xml:space="preserve">1/L</w:t>
+              <w:t xml:space="preserve">Ser</w:t>
             </w:r>
           </w:p>
         </w:tc>
@@ -2071,6 +2247,63 @@
         </w:trPr>
         <w:tc>
           <w:tcPr>
+            <w:tcW w:w="1560" w:type="dxa"/>
+          </w:tcPr>
+          <w:p>
+            <w:pPr>
+              <w:pStyle w:val="MDPI42tablebody"/>
+              <w:spacing w:line="220" w:lineRule="atLeast"/>
+              <w:jc w:val="left"/>
+            </w:pPr>
+            <w:r>
+              <w:rPr>
+                <w:sz w:val="15"/>
+                <w:szCs w:val="15"/>
+              </w:rPr>
+              <w:t xml:space="preserve">Svensson et al., 2021</w:t>
+            </w:r>
+          </w:p>
+        </w:tc>
+        <w:tc>
+          <w:tcPr>
+            <w:tcW w:w="1560" w:type="dxa"/>
+          </w:tcPr>
+          <w:p>
+            <w:pPr>
+              <w:pStyle w:val="MDPI42tablebody"/>
+              <w:spacing w:line="220" w:lineRule="atLeast"/>
+              <w:jc w:val="left"/>
+            </w:pPr>
+            <w:r>
+              <w:rPr>
+                <w:sz w:val="15"/>
+                <w:szCs w:val="15"/>
+              </w:rPr>
+              <w:t xml:space="preserve">Nonrandomized controlled longitudinal</w:t>
+            </w:r>
+          </w:p>
+        </w:tc>
+        <w:tc>
+          <w:tcPr>
+            <w:tcW w:w="950" w:type="dxa"/>
+          </w:tcPr>
+          <w:p>
+            <w:pPr>
+              <w:pStyle w:val="MDPI42tablebody"/>
+              <w:spacing w:line="220" w:lineRule="atLeast"/>
+              <w:jc w:val="left"/>
+            </w:pPr>
+            <w:r>
+              <w:rPr>
+                <w:sz w:val="15"/>
+                <w:szCs w:val="15"/>
+              </w:rPr>
+              <w:t xml:space="preserve">149</w:t>
+            </w:r>
+          </w:p>
+        </w:tc>
+        <w:tc>
+          <w:tcPr>
             <w:tcW w:w="1700" w:type="dxa"/>
           </w:tcPr>
           <w:p>
@@ -2084,70 +2317,13 @@
                 <w:sz w:val="15"/>
                 <w:szCs w:val="15"/>
               </w:rPr>
-              <w:t xml:space="preserve">Svensson et al., 2021</w:t>
-            </w:r>
-          </w:p>
-        </w:tc>
-        <w:tc>
-          <w:tcPr>
-            <w:tcW w:w="1700" w:type="dxa"/>
-          </w:tcPr>
-          <w:p>
-            <w:pPr>
-              <w:pStyle w:val="MDPI42tablebody"/>
-              <w:spacing w:line="220" w:lineRule="atLeast"/>
-              <w:jc w:val="left"/>
-            </w:pPr>
-            <w:r>
-              <w:rPr>
-                <w:sz w:val="15"/>
-                <w:szCs w:val="15"/>
-              </w:rPr>
-              <w:t xml:space="preserve">Nonrandomized controlled longitudinal</w:t>
-            </w:r>
-          </w:p>
-        </w:tc>
-        <w:tc>
-          <w:tcPr>
-            <w:tcW w:w="1000" w:type="dxa"/>
-          </w:tcPr>
-          <w:p>
-            <w:pPr>
-              <w:pStyle w:val="MDPI42tablebody"/>
-              <w:spacing w:line="220" w:lineRule="atLeast"/>
-              <w:jc w:val="left"/>
-            </w:pPr>
-            <w:r>
-              <w:rPr>
-                <w:sz w:val="15"/>
-                <w:szCs w:val="15"/>
-              </w:rPr>
-              <w:t xml:space="preserve">149</w:t>
-            </w:r>
-          </w:p>
-        </w:tc>
-        <w:tc>
-          <w:tcPr>
-            <w:tcW w:w="1850" w:type="dxa"/>
-          </w:tcPr>
-          <w:p>
-            <w:pPr>
-              <w:pStyle w:val="MDPI42tablebody"/>
-              <w:spacing w:line="220" w:lineRule="atLeast"/>
-              <w:jc w:val="left"/>
-            </w:pPr>
-            <w:r>
-              <w:rPr>
-                <w:sz w:val="15"/>
-                <w:szCs w:val="15"/>
-              </w:rPr>
               <w:t xml:space="preserve">Severe reading/writing difficulties; grades 4, 8, and upper secondary</w:t>
             </w:r>
           </w:p>
         </w:tc>
         <w:tc>
           <w:tcPr>
-            <w:tcW w:w="2766" w:type="dxa"/>
+            <w:tcW w:w="2546" w:type="dxa"/>
           </w:tcPr>
           <w:p>
             <w:pPr>
@@ -2166,7 +2342,7 @@
         </w:tc>
         <w:tc>
           <w:tcPr>
-            <w:tcW w:w="650" w:type="dxa"/>
+            <w:tcW w:w="600" w:type="dxa"/>
           </w:tcPr>
           <w:p>
             <w:pPr>
@@ -2185,6 +2361,25 @@
         </w:tc>
         <w:tc>
           <w:tcPr>
+            <w:tcW w:w="750" w:type="dxa"/>
+          </w:tcPr>
+          <w:p>
+            <w:pPr>
+              <w:pStyle w:val="MDPI42tablebody"/>
+              <w:spacing w:line="220" w:lineRule="atLeast"/>
+              <w:jc w:val="left"/>
+            </w:pPr>
+            <w:r>
+              <w:rPr>
+                <w:sz w:val="15"/>
+                <w:szCs w:val="15"/>
+              </w:rPr>
+              <w:t xml:space="preserve">1/F</w:t>
+            </w:r>
+          </w:p>
+        </w:tc>
+        <w:tc>
+          <w:tcPr>
             <w:tcW w:w="800" w:type="dxa"/>
           </w:tcPr>
           <w:p>
@@ -2198,7 +2393,7 @@
                 <w:sz w:val="15"/>
                 <w:szCs w:val="15"/>
               </w:rPr>
-              <w:t xml:space="preserve">1/F</w:t>
+              <w:t xml:space="preserve">Ser</w:t>
             </w:r>
           </w:p>
         </w:tc>
@@ -2210,7 +2405,7 @@
         <w:tc>
           <w:tcPr>
             <w:tcW w:w="10466" w:type="dxa"/>
-            <w:gridSpan w:val="7"/>
+            <w:gridSpan w:val="8"/>
             <w:shd w:val="clear" w:color="auto" w:fill="EDEDED"/>
           </w:tcPr>
           <w:p>
@@ -2252,6 +2447,63 @@
         </w:trPr>
         <w:tc>
           <w:tcPr>
+            <w:tcW w:w="1560" w:type="dxa"/>
+          </w:tcPr>
+          <w:p>
+            <w:pPr>
+              <w:pStyle w:val="MDPI42tablebody"/>
+              <w:spacing w:line="220" w:lineRule="atLeast"/>
+              <w:jc w:val="left"/>
+            </w:pPr>
+            <w:r>
+              <w:rPr>
+                <w:sz w:val="15"/>
+                <w:szCs w:val="15"/>
+              </w:rPr>
+              <w:t xml:space="preserve">Park et al., 2017</w:t>
+            </w:r>
+          </w:p>
+        </w:tc>
+        <w:tc>
+          <w:tcPr>
+            <w:tcW w:w="1560" w:type="dxa"/>
+          </w:tcPr>
+          <w:p>
+            <w:pPr>
+              <w:pStyle w:val="MDPI42tablebody"/>
+              <w:spacing w:line="220" w:lineRule="atLeast"/>
+              <w:jc w:val="left"/>
+            </w:pPr>
+            <w:r>
+              <w:rPr>
+                <w:sz w:val="15"/>
+                <w:szCs w:val="15"/>
+              </w:rPr>
+              <w:t xml:space="preserve">Comparative group study (allocation details unverified)</w:t>
+            </w:r>
+          </w:p>
+        </w:tc>
+        <w:tc>
+          <w:tcPr>
+            <w:tcW w:w="950" w:type="dxa"/>
+          </w:tcPr>
+          <w:p>
+            <w:pPr>
+              <w:pStyle w:val="MDPI42tablebody"/>
+              <w:spacing w:line="220" w:lineRule="atLeast"/>
+              <w:jc w:val="left"/>
+            </w:pPr>
+            <w:r>
+              <w:rPr>
+                <w:sz w:val="15"/>
+                <w:szCs w:val="15"/>
+              </w:rPr>
+              <w:t xml:space="preserve">164</w:t>
+            </w:r>
+          </w:p>
+        </w:tc>
+        <w:tc>
+          <w:tcPr>
             <w:tcW w:w="1700" w:type="dxa"/>
           </w:tcPr>
           <w:p>
@@ -2265,70 +2517,13 @@
                 <w:sz w:val="15"/>
                 <w:szCs w:val="15"/>
               </w:rPr>
-              <w:t xml:space="preserve">Park et al., 2017</w:t>
-            </w:r>
-          </w:p>
-        </w:tc>
-        <w:tc>
-          <w:tcPr>
-            <w:tcW w:w="1700" w:type="dxa"/>
-          </w:tcPr>
-          <w:p>
-            <w:pPr>
-              <w:pStyle w:val="MDPI42tablebody"/>
-              <w:spacing w:line="220" w:lineRule="atLeast"/>
-              <w:jc w:val="left"/>
-            </w:pPr>
-            <w:r>
-              <w:rPr>
-                <w:sz w:val="15"/>
-                <w:szCs w:val="15"/>
-              </w:rPr>
-              <w:t xml:space="preserve">Comparative group study (allocation details unverified)</w:t>
-            </w:r>
-          </w:p>
-        </w:tc>
-        <w:tc>
-          <w:tcPr>
-            <w:tcW w:w="1000" w:type="dxa"/>
-          </w:tcPr>
-          <w:p>
-            <w:pPr>
-              <w:pStyle w:val="MDPI42tablebody"/>
-              <w:spacing w:line="220" w:lineRule="atLeast"/>
-              <w:jc w:val="left"/>
-            </w:pPr>
-            <w:r>
-              <w:rPr>
-                <w:sz w:val="15"/>
-                <w:szCs w:val="15"/>
-              </w:rPr>
-              <w:t xml:space="preserve">164</w:t>
-            </w:r>
-          </w:p>
-        </w:tc>
-        <w:tc>
-          <w:tcPr>
-            <w:tcW w:w="1850" w:type="dxa"/>
-          </w:tcPr>
-          <w:p>
-            <w:pPr>
-              <w:pStyle w:val="MDPI42tablebody"/>
-              <w:spacing w:line="220" w:lineRule="atLeast"/>
-              <w:jc w:val="left"/>
-            </w:pPr>
-            <w:r>
-              <w:rPr>
-                <w:sz w:val="15"/>
-                <w:szCs w:val="15"/>
-              </w:rPr>
               <w:t xml:space="preserve">Below reading threshold; grade 9</w:t>
             </w:r>
           </w:p>
         </w:tc>
         <w:tc>
           <w:tcPr>
-            <w:tcW w:w="2766" w:type="dxa"/>
+            <w:tcW w:w="2546" w:type="dxa"/>
           </w:tcPr>
           <w:p>
             <w:pPr>
@@ -2347,7 +2542,7 @@
         </w:tc>
         <w:tc>
           <w:tcPr>
-            <w:tcW w:w="650" w:type="dxa"/>
+            <w:tcW w:w="600" w:type="dxa"/>
           </w:tcPr>
           <w:p>
             <w:pPr>
@@ -2366,6 +2561,25 @@
         </w:tc>
         <w:tc>
           <w:tcPr>
+            <w:tcW w:w="750" w:type="dxa"/>
+          </w:tcPr>
+          <w:p>
+            <w:pPr>
+              <w:pStyle w:val="MDPI42tablebody"/>
+              <w:spacing w:line="220" w:lineRule="atLeast"/>
+              <w:jc w:val="left"/>
+            </w:pPr>
+            <w:r>
+              <w:rPr>
+                <w:sz w:val="15"/>
+                <w:szCs w:val="15"/>
+              </w:rPr>
+              <w:t xml:space="preserve">2/L</w:t>
+            </w:r>
+          </w:p>
+        </w:tc>
+        <w:tc>
+          <w:tcPr>
             <w:tcW w:w="800" w:type="dxa"/>
           </w:tcPr>
           <w:p>
@@ -2379,7 +2593,7 @@
                 <w:sz w:val="15"/>
                 <w:szCs w:val="15"/>
               </w:rPr>
-              <w:t xml:space="preserve">2/L</w:t>
+              <w:t xml:space="preserve">NI</w:t>
             </w:r>
           </w:p>
         </w:tc>
@@ -2391,7 +2605,7 @@
         <w:tc>
           <w:tcPr>
             <w:tcW w:w="10466" w:type="dxa"/>
-            <w:gridSpan w:val="7"/>
+            <w:gridSpan w:val="8"/>
             <w:shd w:val="clear" w:color="auto" w:fill="EDEDED"/>
           </w:tcPr>
           <w:p>
@@ -2433,6 +2647,63 @@
         </w:trPr>
         <w:tc>
           <w:tcPr>
+            <w:tcW w:w="1560" w:type="dxa"/>
+          </w:tcPr>
+          <w:p>
+            <w:pPr>
+              <w:pStyle w:val="MDPI42tablebody"/>
+              <w:spacing w:line="220" w:lineRule="atLeast"/>
+              <w:jc w:val="left"/>
+            </w:pPr>
+            <w:r>
+              <w:rPr>
+                <w:sz w:val="15"/>
+                <w:szCs w:val="15"/>
+              </w:rPr>
+              <w:t xml:space="preserve">Chen et al., 2026</w:t>
+            </w:r>
+          </w:p>
+        </w:tc>
+        <w:tc>
+          <w:tcPr>
+            <w:tcW w:w="1560" w:type="dxa"/>
+          </w:tcPr>
+          <w:p>
+            <w:pPr>
+              <w:pStyle w:val="MDPI42tablebody"/>
+              <w:spacing w:line="220" w:lineRule="atLeast"/>
+              <w:jc w:val="left"/>
+            </w:pPr>
+            <w:r>
+              <w:rPr>
+                <w:sz w:val="15"/>
+                <w:szCs w:val="15"/>
+              </w:rPr>
+              <w:t xml:space="preserve">Counterbalanced mixed-factorial experiment</w:t>
+            </w:r>
+          </w:p>
+        </w:tc>
+        <w:tc>
+          <w:tcPr>
+            <w:tcW w:w="950" w:type="dxa"/>
+          </w:tcPr>
+          <w:p>
+            <w:pPr>
+              <w:pStyle w:val="MDPI42tablebody"/>
+              <w:spacing w:line="220" w:lineRule="atLeast"/>
+              <w:jc w:val="left"/>
+            </w:pPr>
+            <w:r>
+              <w:rPr>
+                <w:sz w:val="15"/>
+                <w:szCs w:val="15"/>
+              </w:rPr>
+              <w:t xml:space="preserve">59 (eye tracking 47)</w:t>
+            </w:r>
+          </w:p>
+        </w:tc>
+        <w:tc>
+          <w:tcPr>
             <w:tcW w:w="1700" w:type="dxa"/>
           </w:tcPr>
           <w:p>
@@ -2446,70 +2717,13 @@
                 <w:sz w:val="15"/>
                 <w:szCs w:val="15"/>
               </w:rPr>
-              <w:t xml:space="preserve">Chen et al., 2026</w:t>
-            </w:r>
-          </w:p>
-        </w:tc>
-        <w:tc>
-          <w:tcPr>
-            <w:tcW w:w="1700" w:type="dxa"/>
-          </w:tcPr>
-          <w:p>
-            <w:pPr>
-              <w:pStyle w:val="MDPI42tablebody"/>
-              <w:spacing w:line="220" w:lineRule="atLeast"/>
-              <w:jc w:val="left"/>
-            </w:pPr>
-            <w:r>
-              <w:rPr>
-                <w:sz w:val="15"/>
-                <w:szCs w:val="15"/>
-              </w:rPr>
-              <w:t xml:space="preserve">Counterbalanced mixed-factorial experiment</w:t>
-            </w:r>
-          </w:p>
-        </w:tc>
-        <w:tc>
-          <w:tcPr>
-            <w:tcW w:w="1000" w:type="dxa"/>
-          </w:tcPr>
-          <w:p>
-            <w:pPr>
-              <w:pStyle w:val="MDPI42tablebody"/>
-              <w:spacing w:line="220" w:lineRule="atLeast"/>
-              <w:jc w:val="left"/>
-            </w:pPr>
-            <w:r>
-              <w:rPr>
-                <w:sz w:val="15"/>
-                <w:szCs w:val="15"/>
-              </w:rPr>
-              <w:t xml:space="preserve">59 (eye tracking 47)</w:t>
-            </w:r>
-          </w:p>
-        </w:tc>
-        <w:tc>
-          <w:tcPr>
-            <w:tcW w:w="1850" w:type="dxa"/>
-          </w:tcPr>
-          <w:p>
-            <w:pPr>
-              <w:pStyle w:val="MDPI42tablebody"/>
-              <w:spacing w:line="220" w:lineRule="atLeast"/>
-              <w:jc w:val="left"/>
-            </w:pPr>
-            <w:r>
-              <w:rPr>
-                <w:sz w:val="15"/>
-                <w:szCs w:val="15"/>
-              </w:rPr>
               <w:t xml:space="preserve">Dyslexia, ADHD, typical readers; junior high</w:t>
             </w:r>
           </w:p>
         </w:tc>
         <w:tc>
           <w:tcPr>
-            <w:tcW w:w="2766" w:type="dxa"/>
+            <w:tcW w:w="2546" w:type="dxa"/>
           </w:tcPr>
           <w:p>
             <w:pPr>
@@ -2528,7 +2742,7 @@
         </w:tc>
         <w:tc>
           <w:tcPr>
-            <w:tcW w:w="650" w:type="dxa"/>
+            <w:tcW w:w="600" w:type="dxa"/>
           </w:tcPr>
           <w:p>
             <w:pPr>
@@ -2547,6 +2761,25 @@
         </w:tc>
         <w:tc>
           <w:tcPr>
+            <w:tcW w:w="750" w:type="dxa"/>
+          </w:tcPr>
+          <w:p>
+            <w:pPr>
+              <w:pStyle w:val="MDPI42tablebody"/>
+              <w:spacing w:line="220" w:lineRule="atLeast"/>
+              <w:jc w:val="left"/>
+            </w:pPr>
+            <w:r>
+              <w:rPr>
+                <w:sz w:val="15"/>
+                <w:szCs w:val="15"/>
+              </w:rPr>
+              <w:t xml:space="preserve">1/F</w:t>
+            </w:r>
+          </w:p>
+        </w:tc>
+        <w:tc>
+          <w:tcPr>
             <w:tcW w:w="800" w:type="dxa"/>
           </w:tcPr>
           <w:p>
@@ -2560,7 +2793,7 @@
                 <w:sz w:val="15"/>
                 <w:szCs w:val="15"/>
               </w:rPr>
-              <w:t xml:space="preserve">1/F</w:t>
+              <w:t xml:space="preserve">SC</w:t>
             </w:r>
           </w:p>
         </w:tc>
@@ -2571,6 +2804,63 @@
         </w:trPr>
         <w:tc>
           <w:tcPr>
+            <w:tcW w:w="1560" w:type="dxa"/>
+          </w:tcPr>
+          <w:p>
+            <w:pPr>
+              <w:pStyle w:val="MDPI42tablebody"/>
+              <w:spacing w:line="220" w:lineRule="atLeast"/>
+              <w:jc w:val="left"/>
+            </w:pPr>
+            <w:r>
+              <w:rPr>
+                <w:sz w:val="15"/>
+                <w:szCs w:val="15"/>
+              </w:rPr>
+              <w:t xml:space="preserve">Dolan et al., 2005</w:t>
+            </w:r>
+          </w:p>
+        </w:tc>
+        <w:tc>
+          <w:tcPr>
+            <w:tcW w:w="1560" w:type="dxa"/>
+          </w:tcPr>
+          <w:p>
+            <w:pPr>
+              <w:pStyle w:val="MDPI42tablebody"/>
+              <w:spacing w:line="220" w:lineRule="atLeast"/>
+              <w:jc w:val="left"/>
+            </w:pPr>
+            <w:r>
+              <w:rPr>
+                <w:sz w:val="15"/>
+                <w:szCs w:val="15"/>
+              </w:rPr>
+              <w:t xml:space="preserve">Counterbalanced crossover</w:t>
+            </w:r>
+          </w:p>
+        </w:tc>
+        <w:tc>
+          <w:tcPr>
+            <w:tcW w:w="950" w:type="dxa"/>
+          </w:tcPr>
+          <w:p>
+            <w:pPr>
+              <w:pStyle w:val="MDPI42tablebody"/>
+              <w:spacing w:line="220" w:lineRule="atLeast"/>
+              <w:jc w:val="left"/>
+            </w:pPr>
+            <w:r>
+              <w:rPr>
+                <w:sz w:val="15"/>
+                <w:szCs w:val="15"/>
+              </w:rPr>
+              <w:t xml:space="preserve">10 (as reported)</w:t>
+            </w:r>
+          </w:p>
+        </w:tc>
+        <w:tc>
+          <w:tcPr>
             <w:tcW w:w="1700" w:type="dxa"/>
           </w:tcPr>
           <w:p>
@@ -2584,70 +2874,13 @@
                 <w:sz w:val="15"/>
                 <w:szCs w:val="15"/>
               </w:rPr>
-              <w:t xml:space="preserve">Dolan et al., 2005</w:t>
-            </w:r>
-          </w:p>
-        </w:tc>
-        <w:tc>
-          <w:tcPr>
-            <w:tcW w:w="1700" w:type="dxa"/>
-          </w:tcPr>
-          <w:p>
-            <w:pPr>
-              <w:pStyle w:val="MDPI42tablebody"/>
-              <w:spacing w:line="220" w:lineRule="atLeast"/>
-              <w:jc w:val="left"/>
-            </w:pPr>
-            <w:r>
-              <w:rPr>
-                <w:sz w:val="15"/>
-                <w:szCs w:val="15"/>
-              </w:rPr>
-              <w:t xml:space="preserve">Counterbalanced crossover</w:t>
-            </w:r>
-          </w:p>
-        </w:tc>
-        <w:tc>
-          <w:tcPr>
-            <w:tcW w:w="1000" w:type="dxa"/>
-          </w:tcPr>
-          <w:p>
-            <w:pPr>
-              <w:pStyle w:val="MDPI42tablebody"/>
-              <w:spacing w:line="220" w:lineRule="atLeast"/>
-              <w:jc w:val="left"/>
-            </w:pPr>
-            <w:r>
-              <w:rPr>
-                <w:sz w:val="15"/>
-                <w:szCs w:val="15"/>
-              </w:rPr>
-              <w:t xml:space="preserve">10 (as reported)</w:t>
-            </w:r>
-          </w:p>
-        </w:tc>
-        <w:tc>
-          <w:tcPr>
-            <w:tcW w:w="1850" w:type="dxa"/>
-          </w:tcPr>
-          <w:p>
-            <w:pPr>
-              <w:pStyle w:val="MDPI42tablebody"/>
-              <w:spacing w:line="220" w:lineRule="atLeast"/>
-              <w:jc w:val="left"/>
-            </w:pPr>
-            <w:r>
-              <w:rPr>
-                <w:sz w:val="15"/>
-                <w:szCs w:val="15"/>
-              </w:rPr>
               <w:t xml:space="preserve">Learning disabilities (IEP); grades 11–12</w:t>
             </w:r>
           </w:p>
         </w:tc>
         <w:tc>
           <w:tcPr>
-            <w:tcW w:w="2766" w:type="dxa"/>
+            <w:tcW w:w="2546" w:type="dxa"/>
           </w:tcPr>
           <w:p>
             <w:pPr>
@@ -2666,7 +2899,7 @@
         </w:tc>
         <w:tc>
           <w:tcPr>
-            <w:tcW w:w="650" w:type="dxa"/>
+            <w:tcW w:w="600" w:type="dxa"/>
           </w:tcPr>
           <w:p>
             <w:pPr>
@@ -2685,6 +2918,25 @@
         </w:tc>
         <w:tc>
           <w:tcPr>
+            <w:tcW w:w="750" w:type="dxa"/>
+          </w:tcPr>
+          <w:p>
+            <w:pPr>
+              <w:pStyle w:val="MDPI42tablebody"/>
+              <w:spacing w:line="220" w:lineRule="atLeast"/>
+              <w:jc w:val="left"/>
+            </w:pPr>
+            <w:r>
+              <w:rPr>
+                <w:sz w:val="15"/>
+                <w:szCs w:val="15"/>
+              </w:rPr>
+              <w:t xml:space="preserve">2/F</w:t>
+            </w:r>
+          </w:p>
+        </w:tc>
+        <w:tc>
+          <w:tcPr>
             <w:tcW w:w="800" w:type="dxa"/>
           </w:tcPr>
           <w:p>
@@ -2698,7 +2950,7 @@
                 <w:sz w:val="15"/>
                 <w:szCs w:val="15"/>
               </w:rPr>
-              <w:t xml:space="preserve">2/F</w:t>
+              <w:t xml:space="preserve">H</w:t>
             </w:r>
           </w:p>
         </w:tc>
@@ -2709,6 +2961,63 @@
         </w:trPr>
         <w:tc>
           <w:tcPr>
+            <w:tcW w:w="1560" w:type="dxa"/>
+          </w:tcPr>
+          <w:p>
+            <w:pPr>
+              <w:pStyle w:val="MDPI42tablebody"/>
+              <w:spacing w:line="220" w:lineRule="atLeast"/>
+              <w:jc w:val="left"/>
+            </w:pPr>
+            <w:r>
+              <w:rPr>
+                <w:sz w:val="15"/>
+                <w:szCs w:val="15"/>
+              </w:rPr>
+              <w:t xml:space="preserve">Frankel &amp; Brownstein, 2016</w:t>
+            </w:r>
+          </w:p>
+        </w:tc>
+        <w:tc>
+          <w:tcPr>
+            <w:tcW w:w="1560" w:type="dxa"/>
+          </w:tcPr>
+          <w:p>
+            <w:pPr>
+              <w:pStyle w:val="MDPI42tablebody"/>
+              <w:spacing w:line="220" w:lineRule="atLeast"/>
+              <w:jc w:val="left"/>
+            </w:pPr>
+            <w:r>
+              <w:rPr>
+                <w:sz w:val="15"/>
+                <w:szCs w:val="15"/>
+              </w:rPr>
+              <w:t xml:space="preserve">Within-participant, randomized order</w:t>
+            </w:r>
+          </w:p>
+        </w:tc>
+        <w:tc>
+          <w:tcPr>
+            <w:tcW w:w="950" w:type="dxa"/>
+          </w:tcPr>
+          <w:p>
+            <w:pPr>
+              <w:pStyle w:val="MDPI42tablebody"/>
+              <w:spacing w:line="220" w:lineRule="atLeast"/>
+              <w:jc w:val="left"/>
+            </w:pPr>
+            <w:r>
+              <w:rPr>
+                <w:sz w:val="15"/>
+                <w:szCs w:val="15"/>
+              </w:rPr>
+              <w:t xml:space="preserve">22</w:t>
+            </w:r>
+          </w:p>
+        </w:tc>
+        <w:tc>
+          <w:tcPr>
             <w:tcW w:w="1700" w:type="dxa"/>
           </w:tcPr>
           <w:p>
@@ -2722,70 +3031,13 @@
                 <w:sz w:val="15"/>
                 <w:szCs w:val="15"/>
               </w:rPr>
-              <w:t xml:space="preserve">Frankel &amp; Brownstein, 2016</w:t>
-            </w:r>
-          </w:p>
-        </w:tc>
-        <w:tc>
-          <w:tcPr>
-            <w:tcW w:w="1700" w:type="dxa"/>
-          </w:tcPr>
-          <w:p>
-            <w:pPr>
-              <w:pStyle w:val="MDPI42tablebody"/>
-              <w:spacing w:line="220" w:lineRule="atLeast"/>
-              <w:jc w:val="left"/>
-            </w:pPr>
-            <w:r>
-              <w:rPr>
-                <w:sz w:val="15"/>
-                <w:szCs w:val="15"/>
-              </w:rPr>
-              <w:t xml:space="preserve">Within-participant, randomized order</w:t>
-            </w:r>
-          </w:p>
-        </w:tc>
-        <w:tc>
-          <w:tcPr>
-            <w:tcW w:w="1000" w:type="dxa"/>
-          </w:tcPr>
-          <w:p>
-            <w:pPr>
-              <w:pStyle w:val="MDPI42tablebody"/>
-              <w:spacing w:line="220" w:lineRule="atLeast"/>
-              <w:jc w:val="left"/>
-            </w:pPr>
-            <w:r>
-              <w:rPr>
-                <w:sz w:val="15"/>
-                <w:szCs w:val="15"/>
-              </w:rPr>
-              <w:t xml:space="preserve">22</w:t>
-            </w:r>
-          </w:p>
-        </w:tc>
-        <w:tc>
-          <w:tcPr>
-            <w:tcW w:w="1850" w:type="dxa"/>
-          </w:tcPr>
-          <w:p>
-            <w:pPr>
-              <w:pStyle w:val="MDPI42tablebody"/>
-              <w:spacing w:line="220" w:lineRule="atLeast"/>
-              <w:jc w:val="left"/>
-            </w:pPr>
-            <w:r>
-              <w:rPr>
-                <w:sz w:val="15"/>
-                <w:szCs w:val="15"/>
-              </w:rPr>
               <w:t xml:space="preserve">Blindness or low vision; grades 8–12</w:t>
             </w:r>
           </w:p>
         </w:tc>
         <w:tc>
           <w:tcPr>
-            <w:tcW w:w="2766" w:type="dxa"/>
+            <w:tcW w:w="2546" w:type="dxa"/>
           </w:tcPr>
           <w:p>
             <w:pPr>
@@ -2804,7 +3056,7 @@
         </w:tc>
         <w:tc>
           <w:tcPr>
-            <w:tcW w:w="650" w:type="dxa"/>
+            <w:tcW w:w="600" w:type="dxa"/>
           </w:tcPr>
           <w:p>
             <w:pPr>
@@ -2823,6 +3075,25 @@
         </w:tc>
         <w:tc>
           <w:tcPr>
+            <w:tcW w:w="750" w:type="dxa"/>
+          </w:tcPr>
+          <w:p>
+            <w:pPr>
+              <w:pStyle w:val="MDPI42tablebody"/>
+              <w:spacing w:line="220" w:lineRule="atLeast"/>
+              <w:jc w:val="left"/>
+            </w:pPr>
+            <w:r>
+              <w:rPr>
+                <w:sz w:val="15"/>
+                <w:szCs w:val="15"/>
+              </w:rPr>
+              <w:t xml:space="preserve">2/F</w:t>
+            </w:r>
+          </w:p>
+        </w:tc>
+        <w:tc>
+          <w:tcPr>
             <w:tcW w:w="800" w:type="dxa"/>
           </w:tcPr>
           <w:p>
@@ -2836,7 +3107,7 @@
                 <w:sz w:val="15"/>
                 <w:szCs w:val="15"/>
               </w:rPr>
-              <w:t xml:space="preserve">2/F</w:t>
+              <w:t xml:space="preserve">SC</w:t>
             </w:r>
           </w:p>
         </w:tc>
@@ -2847,6 +3118,63 @@
         </w:trPr>
         <w:tc>
           <w:tcPr>
+            <w:tcW w:w="1560" w:type="dxa"/>
+          </w:tcPr>
+          <w:p>
+            <w:pPr>
+              <w:pStyle w:val="MDPI42tablebody"/>
+              <w:spacing w:line="220" w:lineRule="atLeast"/>
+              <w:jc w:val="left"/>
+            </w:pPr>
+            <w:r>
+              <w:rPr>
+                <w:sz w:val="15"/>
+                <w:szCs w:val="15"/>
+              </w:rPr>
+              <w:t xml:space="preserve">Gonzalez, 2014</w:t>
+            </w:r>
+          </w:p>
+        </w:tc>
+        <w:tc>
+          <w:tcPr>
+            <w:tcW w:w="1560" w:type="dxa"/>
+          </w:tcPr>
+          <w:p>
+            <w:pPr>
+              <w:pStyle w:val="MDPI42tablebody"/>
+              <w:spacing w:line="220" w:lineRule="atLeast"/>
+              <w:jc w:val="left"/>
+            </w:pPr>
+            <w:r>
+              <w:rPr>
+                <w:sz w:val="15"/>
+                <w:szCs w:val="15"/>
+              </w:rPr>
+              <w:t xml:space="preserve">Within-participant, randomized order</w:t>
+            </w:r>
+          </w:p>
+        </w:tc>
+        <w:tc>
+          <w:tcPr>
+            <w:tcW w:w="950" w:type="dxa"/>
+          </w:tcPr>
+          <w:p>
+            <w:pPr>
+              <w:pStyle w:val="MDPI42tablebody"/>
+              <w:spacing w:line="220" w:lineRule="atLeast"/>
+              <w:jc w:val="left"/>
+            </w:pPr>
+            <w:r>
+              <w:rPr>
+                <w:sz w:val="15"/>
+                <w:szCs w:val="15"/>
+              </w:rPr>
+              <w:t xml:space="preserve">17</w:t>
+            </w:r>
+          </w:p>
+        </w:tc>
+        <w:tc>
+          <w:tcPr>
             <w:tcW w:w="1700" w:type="dxa"/>
           </w:tcPr>
           <w:p>
@@ -2860,70 +3188,13 @@
                 <w:sz w:val="15"/>
                 <w:szCs w:val="15"/>
               </w:rPr>
-              <w:t xml:space="preserve">Gonzalez, 2014</w:t>
-            </w:r>
-          </w:p>
-        </w:tc>
-        <w:tc>
-          <w:tcPr>
-            <w:tcW w:w="1700" w:type="dxa"/>
-          </w:tcPr>
-          <w:p>
-            <w:pPr>
-              <w:pStyle w:val="MDPI42tablebody"/>
-              <w:spacing w:line="220" w:lineRule="atLeast"/>
-              <w:jc w:val="left"/>
-            </w:pPr>
-            <w:r>
-              <w:rPr>
-                <w:sz w:val="15"/>
-                <w:szCs w:val="15"/>
-              </w:rPr>
-              <w:t xml:space="preserve">Within-participant, randomized order</w:t>
-            </w:r>
-          </w:p>
-        </w:tc>
-        <w:tc>
-          <w:tcPr>
-            <w:tcW w:w="1000" w:type="dxa"/>
-          </w:tcPr>
-          <w:p>
-            <w:pPr>
-              <w:pStyle w:val="MDPI42tablebody"/>
-              <w:spacing w:line="220" w:lineRule="atLeast"/>
-              <w:jc w:val="left"/>
-            </w:pPr>
-            <w:r>
-              <w:rPr>
-                <w:sz w:val="15"/>
-                <w:szCs w:val="15"/>
-              </w:rPr>
-              <w:t xml:space="preserve">17</w:t>
-            </w:r>
-          </w:p>
-        </w:tc>
-        <w:tc>
-          <w:tcPr>
-            <w:tcW w:w="1850" w:type="dxa"/>
-          </w:tcPr>
-          <w:p>
-            <w:pPr>
-              <w:pStyle w:val="MDPI42tablebody"/>
-              <w:spacing w:line="220" w:lineRule="atLeast"/>
-              <w:jc w:val="left"/>
-            </w:pPr>
-            <w:r>
-              <w:rPr>
-                <w:sz w:val="15"/>
-                <w:szCs w:val="15"/>
-              </w:rPr>
               <w:t xml:space="preserve">Reading disabilities (IEP); grades 3–4</w:t>
             </w:r>
           </w:p>
         </w:tc>
         <w:tc>
           <w:tcPr>
-            <w:tcW w:w="2766" w:type="dxa"/>
+            <w:tcW w:w="2546" w:type="dxa"/>
           </w:tcPr>
           <w:p>
             <w:pPr>
@@ -2942,7 +3213,7 @@
         </w:tc>
         <w:tc>
           <w:tcPr>
-            <w:tcW w:w="650" w:type="dxa"/>
+            <w:tcW w:w="600" w:type="dxa"/>
           </w:tcPr>
           <w:p>
             <w:pPr>
@@ -2961,6 +3232,25 @@
         </w:tc>
         <w:tc>
           <w:tcPr>
+            <w:tcW w:w="750" w:type="dxa"/>
+          </w:tcPr>
+          <w:p>
+            <w:pPr>
+              <w:pStyle w:val="MDPI42tablebody"/>
+              <w:spacing w:line="220" w:lineRule="atLeast"/>
+              <w:jc w:val="left"/>
+            </w:pPr>
+            <w:r>
+              <w:rPr>
+                <w:sz w:val="15"/>
+                <w:szCs w:val="15"/>
+              </w:rPr>
+              <w:t xml:space="preserve">2/F</w:t>
+            </w:r>
+          </w:p>
+        </w:tc>
+        <w:tc>
+          <w:tcPr>
             <w:tcW w:w="800" w:type="dxa"/>
           </w:tcPr>
           <w:p>
@@ -2974,7 +3264,7 @@
                 <w:sz w:val="15"/>
                 <w:szCs w:val="15"/>
               </w:rPr>
-              <w:t xml:space="preserve">2/F</w:t>
+              <w:t xml:space="preserve">H</w:t>
             </w:r>
           </w:p>
         </w:tc>
@@ -2985,6 +3275,63 @@
         </w:trPr>
         <w:tc>
           <w:tcPr>
+            <w:tcW w:w="1560" w:type="dxa"/>
+          </w:tcPr>
+          <w:p>
+            <w:pPr>
+              <w:pStyle w:val="MDPI42tablebody"/>
+              <w:spacing w:line="220" w:lineRule="atLeast"/>
+              <w:jc w:val="left"/>
+            </w:pPr>
+            <w:r>
+              <w:rPr>
+                <w:sz w:val="15"/>
+                <w:szCs w:val="15"/>
+              </w:rPr>
+              <w:t xml:space="preserve">Grunér et al., 2018</w:t>
+            </w:r>
+          </w:p>
+        </w:tc>
+        <w:tc>
+          <w:tcPr>
+            <w:tcW w:w="1560" w:type="dxa"/>
+          </w:tcPr>
+          <w:p>
+            <w:pPr>
+              <w:pStyle w:val="MDPI42tablebody"/>
+              <w:spacing w:line="220" w:lineRule="atLeast"/>
+              <w:jc w:val="left"/>
+            </w:pPr>
+            <w:r>
+              <w:rPr>
+                <w:sz w:val="15"/>
+                <w:szCs w:val="15"/>
+              </w:rPr>
+              <w:t xml:space="preserve">Randomized two-period crossover</w:t>
+            </w:r>
+          </w:p>
+        </w:tc>
+        <w:tc>
+          <w:tcPr>
+            <w:tcW w:w="950" w:type="dxa"/>
+          </w:tcPr>
+          <w:p>
+            <w:pPr>
+              <w:pStyle w:val="MDPI42tablebody"/>
+              <w:spacing w:line="220" w:lineRule="atLeast"/>
+              <w:jc w:val="left"/>
+            </w:pPr>
+            <w:r>
+              <w:rPr>
+                <w:sz w:val="15"/>
+                <w:szCs w:val="15"/>
+              </w:rPr>
+              <w:t xml:space="preserve">49</w:t>
+            </w:r>
+          </w:p>
+        </w:tc>
+        <w:tc>
+          <w:tcPr>
             <w:tcW w:w="1700" w:type="dxa"/>
           </w:tcPr>
           <w:p>
@@ -2998,70 +3345,13 @@
                 <w:sz w:val="15"/>
                 <w:szCs w:val="15"/>
               </w:rPr>
-              <w:t xml:space="preserve">Grunér et al., 2018</w:t>
-            </w:r>
-          </w:p>
-        </w:tc>
-        <w:tc>
-          <w:tcPr>
-            <w:tcW w:w="1700" w:type="dxa"/>
-          </w:tcPr>
-          <w:p>
-            <w:pPr>
-              <w:pStyle w:val="MDPI42tablebody"/>
-              <w:spacing w:line="220" w:lineRule="atLeast"/>
-              <w:jc w:val="left"/>
-            </w:pPr>
-            <w:r>
-              <w:rPr>
-                <w:sz w:val="15"/>
-                <w:szCs w:val="15"/>
-              </w:rPr>
-              <w:t xml:space="preserve">Randomized two-period crossover</w:t>
-            </w:r>
-          </w:p>
-        </w:tc>
-        <w:tc>
-          <w:tcPr>
-            <w:tcW w:w="1000" w:type="dxa"/>
-          </w:tcPr>
-          <w:p>
-            <w:pPr>
-              <w:pStyle w:val="MDPI42tablebody"/>
-              <w:spacing w:line="220" w:lineRule="atLeast"/>
-              <w:jc w:val="left"/>
-            </w:pPr>
-            <w:r>
-              <w:rPr>
-                <w:sz w:val="15"/>
-                <w:szCs w:val="15"/>
-              </w:rPr>
-              <w:t xml:space="preserve">49</w:t>
-            </w:r>
-          </w:p>
-        </w:tc>
-        <w:tc>
-          <w:tcPr>
-            <w:tcW w:w="1850" w:type="dxa"/>
-          </w:tcPr>
-          <w:p>
-            <w:pPr>
-              <w:pStyle w:val="MDPI42tablebody"/>
-              <w:spacing w:line="220" w:lineRule="atLeast"/>
-              <w:jc w:val="left"/>
-            </w:pPr>
-            <w:r>
-              <w:rPr>
-                <w:sz w:val="15"/>
-                <w:szCs w:val="15"/>
-              </w:rPr>
               <w:t xml:space="preserve">Reading disability; grades 3–9</w:t>
             </w:r>
           </w:p>
         </w:tc>
         <w:tc>
           <w:tcPr>
-            <w:tcW w:w="2766" w:type="dxa"/>
+            <w:tcW w:w="2546" w:type="dxa"/>
           </w:tcPr>
           <w:p>
             <w:pPr>
@@ -3080,7 +3370,7 @@
         </w:tc>
         <w:tc>
           <w:tcPr>
-            <w:tcW w:w="650" w:type="dxa"/>
+            <w:tcW w:w="600" w:type="dxa"/>
           </w:tcPr>
           <w:p>
             <w:pPr>
@@ -3099,6 +3389,25 @@
         </w:tc>
         <w:tc>
           <w:tcPr>
+            <w:tcW w:w="750" w:type="dxa"/>
+          </w:tcPr>
+          <w:p>
+            <w:pPr>
+              <w:pStyle w:val="MDPI42tablebody"/>
+              <w:spacing w:line="220" w:lineRule="atLeast"/>
+              <w:jc w:val="left"/>
+            </w:pPr>
+            <w:r>
+              <w:rPr>
+                <w:sz w:val="15"/>
+                <w:szCs w:val="15"/>
+              </w:rPr>
+              <w:t xml:space="preserve">1/L</w:t>
+            </w:r>
+          </w:p>
+        </w:tc>
+        <w:tc>
+          <w:tcPr>
             <w:tcW w:w="800" w:type="dxa"/>
           </w:tcPr>
           <w:p>
@@ -3112,7 +3421,7 @@
                 <w:sz w:val="15"/>
                 <w:szCs w:val="15"/>
               </w:rPr>
-              <w:t xml:space="preserve">1/L</w:t>
+              <w:t xml:space="preserve">NI</w:t>
             </w:r>
           </w:p>
         </w:tc>
@@ -3123,6 +3432,63 @@
         </w:trPr>
         <w:tc>
           <w:tcPr>
+            <w:tcW w:w="1560" w:type="dxa"/>
+          </w:tcPr>
+          <w:p>
+            <w:pPr>
+              <w:pStyle w:val="MDPI42tablebody"/>
+              <w:spacing w:line="220" w:lineRule="atLeast"/>
+              <w:jc w:val="left"/>
+            </w:pPr>
+            <w:r>
+              <w:rPr>
+                <w:sz w:val="15"/>
+                <w:szCs w:val="15"/>
+              </w:rPr>
+              <w:t xml:space="preserve">Higgins &amp; Raskind, 2005</w:t>
+            </w:r>
+          </w:p>
+        </w:tc>
+        <w:tc>
+          <w:tcPr>
+            <w:tcW w:w="1560" w:type="dxa"/>
+          </w:tcPr>
+          <w:p>
+            <w:pPr>
+              <w:pStyle w:val="MDPI42tablebody"/>
+              <w:spacing w:line="220" w:lineRule="atLeast"/>
+              <w:jc w:val="left"/>
+            </w:pPr>
+            <w:r>
+              <w:rPr>
+                <w:sz w:val="15"/>
+                <w:szCs w:val="15"/>
+              </w:rPr>
+              <w:t xml:space="preserve">Paired aided vs. unaided comparison</w:t>
+            </w:r>
+          </w:p>
+        </w:tc>
+        <w:tc>
+          <w:tcPr>
+            <w:tcW w:w="950" w:type="dxa"/>
+          </w:tcPr>
+          <w:p>
+            <w:pPr>
+              <w:pStyle w:val="MDPI42tablebody"/>
+              <w:spacing w:line="220" w:lineRule="atLeast"/>
+              <w:jc w:val="left"/>
+            </w:pPr>
+            <w:r>
+              <w:rPr>
+                <w:sz w:val="15"/>
+                <w:szCs w:val="15"/>
+              </w:rPr>
+              <w:t xml:space="preserve">30</w:t>
+            </w:r>
+          </w:p>
+        </w:tc>
+        <w:tc>
+          <w:tcPr>
             <w:tcW w:w="1700" w:type="dxa"/>
           </w:tcPr>
           <w:p>
@@ -3136,70 +3502,13 @@
                 <w:sz w:val="15"/>
                 <w:szCs w:val="15"/>
               </w:rPr>
-              <w:t xml:space="preserve">Higgins &amp; Raskind, 2005</w:t>
-            </w:r>
-          </w:p>
-        </w:tc>
-        <w:tc>
-          <w:tcPr>
-            <w:tcW w:w="1700" w:type="dxa"/>
-          </w:tcPr>
-          <w:p>
-            <w:pPr>
-              <w:pStyle w:val="MDPI42tablebody"/>
-              <w:spacing w:line="220" w:lineRule="atLeast"/>
-              <w:jc w:val="left"/>
-            </w:pPr>
-            <w:r>
-              <w:rPr>
-                <w:sz w:val="15"/>
-                <w:szCs w:val="15"/>
-              </w:rPr>
-              <w:t xml:space="preserve">Paired aided vs. unaided comparison</w:t>
-            </w:r>
-          </w:p>
-        </w:tc>
-        <w:tc>
-          <w:tcPr>
-            <w:tcW w:w="1000" w:type="dxa"/>
-          </w:tcPr>
-          <w:p>
-            <w:pPr>
-              <w:pStyle w:val="MDPI42tablebody"/>
-              <w:spacing w:line="220" w:lineRule="atLeast"/>
-              <w:jc w:val="left"/>
-            </w:pPr>
-            <w:r>
-              <w:rPr>
-                <w:sz w:val="15"/>
-                <w:szCs w:val="15"/>
-              </w:rPr>
-              <w:t xml:space="preserve">30</w:t>
-            </w:r>
-          </w:p>
-        </w:tc>
-        <w:tc>
-          <w:tcPr>
-            <w:tcW w:w="1850" w:type="dxa"/>
-          </w:tcPr>
-          <w:p>
-            <w:pPr>
-              <w:pStyle w:val="MDPI42tablebody"/>
-              <w:spacing w:line="220" w:lineRule="atLeast"/>
-              <w:jc w:val="left"/>
-            </w:pPr>
-            <w:r>
-              <w:rPr>
-                <w:sz w:val="15"/>
-                <w:szCs w:val="15"/>
-              </w:rPr>
               <w:t xml:space="preserve">Reading disabilities; 10–18 y</w:t>
             </w:r>
           </w:p>
         </w:tc>
         <w:tc>
           <w:tcPr>
-            <w:tcW w:w="2766" w:type="dxa"/>
+            <w:tcW w:w="2546" w:type="dxa"/>
           </w:tcPr>
           <w:p>
             <w:pPr>
@@ -3218,7 +3527,7 @@
         </w:tc>
         <w:tc>
           <w:tcPr>
-            <w:tcW w:w="650" w:type="dxa"/>
+            <w:tcW w:w="600" w:type="dxa"/>
           </w:tcPr>
           <w:p>
             <w:pPr>
@@ -3237,6 +3546,25 @@
         </w:tc>
         <w:tc>
           <w:tcPr>
+            <w:tcW w:w="750" w:type="dxa"/>
+          </w:tcPr>
+          <w:p>
+            <w:pPr>
+              <w:pStyle w:val="MDPI42tablebody"/>
+              <w:spacing w:line="220" w:lineRule="atLeast"/>
+              <w:jc w:val="left"/>
+            </w:pPr>
+            <w:r>
+              <w:rPr>
+                <w:sz w:val="15"/>
+                <w:szCs w:val="15"/>
+              </w:rPr>
+              <w:t xml:space="preserve">2/L</w:t>
+            </w:r>
+          </w:p>
+        </w:tc>
+        <w:tc>
+          <w:tcPr>
             <w:tcW w:w="800" w:type="dxa"/>
           </w:tcPr>
           <w:p>
@@ -3250,7 +3578,7 @@
                 <w:sz w:val="15"/>
                 <w:szCs w:val="15"/>
               </w:rPr>
-              <w:t xml:space="preserve">2/L</w:t>
+              <w:t xml:space="preserve">NI</w:t>
             </w:r>
           </w:p>
         </w:tc>
@@ -3261,6 +3589,63 @@
         </w:trPr>
         <w:tc>
           <w:tcPr>
+            <w:tcW w:w="1560" w:type="dxa"/>
+          </w:tcPr>
+          <w:p>
+            <w:pPr>
+              <w:pStyle w:val="MDPI42tablebody"/>
+              <w:spacing w:line="220" w:lineRule="atLeast"/>
+              <w:jc w:val="left"/>
+            </w:pPr>
+            <w:r>
+              <w:rPr>
+                <w:sz w:val="15"/>
+                <w:szCs w:val="15"/>
+              </w:rPr>
+              <w:t xml:space="preserve">Keelor et al., 2018</w:t>
+            </w:r>
+          </w:p>
+        </w:tc>
+        <w:tc>
+          <w:tcPr>
+            <w:tcW w:w="1560" w:type="dxa"/>
+          </w:tcPr>
+          <w:p>
+            <w:pPr>
+              <w:pStyle w:val="MDPI42tablebody"/>
+              <w:spacing w:line="220" w:lineRule="atLeast"/>
+              <w:jc w:val="left"/>
+            </w:pPr>
+            <w:r>
+              <w:rPr>
+                <w:sz w:val="15"/>
+                <w:szCs w:val="15"/>
+              </w:rPr>
+              <w:t xml:space="preserve">Five-condition experiment; predictor analysis</w:t>
+            </w:r>
+          </w:p>
+        </w:tc>
+        <w:tc>
+          <w:tcPr>
+            <w:tcW w:w="950" w:type="dxa"/>
+          </w:tcPr>
+          <w:p>
+            <w:pPr>
+              <w:pStyle w:val="MDPI42tablebody"/>
+              <w:spacing w:line="220" w:lineRule="atLeast"/>
+              <w:jc w:val="left"/>
+            </w:pPr>
+            <w:r>
+              <w:rPr>
+                <w:sz w:val="15"/>
+                <w:szCs w:val="15"/>
+              </w:rPr>
+              <w:t xml:space="preserve">29 (shared cohort)</w:t>
+            </w:r>
+          </w:p>
+        </w:tc>
+        <w:tc>
+          <w:tcPr>
             <w:tcW w:w="1700" w:type="dxa"/>
           </w:tcPr>
           <w:p>
@@ -3274,70 +3659,13 @@
                 <w:sz w:val="15"/>
                 <w:szCs w:val="15"/>
               </w:rPr>
-              <w:t xml:space="preserve">Keelor et al., 2018</w:t>
-            </w:r>
-          </w:p>
-        </w:tc>
-        <w:tc>
-          <w:tcPr>
-            <w:tcW w:w="1700" w:type="dxa"/>
-          </w:tcPr>
-          <w:p>
-            <w:pPr>
-              <w:pStyle w:val="MDPI42tablebody"/>
-              <w:spacing w:line="220" w:lineRule="atLeast"/>
-              <w:jc w:val="left"/>
-            </w:pPr>
-            <w:r>
-              <w:rPr>
-                <w:sz w:val="15"/>
-                <w:szCs w:val="15"/>
-              </w:rPr>
-              <w:t xml:space="preserve">Five-condition experiment; predictor analysis</w:t>
-            </w:r>
-          </w:p>
-        </w:tc>
-        <w:tc>
-          <w:tcPr>
-            <w:tcW w:w="1000" w:type="dxa"/>
-          </w:tcPr>
-          <w:p>
-            <w:pPr>
-              <w:pStyle w:val="MDPI42tablebody"/>
-              <w:spacing w:line="220" w:lineRule="atLeast"/>
-              <w:jc w:val="left"/>
-            </w:pPr>
-            <w:r>
-              <w:rPr>
-                <w:sz w:val="15"/>
-                <w:szCs w:val="15"/>
-              </w:rPr>
-              <w:t xml:space="preserve">29 (shared cohort)</w:t>
-            </w:r>
-          </w:p>
-        </w:tc>
-        <w:tc>
-          <w:tcPr>
-            <w:tcW w:w="1850" w:type="dxa"/>
-          </w:tcPr>
-          <w:p>
-            <w:pPr>
-              <w:pStyle w:val="MDPI42tablebody"/>
-              <w:spacing w:line="220" w:lineRule="atLeast"/>
-              <w:jc w:val="left"/>
-            </w:pPr>
-            <w:r>
-              <w:rPr>
-                <w:sz w:val="15"/>
-                <w:szCs w:val="15"/>
-              </w:rPr>
               <w:t xml:space="preserve">Reading difficulties; 8–12 y</w:t>
             </w:r>
           </w:p>
         </w:tc>
         <w:tc>
           <w:tcPr>
-            <w:tcW w:w="2766" w:type="dxa"/>
+            <w:tcW w:w="2546" w:type="dxa"/>
           </w:tcPr>
           <w:p>
             <w:pPr>
@@ -3356,7 +3684,7 @@
         </w:tc>
         <w:tc>
           <w:tcPr>
-            <w:tcW w:w="650" w:type="dxa"/>
+            <w:tcW w:w="600" w:type="dxa"/>
           </w:tcPr>
           <w:p>
             <w:pPr>
@@ -3375,6 +3703,25 @@
         </w:tc>
         <w:tc>
           <w:tcPr>
+            <w:tcW w:w="750" w:type="dxa"/>
+          </w:tcPr>
+          <w:p>
+            <w:pPr>
+              <w:pStyle w:val="MDPI42tablebody"/>
+              <w:spacing w:line="220" w:lineRule="atLeast"/>
+              <w:jc w:val="left"/>
+            </w:pPr>
+            <w:r>
+              <w:rPr>
+                <w:sz w:val="15"/>
+                <w:szCs w:val="15"/>
+              </w:rPr>
+              <w:t xml:space="preserve">2/L</w:t>
+            </w:r>
+          </w:p>
+        </w:tc>
+        <w:tc>
+          <w:tcPr>
             <w:tcW w:w="800" w:type="dxa"/>
           </w:tcPr>
           <w:p>
@@ -3388,7 +3735,7 @@
                 <w:sz w:val="15"/>
                 <w:szCs w:val="15"/>
               </w:rPr>
-              <w:t xml:space="preserve">2/L</w:t>
+              <w:t xml:space="preserve">NI</w:t>
             </w:r>
           </w:p>
         </w:tc>
@@ -3399,6 +3746,63 @@
         </w:trPr>
         <w:tc>
           <w:tcPr>
+            <w:tcW w:w="1560" w:type="dxa"/>
+          </w:tcPr>
+          <w:p>
+            <w:pPr>
+              <w:pStyle w:val="MDPI42tablebody"/>
+              <w:spacing w:line="220" w:lineRule="atLeast"/>
+              <w:jc w:val="left"/>
+            </w:pPr>
+            <w:r>
+              <w:rPr>
+                <w:sz w:val="15"/>
+                <w:szCs w:val="15"/>
+              </w:rPr>
+              <w:t xml:space="preserve">Keelor et al., 2020</w:t>
+            </w:r>
+          </w:p>
+        </w:tc>
+        <w:tc>
+          <w:tcPr>
+            <w:tcW w:w="1560" w:type="dxa"/>
+          </w:tcPr>
+          <w:p>
+            <w:pPr>
+              <w:pStyle w:val="MDPI42tablebody"/>
+              <w:spacing w:line="220" w:lineRule="atLeast"/>
+              <w:jc w:val="left"/>
+            </w:pPr>
+            <w:r>
+              <w:rPr>
+                <w:sz w:val="15"/>
+                <w:szCs w:val="15"/>
+              </w:rPr>
+              <w:t xml:space="preserve">Six-condition comparison</w:t>
+            </w:r>
+          </w:p>
+        </w:tc>
+        <w:tc>
+          <w:tcPr>
+            <w:tcW w:w="950" w:type="dxa"/>
+          </w:tcPr>
+          <w:p>
+            <w:pPr>
+              <w:pStyle w:val="MDPI42tablebody"/>
+              <w:spacing w:line="220" w:lineRule="atLeast"/>
+              <w:jc w:val="left"/>
+            </w:pPr>
+            <w:r>
+              <w:rPr>
+                <w:sz w:val="15"/>
+                <w:szCs w:val="15"/>
+              </w:rPr>
+              <w:t xml:space="preserve">10</w:t>
+            </w:r>
+          </w:p>
+        </w:tc>
+        <w:tc>
+          <w:tcPr>
             <w:tcW w:w="1700" w:type="dxa"/>
           </w:tcPr>
           <w:p>
@@ -3412,70 +3816,13 @@
                 <w:sz w:val="15"/>
                 <w:szCs w:val="15"/>
               </w:rPr>
-              <w:t xml:space="preserve">Keelor et al., 2020</w:t>
-            </w:r>
-          </w:p>
-        </w:tc>
-        <w:tc>
-          <w:tcPr>
-            <w:tcW w:w="1700" w:type="dxa"/>
-          </w:tcPr>
-          <w:p>
-            <w:pPr>
-              <w:pStyle w:val="MDPI42tablebody"/>
-              <w:spacing w:line="220" w:lineRule="atLeast"/>
-              <w:jc w:val="left"/>
-            </w:pPr>
-            <w:r>
-              <w:rPr>
-                <w:sz w:val="15"/>
-                <w:szCs w:val="15"/>
-              </w:rPr>
-              <w:t xml:space="preserve">Six-condition comparison</w:t>
-            </w:r>
-          </w:p>
-        </w:tc>
-        <w:tc>
-          <w:tcPr>
-            <w:tcW w:w="1000" w:type="dxa"/>
-          </w:tcPr>
-          <w:p>
-            <w:pPr>
-              <w:pStyle w:val="MDPI42tablebody"/>
-              <w:spacing w:line="220" w:lineRule="atLeast"/>
-              <w:jc w:val="left"/>
-            </w:pPr>
-            <w:r>
-              <w:rPr>
-                <w:sz w:val="15"/>
-                <w:szCs w:val="15"/>
-              </w:rPr>
-              <w:t xml:space="preserve">10</w:t>
-            </w:r>
-          </w:p>
-        </w:tc>
-        <w:tc>
-          <w:tcPr>
-            <w:tcW w:w="1850" w:type="dxa"/>
-          </w:tcPr>
-          <w:p>
-            <w:pPr>
-              <w:pStyle w:val="MDPI42tablebody"/>
-              <w:spacing w:line="220" w:lineRule="atLeast"/>
-              <w:jc w:val="left"/>
-            </w:pPr>
-            <w:r>
-              <w:rPr>
-                <w:sz w:val="15"/>
-                <w:szCs w:val="15"/>
-              </w:rPr>
               <w:t xml:space="preserve">Reading difficulty; 8–11 y</w:t>
             </w:r>
           </w:p>
         </w:tc>
         <w:tc>
           <w:tcPr>
-            <w:tcW w:w="2766" w:type="dxa"/>
+            <w:tcW w:w="2546" w:type="dxa"/>
           </w:tcPr>
           <w:p>
             <w:pPr>
@@ -3494,7 +3841,7 @@
         </w:tc>
         <w:tc>
           <w:tcPr>
-            <w:tcW w:w="650" w:type="dxa"/>
+            <w:tcW w:w="600" w:type="dxa"/>
           </w:tcPr>
           <w:p>
             <w:pPr>
@@ -3513,6 +3860,25 @@
         </w:tc>
         <w:tc>
           <w:tcPr>
+            <w:tcW w:w="750" w:type="dxa"/>
+          </w:tcPr>
+          <w:p>
+            <w:pPr>
+              <w:pStyle w:val="MDPI42tablebody"/>
+              <w:spacing w:line="220" w:lineRule="atLeast"/>
+              <w:jc w:val="left"/>
+            </w:pPr>
+            <w:r>
+              <w:rPr>
+                <w:sz w:val="15"/>
+                <w:szCs w:val="15"/>
+              </w:rPr>
+              <w:t xml:space="preserve">2/F</w:t>
+            </w:r>
+          </w:p>
+        </w:tc>
+        <w:tc>
+          <w:tcPr>
             <w:tcW w:w="800" w:type="dxa"/>
           </w:tcPr>
           <w:p>
@@ -3526,7 +3892,7 @@
                 <w:sz w:val="15"/>
                 <w:szCs w:val="15"/>
               </w:rPr>
-              <w:t xml:space="preserve">2/F</w:t>
+              <w:t xml:space="preserve">H</w:t>
             </w:r>
           </w:p>
         </w:tc>
@@ -3537,6 +3903,63 @@
         </w:trPr>
         <w:tc>
           <w:tcPr>
+            <w:tcW w:w="1560" w:type="dxa"/>
+          </w:tcPr>
+          <w:p>
+            <w:pPr>
+              <w:pStyle w:val="MDPI42tablebody"/>
+              <w:spacing w:line="220" w:lineRule="atLeast"/>
+              <w:jc w:val="left"/>
+            </w:pPr>
+            <w:r>
+              <w:rPr>
+                <w:sz w:val="15"/>
+                <w:szCs w:val="15"/>
+              </w:rPr>
+              <w:t xml:space="preserve">Keelor et al., 2023</w:t>
+            </w:r>
+          </w:p>
+        </w:tc>
+        <w:tc>
+          <w:tcPr>
+            <w:tcW w:w="1560" w:type="dxa"/>
+          </w:tcPr>
+          <w:p>
+            <w:pPr>
+              <w:pStyle w:val="MDPI42tablebody"/>
+              <w:spacing w:line="220" w:lineRule="atLeast"/>
+              <w:jc w:val="left"/>
+            </w:pPr>
+            <w:r>
+              <w:rPr>
+                <w:sz w:val="15"/>
+                <w:szCs w:val="15"/>
+              </w:rPr>
+              <w:t xml:space="preserve">Counterbalanced five-condition experiment</w:t>
+            </w:r>
+          </w:p>
+        </w:tc>
+        <w:tc>
+          <w:tcPr>
+            <w:tcW w:w="950" w:type="dxa"/>
+          </w:tcPr>
+          <w:p>
+            <w:pPr>
+              <w:pStyle w:val="MDPI42tablebody"/>
+              <w:spacing w:line="220" w:lineRule="atLeast"/>
+              <w:jc w:val="left"/>
+            </w:pPr>
+            <w:r>
+              <w:rPr>
+                <w:sz w:val="15"/>
+                <w:szCs w:val="15"/>
+              </w:rPr>
+              <w:t xml:space="preserve">29</w:t>
+            </w:r>
+          </w:p>
+        </w:tc>
+        <w:tc>
+          <w:tcPr>
             <w:tcW w:w="1700" w:type="dxa"/>
           </w:tcPr>
           <w:p>
@@ -3550,70 +3973,13 @@
                 <w:sz w:val="15"/>
                 <w:szCs w:val="15"/>
               </w:rPr>
-              <w:t xml:space="preserve">Keelor et al., 2023</w:t>
-            </w:r>
-          </w:p>
-        </w:tc>
-        <w:tc>
-          <w:tcPr>
-            <w:tcW w:w="1700" w:type="dxa"/>
-          </w:tcPr>
-          <w:p>
-            <w:pPr>
-              <w:pStyle w:val="MDPI42tablebody"/>
-              <w:spacing w:line="220" w:lineRule="atLeast"/>
-              <w:jc w:val="left"/>
-            </w:pPr>
-            <w:r>
-              <w:rPr>
-                <w:sz w:val="15"/>
-                <w:szCs w:val="15"/>
-              </w:rPr>
-              <w:t xml:space="preserve">Counterbalanced five-condition experiment</w:t>
-            </w:r>
-          </w:p>
-        </w:tc>
-        <w:tc>
-          <w:tcPr>
-            <w:tcW w:w="1000" w:type="dxa"/>
-          </w:tcPr>
-          <w:p>
-            <w:pPr>
-              <w:pStyle w:val="MDPI42tablebody"/>
-              <w:spacing w:line="220" w:lineRule="atLeast"/>
-              <w:jc w:val="left"/>
-            </w:pPr>
-            <w:r>
-              <w:rPr>
-                <w:sz w:val="15"/>
-                <w:szCs w:val="15"/>
-              </w:rPr>
-              <w:t xml:space="preserve">29</w:t>
-            </w:r>
-          </w:p>
-        </w:tc>
-        <w:tc>
-          <w:tcPr>
-            <w:tcW w:w="1850" w:type="dxa"/>
-          </w:tcPr>
-          <w:p>
-            <w:pPr>
-              <w:pStyle w:val="MDPI42tablebody"/>
-              <w:spacing w:line="220" w:lineRule="atLeast"/>
-              <w:jc w:val="left"/>
-            </w:pPr>
-            <w:r>
-              <w:rPr>
-                <w:sz w:val="15"/>
-                <w:szCs w:val="15"/>
-              </w:rPr>
               <w:t xml:space="preserve">Reading and language difficulties; 8–12 y</w:t>
             </w:r>
           </w:p>
         </w:tc>
         <w:tc>
           <w:tcPr>
-            <w:tcW w:w="2766" w:type="dxa"/>
+            <w:tcW w:w="2546" w:type="dxa"/>
           </w:tcPr>
           <w:p>
             <w:pPr>
@@ -3632,7 +3998,7 @@
         </w:tc>
         <w:tc>
           <w:tcPr>
-            <w:tcW w:w="650" w:type="dxa"/>
+            <w:tcW w:w="600" w:type="dxa"/>
           </w:tcPr>
           <w:p>
             <w:pPr>
@@ -3651,6 +4017,25 @@
         </w:tc>
         <w:tc>
           <w:tcPr>
+            <w:tcW w:w="750" w:type="dxa"/>
+          </w:tcPr>
+          <w:p>
+            <w:pPr>
+              <w:pStyle w:val="MDPI42tablebody"/>
+              <w:spacing w:line="220" w:lineRule="atLeast"/>
+              <w:jc w:val="left"/>
+            </w:pPr>
+            <w:r>
+              <w:rPr>
+                <w:sz w:val="15"/>
+                <w:szCs w:val="15"/>
+              </w:rPr>
+              <w:t xml:space="preserve">1/L</w:t>
+            </w:r>
+          </w:p>
+        </w:tc>
+        <w:tc>
+          <w:tcPr>
             <w:tcW w:w="800" w:type="dxa"/>
           </w:tcPr>
           <w:p>
@@ -3664,7 +4049,7 @@
                 <w:sz w:val="15"/>
                 <w:szCs w:val="15"/>
               </w:rPr>
-              <w:t xml:space="preserve">1/L</w:t>
+              <w:t xml:space="preserve">NI</w:t>
             </w:r>
           </w:p>
         </w:tc>
@@ -3675,6 +4060,63 @@
         </w:trPr>
         <w:tc>
           <w:tcPr>
+            <w:tcW w:w="1560" w:type="dxa"/>
+          </w:tcPr>
+          <w:p>
+            <w:pPr>
+              <w:pStyle w:val="MDPI42tablebody"/>
+              <w:spacing w:line="220" w:lineRule="atLeast"/>
+              <w:jc w:val="left"/>
+            </w:pPr>
+            <w:r>
+              <w:rPr>
+                <w:sz w:val="15"/>
+                <w:szCs w:val="15"/>
+              </w:rPr>
+              <w:t xml:space="preserve">Kraft, 2023</w:t>
+            </w:r>
+          </w:p>
+        </w:tc>
+        <w:tc>
+          <w:tcPr>
+            <w:tcW w:w="1560" w:type="dxa"/>
+          </w:tcPr>
+          <w:p>
+            <w:pPr>
+              <w:pStyle w:val="MDPI42tablebody"/>
+              <w:spacing w:line="220" w:lineRule="atLeast"/>
+              <w:jc w:val="left"/>
+            </w:pPr>
+            <w:r>
+              <w:rPr>
+                <w:sz w:val="15"/>
+                <w:szCs w:val="15"/>
+              </w:rPr>
+              <w:t xml:space="preserve">Counterbalanced within-participant</w:t>
+            </w:r>
+          </w:p>
+        </w:tc>
+        <w:tc>
+          <w:tcPr>
+            <w:tcW w:w="950" w:type="dxa"/>
+          </w:tcPr>
+          <w:p>
+            <w:pPr>
+              <w:pStyle w:val="MDPI42tablebody"/>
+              <w:spacing w:line="220" w:lineRule="atLeast"/>
+              <w:jc w:val="left"/>
+            </w:pPr>
+            <w:r>
+              <w:rPr>
+                <w:sz w:val="15"/>
+                <w:szCs w:val="15"/>
+              </w:rPr>
+              <w:t xml:space="preserve">16 eligible (of 28)</w:t>
+            </w:r>
+          </w:p>
+        </w:tc>
+        <w:tc>
+          <w:tcPr>
             <w:tcW w:w="1700" w:type="dxa"/>
           </w:tcPr>
           <w:p>
@@ -3688,70 +4130,13 @@
                 <w:sz w:val="15"/>
                 <w:szCs w:val="15"/>
               </w:rPr>
-              <w:t xml:space="preserve">Kraft, 2023</w:t>
-            </w:r>
-          </w:p>
-        </w:tc>
-        <w:tc>
-          <w:tcPr>
-            <w:tcW w:w="1700" w:type="dxa"/>
-          </w:tcPr>
-          <w:p>
-            <w:pPr>
-              <w:pStyle w:val="MDPI42tablebody"/>
-              <w:spacing w:line="220" w:lineRule="atLeast"/>
-              <w:jc w:val="left"/>
-            </w:pPr>
-            <w:r>
-              <w:rPr>
-                <w:sz w:val="15"/>
-                <w:szCs w:val="15"/>
-              </w:rPr>
-              <w:t xml:space="preserve">Counterbalanced within-participant</w:t>
-            </w:r>
-          </w:p>
-        </w:tc>
-        <w:tc>
-          <w:tcPr>
-            <w:tcW w:w="1000" w:type="dxa"/>
-          </w:tcPr>
-          <w:p>
-            <w:pPr>
-              <w:pStyle w:val="MDPI42tablebody"/>
-              <w:spacing w:line="220" w:lineRule="atLeast"/>
-              <w:jc w:val="left"/>
-            </w:pPr>
-            <w:r>
-              <w:rPr>
-                <w:sz w:val="15"/>
-                <w:szCs w:val="15"/>
-              </w:rPr>
-              <w:t xml:space="preserve">16 eligible (of 28)</w:t>
-            </w:r>
-          </w:p>
-        </w:tc>
-        <w:tc>
-          <w:tcPr>
-            <w:tcW w:w="1850" w:type="dxa"/>
-          </w:tcPr>
-          <w:p>
-            <w:pPr>
-              <w:pStyle w:val="MDPI42tablebody"/>
-              <w:spacing w:line="220" w:lineRule="atLeast"/>
-              <w:jc w:val="left"/>
-            </w:pPr>
-            <w:r>
-              <w:rPr>
-                <w:sz w:val="15"/>
-                <w:szCs w:val="15"/>
-              </w:rPr>
               <w:t xml:space="preserve">Reading/writing difficulties; 10–13 y</w:t>
             </w:r>
           </w:p>
         </w:tc>
         <w:tc>
           <w:tcPr>
-            <w:tcW w:w="2766" w:type="dxa"/>
+            <w:tcW w:w="2546" w:type="dxa"/>
           </w:tcPr>
           <w:p>
             <w:pPr>
@@ -3770,7 +4155,7 @@
         </w:tc>
         <w:tc>
           <w:tcPr>
-            <w:tcW w:w="650" w:type="dxa"/>
+            <w:tcW w:w="600" w:type="dxa"/>
           </w:tcPr>
           <w:p>
             <w:pPr>
@@ -3789,6 +4174,25 @@
         </w:tc>
         <w:tc>
           <w:tcPr>
+            <w:tcW w:w="750" w:type="dxa"/>
+          </w:tcPr>
+          <w:p>
+            <w:pPr>
+              <w:pStyle w:val="MDPI42tablebody"/>
+              <w:spacing w:line="220" w:lineRule="atLeast"/>
+              <w:jc w:val="left"/>
+            </w:pPr>
+            <w:r>
+              <w:rPr>
+                <w:sz w:val="15"/>
+                <w:szCs w:val="15"/>
+              </w:rPr>
+              <w:t xml:space="preserve">1/F</w:t>
+            </w:r>
+          </w:p>
+        </w:tc>
+        <w:tc>
+          <w:tcPr>
             <w:tcW w:w="800" w:type="dxa"/>
           </w:tcPr>
           <w:p>
@@ -3802,7 +4206,7 @@
                 <w:sz w:val="15"/>
                 <w:szCs w:val="15"/>
               </w:rPr>
-              <w:t xml:space="preserve">1/F</w:t>
+              <w:t xml:space="preserve">SC</w:t>
             </w:r>
           </w:p>
         </w:tc>
@@ -3813,6 +4217,63 @@
         </w:trPr>
         <w:tc>
           <w:tcPr>
+            <w:tcW w:w="1560" w:type="dxa"/>
+          </w:tcPr>
+          <w:p>
+            <w:pPr>
+              <w:pStyle w:val="MDPI42tablebody"/>
+              <w:spacing w:line="220" w:lineRule="atLeast"/>
+              <w:jc w:val="left"/>
+            </w:pPr>
+            <w:r>
+              <w:rPr>
+                <w:sz w:val="15"/>
+                <w:szCs w:val="15"/>
+              </w:rPr>
+              <w:t xml:space="preserve">MacArthur &amp; Cavalier, 2004</w:t>
+            </w:r>
+          </w:p>
+        </w:tc>
+        <w:tc>
+          <w:tcPr>
+            <w:tcW w:w="1560" w:type="dxa"/>
+          </w:tcPr>
+          <w:p>
+            <w:pPr>
+              <w:pStyle w:val="MDPI42tablebody"/>
+              <w:spacing w:line="220" w:lineRule="atLeast"/>
+              <w:jc w:val="left"/>
+            </w:pPr>
+            <w:r>
+              <w:rPr>
+                <w:sz w:val="15"/>
+                <w:szCs w:val="15"/>
+              </w:rPr>
+              <w:t xml:space="preserve">Counterbalanced within-participant</w:t>
+            </w:r>
+          </w:p>
+        </w:tc>
+        <w:tc>
+          <w:tcPr>
+            <w:tcW w:w="950" w:type="dxa"/>
+          </w:tcPr>
+          <w:p>
+            <w:pPr>
+              <w:pStyle w:val="MDPI42tablebody"/>
+              <w:spacing w:line="220" w:lineRule="atLeast"/>
+              <w:jc w:val="left"/>
+            </w:pPr>
+            <w:r>
+              <w:rPr>
+                <w:sz w:val="15"/>
+                <w:szCs w:val="15"/>
+              </w:rPr>
+              <w:t xml:space="preserve">21 eligible (of 31)</w:t>
+            </w:r>
+          </w:p>
+        </w:tc>
+        <w:tc>
+          <w:tcPr>
             <w:tcW w:w="1700" w:type="dxa"/>
           </w:tcPr>
           <w:p>
@@ -3826,70 +4287,13 @@
                 <w:sz w:val="15"/>
                 <w:szCs w:val="15"/>
               </w:rPr>
-              <w:t xml:space="preserve">MacArthur &amp; Cavalier, 2004</w:t>
-            </w:r>
-          </w:p>
-        </w:tc>
-        <w:tc>
-          <w:tcPr>
-            <w:tcW w:w="1700" w:type="dxa"/>
-          </w:tcPr>
-          <w:p>
-            <w:pPr>
-              <w:pStyle w:val="MDPI42tablebody"/>
-              <w:spacing w:line="220" w:lineRule="atLeast"/>
-              <w:jc w:val="left"/>
-            </w:pPr>
-            <w:r>
-              <w:rPr>
-                <w:sz w:val="15"/>
-                <w:szCs w:val="15"/>
-              </w:rPr>
-              <w:t xml:space="preserve">Counterbalanced within-participant</w:t>
-            </w:r>
-          </w:p>
-        </w:tc>
-        <w:tc>
-          <w:tcPr>
-            <w:tcW w:w="1000" w:type="dxa"/>
-          </w:tcPr>
-          <w:p>
-            <w:pPr>
-              <w:pStyle w:val="MDPI42tablebody"/>
-              <w:spacing w:line="220" w:lineRule="atLeast"/>
-              <w:jc w:val="left"/>
-            </w:pPr>
-            <w:r>
-              <w:rPr>
-                <w:sz w:val="15"/>
-                <w:szCs w:val="15"/>
-              </w:rPr>
-              <w:t xml:space="preserve">21 eligible (of 31)</w:t>
-            </w:r>
-          </w:p>
-        </w:tc>
-        <w:tc>
-          <w:tcPr>
-            <w:tcW w:w="1850" w:type="dxa"/>
-          </w:tcPr>
-          <w:p>
-            <w:pPr>
-              <w:pStyle w:val="MDPI42tablebody"/>
-              <w:spacing w:line="220" w:lineRule="atLeast"/>
-              <w:jc w:val="left"/>
-            </w:pPr>
-            <w:r>
-              <w:rPr>
-                <w:sz w:val="15"/>
-                <w:szCs w:val="15"/>
-              </w:rPr>
               <w:t xml:space="preserve">Learning disabilities; high school</w:t>
             </w:r>
           </w:p>
         </w:tc>
         <w:tc>
           <w:tcPr>
-            <w:tcW w:w="2766" w:type="dxa"/>
+            <w:tcW w:w="2546" w:type="dxa"/>
           </w:tcPr>
           <w:p>
             <w:pPr>
@@ -3908,7 +4312,7 @@
         </w:tc>
         <w:tc>
           <w:tcPr>
-            <w:tcW w:w="650" w:type="dxa"/>
+            <w:tcW w:w="600" w:type="dxa"/>
           </w:tcPr>
           <w:p>
             <w:pPr>
@@ -3927,6 +4331,25 @@
         </w:tc>
         <w:tc>
           <w:tcPr>
+            <w:tcW w:w="750" w:type="dxa"/>
+          </w:tcPr>
+          <w:p>
+            <w:pPr>
+              <w:pStyle w:val="MDPI42tablebody"/>
+              <w:spacing w:line="220" w:lineRule="atLeast"/>
+              <w:jc w:val="left"/>
+            </w:pPr>
+            <w:r>
+              <w:rPr>
+                <w:sz w:val="15"/>
+                <w:szCs w:val="15"/>
+              </w:rPr>
+              <w:t xml:space="preserve">1/L</w:t>
+            </w:r>
+          </w:p>
+        </w:tc>
+        <w:tc>
+          <w:tcPr>
             <w:tcW w:w="800" w:type="dxa"/>
           </w:tcPr>
           <w:p>
@@ -3940,7 +4363,7 @@
                 <w:sz w:val="15"/>
                 <w:szCs w:val="15"/>
               </w:rPr>
-              <w:t xml:space="preserve">1/L</w:t>
+              <w:t xml:space="preserve">NI</w:t>
             </w:r>
           </w:p>
         </w:tc>
@@ -3951,6 +4374,63 @@
         </w:trPr>
         <w:tc>
           <w:tcPr>
+            <w:tcW w:w="1560" w:type="dxa"/>
+          </w:tcPr>
+          <w:p>
+            <w:pPr>
+              <w:pStyle w:val="MDPI42tablebody"/>
+              <w:spacing w:line="220" w:lineRule="atLeast"/>
+              <w:jc w:val="left"/>
+            </w:pPr>
+            <w:r>
+              <w:rPr>
+                <w:sz w:val="15"/>
+                <w:szCs w:val="15"/>
+              </w:rPr>
+              <w:t xml:space="preserve">Silvestri et al., 2022</w:t>
+            </w:r>
+          </w:p>
+        </w:tc>
+        <w:tc>
+          <w:tcPr>
+            <w:tcW w:w="1560" w:type="dxa"/>
+          </w:tcPr>
+          <w:p>
+            <w:pPr>
+              <w:pStyle w:val="MDPI42tablebody"/>
+              <w:spacing w:line="220" w:lineRule="atLeast"/>
+              <w:jc w:val="left"/>
+            </w:pPr>
+            <w:r>
+              <w:rPr>
+                <w:sz w:val="15"/>
+                <w:szCs w:val="15"/>
+              </w:rPr>
+              <w:t xml:space="preserve">Counterbalanced within-participant</w:t>
+            </w:r>
+          </w:p>
+        </w:tc>
+        <w:tc>
+          <w:tcPr>
+            <w:tcW w:w="950" w:type="dxa"/>
+          </w:tcPr>
+          <w:p>
+            <w:pPr>
+              <w:pStyle w:val="MDPI42tablebody"/>
+              <w:spacing w:line="220" w:lineRule="atLeast"/>
+              <w:jc w:val="left"/>
+            </w:pPr>
+            <w:r>
+              <w:rPr>
+                <w:sz w:val="15"/>
+                <w:szCs w:val="15"/>
+              </w:rPr>
+              <w:t xml:space="preserve">94</w:t>
+            </w:r>
+          </w:p>
+        </w:tc>
+        <w:tc>
+          <w:tcPr>
             <w:tcW w:w="1700" w:type="dxa"/>
           </w:tcPr>
           <w:p>
@@ -3964,70 +4444,13 @@
                 <w:sz w:val="15"/>
                 <w:szCs w:val="15"/>
               </w:rPr>
-              <w:t xml:space="preserve">Silvestri et al., 2022</w:t>
-            </w:r>
-          </w:p>
-        </w:tc>
-        <w:tc>
-          <w:tcPr>
-            <w:tcW w:w="1700" w:type="dxa"/>
-          </w:tcPr>
-          <w:p>
-            <w:pPr>
-              <w:pStyle w:val="MDPI42tablebody"/>
-              <w:spacing w:line="220" w:lineRule="atLeast"/>
-              <w:jc w:val="left"/>
-            </w:pPr>
-            <w:r>
-              <w:rPr>
-                <w:sz w:val="15"/>
-                <w:szCs w:val="15"/>
-              </w:rPr>
-              <w:t xml:space="preserve">Counterbalanced within-participant</w:t>
-            </w:r>
-          </w:p>
-        </w:tc>
-        <w:tc>
-          <w:tcPr>
-            <w:tcW w:w="1000" w:type="dxa"/>
-          </w:tcPr>
-          <w:p>
-            <w:pPr>
-              <w:pStyle w:val="MDPI42tablebody"/>
-              <w:spacing w:line="220" w:lineRule="atLeast"/>
-              <w:jc w:val="left"/>
-            </w:pPr>
-            <w:r>
-              <w:rPr>
-                <w:sz w:val="15"/>
-                <w:szCs w:val="15"/>
-              </w:rPr>
-              <w:t xml:space="preserve">94</w:t>
-            </w:r>
-          </w:p>
-        </w:tc>
-        <w:tc>
-          <w:tcPr>
-            <w:tcW w:w="1850" w:type="dxa"/>
-          </w:tcPr>
-          <w:p>
-            <w:pPr>
-              <w:pStyle w:val="MDPI42tablebody"/>
-              <w:spacing w:line="220" w:lineRule="atLeast"/>
-              <w:jc w:val="left"/>
-            </w:pPr>
-            <w:r>
-              <w:rPr>
-                <w:sz w:val="15"/>
-                <w:szCs w:val="15"/>
-              </w:rPr>
               <w:t xml:space="preserve">Reading difficulties; grade 8</w:t>
             </w:r>
           </w:p>
         </w:tc>
         <w:tc>
           <w:tcPr>
-            <w:tcW w:w="2766" w:type="dxa"/>
+            <w:tcW w:w="2546" w:type="dxa"/>
           </w:tcPr>
           <w:p>
             <w:pPr>
@@ -4046,7 +4469,7 @@
         </w:tc>
         <w:tc>
           <w:tcPr>
-            <w:tcW w:w="650" w:type="dxa"/>
+            <w:tcW w:w="600" w:type="dxa"/>
           </w:tcPr>
           <w:p>
             <w:pPr>
@@ -4065,6 +4488,25 @@
         </w:tc>
         <w:tc>
           <w:tcPr>
+            <w:tcW w:w="750" w:type="dxa"/>
+          </w:tcPr>
+          <w:p>
+            <w:pPr>
+              <w:pStyle w:val="MDPI42tablebody"/>
+              <w:spacing w:line="220" w:lineRule="atLeast"/>
+              <w:jc w:val="left"/>
+            </w:pPr>
+            <w:r>
+              <w:rPr>
+                <w:sz w:val="15"/>
+                <w:szCs w:val="15"/>
+              </w:rPr>
+              <w:t xml:space="preserve">1/L</w:t>
+            </w:r>
+          </w:p>
+        </w:tc>
+        <w:tc>
+          <w:tcPr>
             <w:tcW w:w="800" w:type="dxa"/>
           </w:tcPr>
           <w:p>
@@ -4078,7 +4520,7 @@
                 <w:sz w:val="15"/>
                 <w:szCs w:val="15"/>
               </w:rPr>
-              <w:t xml:space="preserve">1/L</w:t>
+              <w:t xml:space="preserve">NI</w:t>
             </w:r>
           </w:p>
         </w:tc>
@@ -4090,7 +4532,7 @@
         <w:tc>
           <w:tcPr>
             <w:tcW w:w="10466" w:type="dxa"/>
-            <w:gridSpan w:val="7"/>
+            <w:gridSpan w:val="8"/>
             <w:shd w:val="clear" w:color="auto" w:fill="EDEDED"/>
           </w:tcPr>
           <w:p>
@@ -4132,6 +4574,63 @@
         </w:trPr>
         <w:tc>
           <w:tcPr>
+            <w:tcW w:w="1560" w:type="dxa"/>
+          </w:tcPr>
+          <w:p>
+            <w:pPr>
+              <w:pStyle w:val="MDPI42tablebody"/>
+              <w:spacing w:line="220" w:lineRule="atLeast"/>
+              <w:jc w:val="left"/>
+            </w:pPr>
+            <w:r>
+              <w:rPr>
+                <w:sz w:val="15"/>
+                <w:szCs w:val="15"/>
+              </w:rPr>
+              <w:t xml:space="preserve">Almgren Bäck et al., 2024</w:t>
+            </w:r>
+          </w:p>
+        </w:tc>
+        <w:tc>
+          <w:tcPr>
+            <w:tcW w:w="1560" w:type="dxa"/>
+          </w:tcPr>
+          <w:p>
+            <w:pPr>
+              <w:pStyle w:val="MDPI42tablebody"/>
+              <w:spacing w:line="220" w:lineRule="atLeast"/>
+              <w:jc w:val="left"/>
+            </w:pPr>
+            <w:r>
+              <w:rPr>
+                <w:sz w:val="15"/>
+                <w:szCs w:val="15"/>
+              </w:rPr>
+              <w:t xml:space="preserve">Multiple baseline</w:t>
+            </w:r>
+          </w:p>
+        </w:tc>
+        <w:tc>
+          <w:tcPr>
+            <w:tcW w:w="950" w:type="dxa"/>
+          </w:tcPr>
+          <w:p>
+            <w:pPr>
+              <w:pStyle w:val="MDPI42tablebody"/>
+              <w:spacing w:line="220" w:lineRule="atLeast"/>
+              <w:jc w:val="left"/>
+            </w:pPr>
+            <w:r>
+              <w:rPr>
+                <w:sz w:val="15"/>
+                <w:szCs w:val="15"/>
+              </w:rPr>
+              <w:t xml:space="preserve">8</w:t>
+            </w:r>
+          </w:p>
+        </w:tc>
+        <w:tc>
+          <w:tcPr>
             <w:tcW w:w="1700" w:type="dxa"/>
           </w:tcPr>
           <w:p>
@@ -4145,70 +4644,13 @@
                 <w:sz w:val="15"/>
                 <w:szCs w:val="15"/>
               </w:rPr>
-              <w:t xml:space="preserve">Almgren Bäck et al., 2024</w:t>
-            </w:r>
-          </w:p>
-        </w:tc>
-        <w:tc>
-          <w:tcPr>
-            <w:tcW w:w="1700" w:type="dxa"/>
-          </w:tcPr>
-          <w:p>
-            <w:pPr>
-              <w:pStyle w:val="MDPI42tablebody"/>
-              <w:spacing w:line="220" w:lineRule="atLeast"/>
-              <w:jc w:val="left"/>
-            </w:pPr>
-            <w:r>
-              <w:rPr>
-                <w:sz w:val="15"/>
-                <w:szCs w:val="15"/>
-              </w:rPr>
-              <w:t xml:space="preserve">Multiple baseline</w:t>
-            </w:r>
-          </w:p>
-        </w:tc>
-        <w:tc>
-          <w:tcPr>
-            <w:tcW w:w="1000" w:type="dxa"/>
-          </w:tcPr>
-          <w:p>
-            <w:pPr>
-              <w:pStyle w:val="MDPI42tablebody"/>
-              <w:spacing w:line="220" w:lineRule="atLeast"/>
-              <w:jc w:val="left"/>
-            </w:pPr>
-            <w:r>
-              <w:rPr>
-                <w:sz w:val="15"/>
-                <w:szCs w:val="15"/>
-              </w:rPr>
-              <w:t xml:space="preserve">8</w:t>
-            </w:r>
-          </w:p>
-        </w:tc>
-        <w:tc>
-          <w:tcPr>
-            <w:tcW w:w="1850" w:type="dxa"/>
-          </w:tcPr>
-          <w:p>
-            <w:pPr>
-              <w:pStyle w:val="MDPI42tablebody"/>
-              <w:spacing w:line="220" w:lineRule="atLeast"/>
-              <w:jc w:val="left"/>
-            </w:pPr>
-            <w:r>
-              <w:rPr>
-                <w:sz w:val="15"/>
-                <w:szCs w:val="15"/>
-              </w:rPr>
               <w:t xml:space="preserve">Severe reading/writing difficulties</w:t>
             </w:r>
           </w:p>
         </w:tc>
         <w:tc>
           <w:tcPr>
-            <w:tcW w:w="2766" w:type="dxa"/>
+            <w:tcW w:w="2546" w:type="dxa"/>
           </w:tcPr>
           <w:p>
             <w:pPr>
@@ -4227,7 +4669,7 @@
         </w:tc>
         <w:tc>
           <w:tcPr>
-            <w:tcW w:w="650" w:type="dxa"/>
+            <w:tcW w:w="600" w:type="dxa"/>
           </w:tcPr>
           <w:p>
             <w:pPr>
@@ -4246,6 +4688,25 @@
         </w:tc>
         <w:tc>
           <w:tcPr>
+            <w:tcW w:w="750" w:type="dxa"/>
+          </w:tcPr>
+          <w:p>
+            <w:pPr>
+              <w:pStyle w:val="MDPI42tablebody"/>
+              <w:spacing w:line="220" w:lineRule="atLeast"/>
+              <w:jc w:val="left"/>
+            </w:pPr>
+            <w:r>
+              <w:rPr>
+                <w:sz w:val="15"/>
+                <w:szCs w:val="15"/>
+              </w:rPr>
+              <w:t xml:space="preserve">1/F</w:t>
+            </w:r>
+          </w:p>
+        </w:tc>
+        <w:tc>
+          <w:tcPr>
             <w:tcW w:w="800" w:type="dxa"/>
           </w:tcPr>
           <w:p>
@@ -4259,7 +4720,7 @@
                 <w:sz w:val="15"/>
                 <w:szCs w:val="15"/>
               </w:rPr>
-              <w:t xml:space="preserve">1/F</w:t>
+              <w:t xml:space="preserve">DNM</w:t>
             </w:r>
           </w:p>
         </w:tc>
@@ -4270,6 +4731,63 @@
         </w:trPr>
         <w:tc>
           <w:tcPr>
+            <w:tcW w:w="1560" w:type="dxa"/>
+          </w:tcPr>
+          <w:p>
+            <w:pPr>
+              <w:pStyle w:val="MDPI42tablebody"/>
+              <w:spacing w:line="220" w:lineRule="atLeast"/>
+              <w:jc w:val="left"/>
+            </w:pPr>
+            <w:r>
+              <w:rPr>
+                <w:sz w:val="15"/>
+                <w:szCs w:val="15"/>
+              </w:rPr>
+              <w:t xml:space="preserve">Alqahtani, 2023</w:t>
+            </w:r>
+          </w:p>
+        </w:tc>
+        <w:tc>
+          <w:tcPr>
+            <w:tcW w:w="1560" w:type="dxa"/>
+          </w:tcPr>
+          <w:p>
+            <w:pPr>
+              <w:pStyle w:val="MDPI42tablebody"/>
+              <w:spacing w:line="220" w:lineRule="atLeast"/>
+              <w:jc w:val="left"/>
+            </w:pPr>
+            <w:r>
+              <w:rPr>
+                <w:sz w:val="15"/>
+                <w:szCs w:val="15"/>
+              </w:rPr>
+              <w:t xml:space="preserve">Multiple baseline + alternating treatments</w:t>
+            </w:r>
+          </w:p>
+        </w:tc>
+        <w:tc>
+          <w:tcPr>
+            <w:tcW w:w="950" w:type="dxa"/>
+          </w:tcPr>
+          <w:p>
+            <w:pPr>
+              <w:pStyle w:val="MDPI42tablebody"/>
+              <w:spacing w:line="220" w:lineRule="atLeast"/>
+              <w:jc w:val="left"/>
+            </w:pPr>
+            <w:r>
+              <w:rPr>
+                <w:sz w:val="15"/>
+                <w:szCs w:val="15"/>
+              </w:rPr>
+              <w:t xml:space="preserve">3</w:t>
+            </w:r>
+          </w:p>
+        </w:tc>
+        <w:tc>
+          <w:tcPr>
             <w:tcW w:w="1700" w:type="dxa"/>
           </w:tcPr>
           <w:p>
@@ -4283,70 +4801,13 @@
                 <w:sz w:val="15"/>
                 <w:szCs w:val="15"/>
               </w:rPr>
-              <w:t xml:space="preserve">Alqahtani, 2023</w:t>
-            </w:r>
-          </w:p>
-        </w:tc>
-        <w:tc>
-          <w:tcPr>
-            <w:tcW w:w="1700" w:type="dxa"/>
-          </w:tcPr>
-          <w:p>
-            <w:pPr>
-              <w:pStyle w:val="MDPI42tablebody"/>
-              <w:spacing w:line="220" w:lineRule="atLeast"/>
-              <w:jc w:val="left"/>
-            </w:pPr>
-            <w:r>
-              <w:rPr>
-                <w:sz w:val="15"/>
-                <w:szCs w:val="15"/>
-              </w:rPr>
-              <w:t xml:space="preserve">Multiple baseline + alternating treatments</w:t>
-            </w:r>
-          </w:p>
-        </w:tc>
-        <w:tc>
-          <w:tcPr>
-            <w:tcW w:w="1000" w:type="dxa"/>
-          </w:tcPr>
-          <w:p>
-            <w:pPr>
-              <w:pStyle w:val="MDPI42tablebody"/>
-              <w:spacing w:line="220" w:lineRule="atLeast"/>
-              <w:jc w:val="left"/>
-            </w:pPr>
-            <w:r>
-              <w:rPr>
-                <w:sz w:val="15"/>
-                <w:szCs w:val="15"/>
-              </w:rPr>
-              <w:t xml:space="preserve">3</w:t>
-            </w:r>
-          </w:p>
-        </w:tc>
-        <w:tc>
-          <w:tcPr>
-            <w:tcW w:w="1850" w:type="dxa"/>
-          </w:tcPr>
-          <w:p>
-            <w:pPr>
-              <w:pStyle w:val="MDPI42tablebody"/>
-              <w:spacing w:line="220" w:lineRule="atLeast"/>
-              <w:jc w:val="left"/>
-            </w:pPr>
-            <w:r>
-              <w:rPr>
-                <w:sz w:val="15"/>
-                <w:szCs w:val="15"/>
-              </w:rPr>
               <w:t xml:space="preserve">Reading difficulties/SLD; grades 3–4</w:t>
             </w:r>
           </w:p>
         </w:tc>
         <w:tc>
           <w:tcPr>
-            <w:tcW w:w="2766" w:type="dxa"/>
+            <w:tcW w:w="2546" w:type="dxa"/>
           </w:tcPr>
           <w:p>
             <w:pPr>
@@ -4365,7 +4826,7 @@
         </w:tc>
         <w:tc>
           <w:tcPr>
-            <w:tcW w:w="650" w:type="dxa"/>
+            <w:tcW w:w="600" w:type="dxa"/>
           </w:tcPr>
           <w:p>
             <w:pPr>
@@ -4384,6 +4845,25 @@
         </w:tc>
         <w:tc>
           <w:tcPr>
+            <w:tcW w:w="750" w:type="dxa"/>
+          </w:tcPr>
+          <w:p>
+            <w:pPr>
+              <w:pStyle w:val="MDPI42tablebody"/>
+              <w:spacing w:line="220" w:lineRule="atLeast"/>
+              <w:jc w:val="left"/>
+            </w:pPr>
+            <w:r>
+              <w:rPr>
+                <w:sz w:val="15"/>
+                <w:szCs w:val="15"/>
+              </w:rPr>
+              <w:t xml:space="preserve">1/L</w:t>
+            </w:r>
+          </w:p>
+        </w:tc>
+        <w:tc>
+          <w:tcPr>
             <w:tcW w:w="800" w:type="dxa"/>
           </w:tcPr>
           <w:p>
@@ -4397,7 +4877,7 @@
                 <w:sz w:val="15"/>
                 <w:szCs w:val="15"/>
               </w:rPr>
-              <w:t xml:space="preserve">1/L</w:t>
+              <w:t xml:space="preserve">CBD</w:t>
             </w:r>
           </w:p>
         </w:tc>
@@ -4408,6 +4888,63 @@
         </w:trPr>
         <w:tc>
           <w:tcPr>
+            <w:tcW w:w="1560" w:type="dxa"/>
+          </w:tcPr>
+          <w:p>
+            <w:pPr>
+              <w:pStyle w:val="MDPI42tablebody"/>
+              <w:spacing w:line="220" w:lineRule="atLeast"/>
+              <w:jc w:val="left"/>
+            </w:pPr>
+            <w:r>
+              <w:rPr>
+                <w:sz w:val="15"/>
+                <w:szCs w:val="15"/>
+              </w:rPr>
+              <w:t xml:space="preserve">Brunow &amp; Cullen, 2021</w:t>
+            </w:r>
+          </w:p>
+        </w:tc>
+        <w:tc>
+          <w:tcPr>
+            <w:tcW w:w="1560" w:type="dxa"/>
+          </w:tcPr>
+          <w:p>
+            <w:pPr>
+              <w:pStyle w:val="MDPI42tablebody"/>
+              <w:spacing w:line="220" w:lineRule="atLeast"/>
+              <w:jc w:val="left"/>
+            </w:pPr>
+            <w:r>
+              <w:rPr>
+                <w:sz w:val="15"/>
+                <w:szCs w:val="15"/>
+              </w:rPr>
+              <w:t xml:space="preserve">Alternating treatments</w:t>
+            </w:r>
+          </w:p>
+        </w:tc>
+        <w:tc>
+          <w:tcPr>
+            <w:tcW w:w="950" w:type="dxa"/>
+          </w:tcPr>
+          <w:p>
+            <w:pPr>
+              <w:pStyle w:val="MDPI42tablebody"/>
+              <w:spacing w:line="220" w:lineRule="atLeast"/>
+              <w:jc w:val="left"/>
+            </w:pPr>
+            <w:r>
+              <w:rPr>
+                <w:sz w:val="15"/>
+                <w:szCs w:val="15"/>
+              </w:rPr>
+              <w:t xml:space="preserve">4</w:t>
+            </w:r>
+          </w:p>
+        </w:tc>
+        <w:tc>
+          <w:tcPr>
             <w:tcW w:w="1700" w:type="dxa"/>
           </w:tcPr>
           <w:p>
@@ -4421,70 +4958,13 @@
                 <w:sz w:val="15"/>
                 <w:szCs w:val="15"/>
               </w:rPr>
-              <w:t xml:space="preserve">Brunow &amp; Cullen, 2021</w:t>
-            </w:r>
-          </w:p>
-        </w:tc>
-        <w:tc>
-          <w:tcPr>
-            <w:tcW w:w="1700" w:type="dxa"/>
-          </w:tcPr>
-          <w:p>
-            <w:pPr>
-              <w:pStyle w:val="MDPI42tablebody"/>
-              <w:spacing w:line="220" w:lineRule="atLeast"/>
-              <w:jc w:val="left"/>
-            </w:pPr>
-            <w:r>
-              <w:rPr>
-                <w:sz w:val="15"/>
-                <w:szCs w:val="15"/>
-              </w:rPr>
-              <w:t xml:space="preserve">Alternating treatments</w:t>
-            </w:r>
-          </w:p>
-        </w:tc>
-        <w:tc>
-          <w:tcPr>
-            <w:tcW w:w="1000" w:type="dxa"/>
-          </w:tcPr>
-          <w:p>
-            <w:pPr>
-              <w:pStyle w:val="MDPI42tablebody"/>
-              <w:spacing w:line="220" w:lineRule="atLeast"/>
-              <w:jc w:val="left"/>
-            </w:pPr>
-            <w:r>
-              <w:rPr>
-                <w:sz w:val="15"/>
-                <w:szCs w:val="15"/>
-              </w:rPr>
-              <w:t xml:space="preserve">4</w:t>
-            </w:r>
-          </w:p>
-        </w:tc>
-        <w:tc>
-          <w:tcPr>
-            <w:tcW w:w="1850" w:type="dxa"/>
-          </w:tcPr>
-          <w:p>
-            <w:pPr>
-              <w:pStyle w:val="MDPI42tablebody"/>
-              <w:spacing w:line="220" w:lineRule="atLeast"/>
-              <w:jc w:val="left"/>
-            </w:pPr>
-            <w:r>
-              <w:rPr>
-                <w:sz w:val="15"/>
-                <w:szCs w:val="15"/>
-              </w:rPr>
               <w:t xml:space="preserve">Learning disabilities; 16–17 y</w:t>
             </w:r>
           </w:p>
         </w:tc>
         <w:tc>
           <w:tcPr>
-            <w:tcW w:w="2766" w:type="dxa"/>
+            <w:tcW w:w="2546" w:type="dxa"/>
           </w:tcPr>
           <w:p>
             <w:pPr>
@@ -4503,7 +4983,7 @@
         </w:tc>
         <w:tc>
           <w:tcPr>
-            <w:tcW w:w="650" w:type="dxa"/>
+            <w:tcW w:w="600" w:type="dxa"/>
           </w:tcPr>
           <w:p>
             <w:pPr>
@@ -4522,6 +5002,25 @@
         </w:tc>
         <w:tc>
           <w:tcPr>
+            <w:tcW w:w="750" w:type="dxa"/>
+          </w:tcPr>
+          <w:p>
+            <w:pPr>
+              <w:pStyle w:val="MDPI42tablebody"/>
+              <w:spacing w:line="220" w:lineRule="atLeast"/>
+              <w:jc w:val="left"/>
+            </w:pPr>
+            <w:r>
+              <w:rPr>
+                <w:sz w:val="15"/>
+                <w:szCs w:val="15"/>
+              </w:rPr>
+              <w:t xml:space="preserve">1/L</w:t>
+            </w:r>
+          </w:p>
+        </w:tc>
+        <w:tc>
+          <w:tcPr>
             <w:tcW w:w="800" w:type="dxa"/>
           </w:tcPr>
           <w:p>
@@ -4535,7 +5034,7 @@
                 <w:sz w:val="15"/>
                 <w:szCs w:val="15"/>
               </w:rPr>
-              <w:t xml:space="preserve">1/L</w:t>
+              <w:t xml:space="preserve">CBD</w:t>
             </w:r>
           </w:p>
         </w:tc>
@@ -4546,6 +5045,63 @@
         </w:trPr>
         <w:tc>
           <w:tcPr>
+            <w:tcW w:w="1560" w:type="dxa"/>
+          </w:tcPr>
+          <w:p>
+            <w:pPr>
+              <w:pStyle w:val="MDPI42tablebody"/>
+              <w:spacing w:line="220" w:lineRule="atLeast"/>
+              <w:jc w:val="left"/>
+            </w:pPr>
+            <w:r>
+              <w:rPr>
+                <w:sz w:val="15"/>
+                <w:szCs w:val="15"/>
+              </w:rPr>
+              <w:t xml:space="preserve">Cuifolo et al., 2025</w:t>
+            </w:r>
+          </w:p>
+        </w:tc>
+        <w:tc>
+          <w:tcPr>
+            <w:tcW w:w="1560" w:type="dxa"/>
+          </w:tcPr>
+          <w:p>
+            <w:pPr>
+              <w:pStyle w:val="MDPI42tablebody"/>
+              <w:spacing w:line="220" w:lineRule="atLeast"/>
+              <w:jc w:val="left"/>
+            </w:pPr>
+            <w:r>
+              <w:rPr>
+                <w:sz w:val="15"/>
+                <w:szCs w:val="15"/>
+              </w:rPr>
+              <w:t xml:space="preserve">Brief experimental analysis</w:t>
+            </w:r>
+          </w:p>
+        </w:tc>
+        <w:tc>
+          <w:tcPr>
+            <w:tcW w:w="950" w:type="dxa"/>
+          </w:tcPr>
+          <w:p>
+            <w:pPr>
+              <w:pStyle w:val="MDPI42tablebody"/>
+              <w:spacing w:line="220" w:lineRule="atLeast"/>
+              <w:jc w:val="left"/>
+            </w:pPr>
+            <w:r>
+              <w:rPr>
+                <w:sz w:val="15"/>
+                <w:szCs w:val="15"/>
+              </w:rPr>
+              <w:t xml:space="preserve">1</w:t>
+            </w:r>
+          </w:p>
+        </w:tc>
+        <w:tc>
+          <w:tcPr>
             <w:tcW w:w="1700" w:type="dxa"/>
           </w:tcPr>
           <w:p>
@@ -4559,70 +5115,13 @@
                 <w:sz w:val="15"/>
                 <w:szCs w:val="15"/>
               </w:rPr>
-              <w:t xml:space="preserve">Cuifolo et al., 2025</w:t>
-            </w:r>
-          </w:p>
-        </w:tc>
-        <w:tc>
-          <w:tcPr>
-            <w:tcW w:w="1700" w:type="dxa"/>
-          </w:tcPr>
-          <w:p>
-            <w:pPr>
-              <w:pStyle w:val="MDPI42tablebody"/>
-              <w:spacing w:line="220" w:lineRule="atLeast"/>
-              <w:jc w:val="left"/>
-            </w:pPr>
-            <w:r>
-              <w:rPr>
-                <w:sz w:val="15"/>
-                <w:szCs w:val="15"/>
-              </w:rPr>
-              <w:t xml:space="preserve">Brief experimental analysis</w:t>
-            </w:r>
-          </w:p>
-        </w:tc>
-        <w:tc>
-          <w:tcPr>
-            <w:tcW w:w="1000" w:type="dxa"/>
-          </w:tcPr>
-          <w:p>
-            <w:pPr>
-              <w:pStyle w:val="MDPI42tablebody"/>
-              <w:spacing w:line="220" w:lineRule="atLeast"/>
-              <w:jc w:val="left"/>
-            </w:pPr>
-            <w:r>
-              <w:rPr>
-                <w:sz w:val="15"/>
-                <w:szCs w:val="15"/>
-              </w:rPr>
-              <w:t xml:space="preserve">1</w:t>
-            </w:r>
-          </w:p>
-        </w:tc>
-        <w:tc>
-          <w:tcPr>
-            <w:tcW w:w="1850" w:type="dxa"/>
-          </w:tcPr>
-          <w:p>
-            <w:pPr>
-              <w:pStyle w:val="MDPI42tablebody"/>
-              <w:spacing w:line="220" w:lineRule="atLeast"/>
-              <w:jc w:val="left"/>
-            </w:pPr>
-            <w:r>
-              <w:rPr>
-                <w:sz w:val="15"/>
-                <w:szCs w:val="15"/>
-              </w:rPr>
               <w:t xml:space="preserve">Traumatic brain injury; high school</w:t>
             </w:r>
           </w:p>
         </w:tc>
         <w:tc>
           <w:tcPr>
-            <w:tcW w:w="2766" w:type="dxa"/>
+            <w:tcW w:w="2546" w:type="dxa"/>
           </w:tcPr>
           <w:p>
             <w:pPr>
@@ -4641,7 +5140,7 @@
         </w:tc>
         <w:tc>
           <w:tcPr>
-            <w:tcW w:w="650" w:type="dxa"/>
+            <w:tcW w:w="600" w:type="dxa"/>
           </w:tcPr>
           <w:p>
             <w:pPr>
@@ -4660,6 +5159,25 @@
         </w:tc>
         <w:tc>
           <w:tcPr>
+            <w:tcW w:w="750" w:type="dxa"/>
+          </w:tcPr>
+          <w:p>
+            <w:pPr>
+              <w:pStyle w:val="MDPI42tablebody"/>
+              <w:spacing w:line="220" w:lineRule="atLeast"/>
+              <w:jc w:val="left"/>
+            </w:pPr>
+            <w:r>
+              <w:rPr>
+                <w:sz w:val="15"/>
+                <w:szCs w:val="15"/>
+              </w:rPr>
+              <w:t xml:space="preserve">2/L</w:t>
+            </w:r>
+          </w:p>
+        </w:tc>
+        <w:tc>
+          <w:tcPr>
             <w:tcW w:w="800" w:type="dxa"/>
           </w:tcPr>
           <w:p>
@@ -4673,7 +5191,7 @@
                 <w:sz w:val="15"/>
                 <w:szCs w:val="15"/>
               </w:rPr>
-              <w:t xml:space="preserve">2/L</w:t>
+              <w:t xml:space="preserve">DNM</w:t>
             </w:r>
           </w:p>
         </w:tc>
@@ -4684,6 +5202,63 @@
         </w:trPr>
         <w:tc>
           <w:tcPr>
+            <w:tcW w:w="1560" w:type="dxa"/>
+          </w:tcPr>
+          <w:p>
+            <w:pPr>
+              <w:pStyle w:val="MDPI42tablebody"/>
+              <w:spacing w:line="220" w:lineRule="atLeast"/>
+              <w:jc w:val="left"/>
+            </w:pPr>
+            <w:r>
+              <w:rPr>
+                <w:sz w:val="15"/>
+                <w:szCs w:val="15"/>
+              </w:rPr>
+              <w:t xml:space="preserve">Fälth, Björklund, et al., 2025</w:t>
+            </w:r>
+          </w:p>
+        </w:tc>
+        <w:tc>
+          <w:tcPr>
+            <w:tcW w:w="1560" w:type="dxa"/>
+          </w:tcPr>
+          <w:p>
+            <w:pPr>
+              <w:pStyle w:val="MDPI42tablebody"/>
+              <w:spacing w:line="220" w:lineRule="atLeast"/>
+              <w:jc w:val="left"/>
+            </w:pPr>
+            <w:r>
+              <w:rPr>
+                <w:sz w:val="15"/>
+                <w:szCs w:val="15"/>
+              </w:rPr>
+              <w:t xml:space="preserve">A–B design</w:t>
+            </w:r>
+          </w:p>
+        </w:tc>
+        <w:tc>
+          <w:tcPr>
+            <w:tcW w:w="950" w:type="dxa"/>
+          </w:tcPr>
+          <w:p>
+            <w:pPr>
+              <w:pStyle w:val="MDPI42tablebody"/>
+              <w:spacing w:line="220" w:lineRule="atLeast"/>
+              <w:jc w:val="left"/>
+            </w:pPr>
+            <w:r>
+              <w:rPr>
+                <w:sz w:val="15"/>
+                <w:szCs w:val="15"/>
+              </w:rPr>
+              <w:t xml:space="preserve">7</w:t>
+            </w:r>
+          </w:p>
+        </w:tc>
+        <w:tc>
+          <w:tcPr>
             <w:tcW w:w="1700" w:type="dxa"/>
           </w:tcPr>
           <w:p>
@@ -4697,70 +5272,13 @@
                 <w:sz w:val="15"/>
                 <w:szCs w:val="15"/>
               </w:rPr>
-              <w:t xml:space="preserve">Fälth, Björklund, et al., 2025</w:t>
-            </w:r>
-          </w:p>
-        </w:tc>
-        <w:tc>
-          <w:tcPr>
-            <w:tcW w:w="1700" w:type="dxa"/>
-          </w:tcPr>
-          <w:p>
-            <w:pPr>
-              <w:pStyle w:val="MDPI42tablebody"/>
-              <w:spacing w:line="220" w:lineRule="atLeast"/>
-              <w:jc w:val="left"/>
-            </w:pPr>
-            <w:r>
-              <w:rPr>
-                <w:sz w:val="15"/>
-                <w:szCs w:val="15"/>
-              </w:rPr>
-              <w:t xml:space="preserve">A–B design</w:t>
-            </w:r>
-          </w:p>
-        </w:tc>
-        <w:tc>
-          <w:tcPr>
-            <w:tcW w:w="1000" w:type="dxa"/>
-          </w:tcPr>
-          <w:p>
-            <w:pPr>
-              <w:pStyle w:val="MDPI42tablebody"/>
-              <w:spacing w:line="220" w:lineRule="atLeast"/>
-              <w:jc w:val="left"/>
-            </w:pPr>
-            <w:r>
-              <w:rPr>
-                <w:sz w:val="15"/>
-                <w:szCs w:val="15"/>
-              </w:rPr>
-              <w:t xml:space="preserve">7</w:t>
-            </w:r>
-          </w:p>
-        </w:tc>
-        <w:tc>
-          <w:tcPr>
-            <w:tcW w:w="1850" w:type="dxa"/>
-          </w:tcPr>
-          <w:p>
-            <w:pPr>
-              <w:pStyle w:val="MDPI42tablebody"/>
-              <w:spacing w:line="220" w:lineRule="atLeast"/>
-              <w:jc w:val="left"/>
-            </w:pPr>
-            <w:r>
-              <w:rPr>
-                <w:sz w:val="15"/>
-                <w:szCs w:val="15"/>
-              </w:rPr>
               <w:t xml:space="preserve">Mild intellectual disability; 10–13 y</w:t>
             </w:r>
           </w:p>
         </w:tc>
         <w:tc>
           <w:tcPr>
-            <w:tcW w:w="2766" w:type="dxa"/>
+            <w:tcW w:w="2546" w:type="dxa"/>
           </w:tcPr>
           <w:p>
             <w:pPr>
@@ -4779,7 +5297,7 @@
         </w:tc>
         <w:tc>
           <w:tcPr>
-            <w:tcW w:w="650" w:type="dxa"/>
+            <w:tcW w:w="600" w:type="dxa"/>
           </w:tcPr>
           <w:p>
             <w:pPr>
@@ -4798,6 +5316,25 @@
         </w:tc>
         <w:tc>
           <w:tcPr>
+            <w:tcW w:w="750" w:type="dxa"/>
+          </w:tcPr>
+          <w:p>
+            <w:pPr>
+              <w:pStyle w:val="MDPI42tablebody"/>
+              <w:spacing w:line="220" w:lineRule="atLeast"/>
+              <w:jc w:val="left"/>
+            </w:pPr>
+            <w:r>
+              <w:rPr>
+                <w:sz w:val="15"/>
+                <w:szCs w:val="15"/>
+              </w:rPr>
+              <w:t xml:space="preserve">1/F</w:t>
+            </w:r>
+          </w:p>
+        </w:tc>
+        <w:tc>
+          <w:tcPr>
             <w:tcW w:w="800" w:type="dxa"/>
           </w:tcPr>
           <w:p>
@@ -4811,7 +5348,7 @@
                 <w:sz w:val="15"/>
                 <w:szCs w:val="15"/>
               </w:rPr>
-              <w:t xml:space="preserve">1/F</w:t>
+              <w:t xml:space="preserve">DNM</w:t>
             </w:r>
           </w:p>
         </w:tc>
@@ -4822,6 +5359,63 @@
         </w:trPr>
         <w:tc>
           <w:tcPr>
+            <w:tcW w:w="1560" w:type="dxa"/>
+          </w:tcPr>
+          <w:p>
+            <w:pPr>
+              <w:pStyle w:val="MDPI42tablebody"/>
+              <w:spacing w:line="220" w:lineRule="atLeast"/>
+              <w:jc w:val="left"/>
+            </w:pPr>
+            <w:r>
+              <w:rPr>
+                <w:sz w:val="15"/>
+                <w:szCs w:val="15"/>
+              </w:rPr>
+              <w:t xml:space="preserve">Fälth, Nilsson, et al., 2025</w:t>
+            </w:r>
+          </w:p>
+        </w:tc>
+        <w:tc>
+          <w:tcPr>
+            <w:tcW w:w="1560" w:type="dxa"/>
+          </w:tcPr>
+          <w:p>
+            <w:pPr>
+              <w:pStyle w:val="MDPI42tablebody"/>
+              <w:spacing w:line="220" w:lineRule="atLeast"/>
+              <w:jc w:val="left"/>
+            </w:pPr>
+            <w:r>
+              <w:rPr>
+                <w:sz w:val="15"/>
+                <w:szCs w:val="15"/>
+              </w:rPr>
+              <w:t xml:space="preserve">Two-condition comparison</w:t>
+            </w:r>
+          </w:p>
+        </w:tc>
+        <w:tc>
+          <w:tcPr>
+            <w:tcW w:w="950" w:type="dxa"/>
+          </w:tcPr>
+          <w:p>
+            <w:pPr>
+              <w:pStyle w:val="MDPI42tablebody"/>
+              <w:spacing w:line="220" w:lineRule="atLeast"/>
+              <w:jc w:val="left"/>
+            </w:pPr>
+            <w:r>
+              <w:rPr>
+                <w:sz w:val="15"/>
+                <w:szCs w:val="15"/>
+              </w:rPr>
+              <w:t xml:space="preserve">5</w:t>
+            </w:r>
+          </w:p>
+        </w:tc>
+        <w:tc>
+          <w:tcPr>
             <w:tcW w:w="1700" w:type="dxa"/>
           </w:tcPr>
           <w:p>
@@ -4835,70 +5429,13 @@
                 <w:sz w:val="15"/>
                 <w:szCs w:val="15"/>
               </w:rPr>
-              <w:t xml:space="preserve">Fälth, Nilsson, et al., 2025</w:t>
-            </w:r>
-          </w:p>
-        </w:tc>
-        <w:tc>
-          <w:tcPr>
-            <w:tcW w:w="1700" w:type="dxa"/>
-          </w:tcPr>
-          <w:p>
-            <w:pPr>
-              <w:pStyle w:val="MDPI42tablebody"/>
-              <w:spacing w:line="220" w:lineRule="atLeast"/>
-              <w:jc w:val="left"/>
-            </w:pPr>
-            <w:r>
-              <w:rPr>
-                <w:sz w:val="15"/>
-                <w:szCs w:val="15"/>
-              </w:rPr>
-              <w:t xml:space="preserve">Two-condition comparison</w:t>
-            </w:r>
-          </w:p>
-        </w:tc>
-        <w:tc>
-          <w:tcPr>
-            <w:tcW w:w="1000" w:type="dxa"/>
-          </w:tcPr>
-          <w:p>
-            <w:pPr>
-              <w:pStyle w:val="MDPI42tablebody"/>
-              <w:spacing w:line="220" w:lineRule="atLeast"/>
-              <w:jc w:val="left"/>
-            </w:pPr>
-            <w:r>
-              <w:rPr>
-                <w:sz w:val="15"/>
-                <w:szCs w:val="15"/>
-              </w:rPr>
-              <w:t xml:space="preserve">5</w:t>
-            </w:r>
-          </w:p>
-        </w:tc>
-        <w:tc>
-          <w:tcPr>
-            <w:tcW w:w="1850" w:type="dxa"/>
-          </w:tcPr>
-          <w:p>
-            <w:pPr>
-              <w:pStyle w:val="MDPI42tablebody"/>
-              <w:spacing w:line="220" w:lineRule="atLeast"/>
-              <w:jc w:val="left"/>
-            </w:pPr>
-            <w:r>
-              <w:rPr>
-                <w:sz w:val="15"/>
-                <w:szCs w:val="15"/>
-              </w:rPr>
               <w:t xml:space="preserve">Mild intellectual disability</w:t>
             </w:r>
           </w:p>
         </w:tc>
         <w:tc>
           <w:tcPr>
-            <w:tcW w:w="2766" w:type="dxa"/>
+            <w:tcW w:w="2546" w:type="dxa"/>
           </w:tcPr>
           <w:p>
             <w:pPr>
@@ -4917,7 +5454,7 @@
         </w:tc>
         <w:tc>
           <w:tcPr>
-            <w:tcW w:w="650" w:type="dxa"/>
+            <w:tcW w:w="600" w:type="dxa"/>
           </w:tcPr>
           <w:p>
             <w:pPr>
@@ -4936,6 +5473,25 @@
         </w:tc>
         <w:tc>
           <w:tcPr>
+            <w:tcW w:w="750" w:type="dxa"/>
+          </w:tcPr>
+          <w:p>
+            <w:pPr>
+              <w:pStyle w:val="MDPI42tablebody"/>
+              <w:spacing w:line="220" w:lineRule="atLeast"/>
+              <w:jc w:val="left"/>
+            </w:pPr>
+            <w:r>
+              <w:rPr>
+                <w:sz w:val="15"/>
+                <w:szCs w:val="15"/>
+              </w:rPr>
+              <w:t xml:space="preserve">1/F</w:t>
+            </w:r>
+          </w:p>
+        </w:tc>
+        <w:tc>
+          <w:tcPr>
             <w:tcW w:w="800" w:type="dxa"/>
           </w:tcPr>
           <w:p>
@@ -4949,7 +5505,7 @@
                 <w:sz w:val="15"/>
                 <w:szCs w:val="15"/>
               </w:rPr>
-              <w:t xml:space="preserve">1/F</w:t>
+              <w:t xml:space="preserve">DNM</w:t>
             </w:r>
           </w:p>
         </w:tc>
@@ -4960,6 +5516,63 @@
         </w:trPr>
         <w:tc>
           <w:tcPr>
+            <w:tcW w:w="1560" w:type="dxa"/>
+          </w:tcPr>
+          <w:p>
+            <w:pPr>
+              <w:pStyle w:val="MDPI42tablebody"/>
+              <w:spacing w:line="220" w:lineRule="atLeast"/>
+              <w:jc w:val="left"/>
+            </w:pPr>
+            <w:r>
+              <w:rPr>
+                <w:sz w:val="15"/>
+                <w:szCs w:val="15"/>
+              </w:rPr>
+              <w:t xml:space="preserve">Franklin et al., 2026</w:t>
+            </w:r>
+          </w:p>
+        </w:tc>
+        <w:tc>
+          <w:tcPr>
+            <w:tcW w:w="1560" w:type="dxa"/>
+          </w:tcPr>
+          <w:p>
+            <w:pPr>
+              <w:pStyle w:val="MDPI42tablebody"/>
+              <w:spacing w:line="220" w:lineRule="atLeast"/>
+              <w:jc w:val="left"/>
+            </w:pPr>
+            <w:r>
+              <w:rPr>
+                <w:sz w:val="15"/>
+                <w:szCs w:val="15"/>
+              </w:rPr>
+              <w:t xml:space="preserve">Alternating treatments</w:t>
+            </w:r>
+          </w:p>
+        </w:tc>
+        <w:tc>
+          <w:tcPr>
+            <w:tcW w:w="950" w:type="dxa"/>
+          </w:tcPr>
+          <w:p>
+            <w:pPr>
+              <w:pStyle w:val="MDPI42tablebody"/>
+              <w:spacing w:line="220" w:lineRule="atLeast"/>
+              <w:jc w:val="left"/>
+            </w:pPr>
+            <w:r>
+              <w:rPr>
+                <w:sz w:val="15"/>
+                <w:szCs w:val="15"/>
+              </w:rPr>
+              <w:t xml:space="preserve">3</w:t>
+            </w:r>
+          </w:p>
+        </w:tc>
+        <w:tc>
+          <w:tcPr>
             <w:tcW w:w="1700" w:type="dxa"/>
           </w:tcPr>
           <w:p>
@@ -4973,70 +5586,13 @@
                 <w:sz w:val="15"/>
                 <w:szCs w:val="15"/>
               </w:rPr>
-              <w:t xml:space="preserve">Franklin et al., 2026</w:t>
-            </w:r>
-          </w:p>
-        </w:tc>
-        <w:tc>
-          <w:tcPr>
-            <w:tcW w:w="1700" w:type="dxa"/>
-          </w:tcPr>
-          <w:p>
-            <w:pPr>
-              <w:pStyle w:val="MDPI42tablebody"/>
-              <w:spacing w:line="220" w:lineRule="atLeast"/>
-              <w:jc w:val="left"/>
-            </w:pPr>
-            <w:r>
-              <w:rPr>
-                <w:sz w:val="15"/>
-                <w:szCs w:val="15"/>
-              </w:rPr>
-              <w:t xml:space="preserve">Alternating treatments</w:t>
-            </w:r>
-          </w:p>
-        </w:tc>
-        <w:tc>
-          <w:tcPr>
-            <w:tcW w:w="1000" w:type="dxa"/>
-          </w:tcPr>
-          <w:p>
-            <w:pPr>
-              <w:pStyle w:val="MDPI42tablebody"/>
-              <w:spacing w:line="220" w:lineRule="atLeast"/>
-              <w:jc w:val="left"/>
-            </w:pPr>
-            <w:r>
-              <w:rPr>
-                <w:sz w:val="15"/>
-                <w:szCs w:val="15"/>
-              </w:rPr>
-              <w:t xml:space="preserve">3</w:t>
-            </w:r>
-          </w:p>
-        </w:tc>
-        <w:tc>
-          <w:tcPr>
-            <w:tcW w:w="1850" w:type="dxa"/>
-          </w:tcPr>
-          <w:p>
-            <w:pPr>
-              <w:pStyle w:val="MDPI42tablebody"/>
-              <w:spacing w:line="220" w:lineRule="atLeast"/>
-              <w:jc w:val="left"/>
-            </w:pPr>
-            <w:r>
-              <w:rPr>
-                <w:sz w:val="15"/>
-                <w:szCs w:val="15"/>
-              </w:rPr>
               <w:t xml:space="preserve">Cerebral palsy; adolescents</w:t>
             </w:r>
           </w:p>
         </w:tc>
         <w:tc>
           <w:tcPr>
-            <w:tcW w:w="2766" w:type="dxa"/>
+            <w:tcW w:w="2546" w:type="dxa"/>
           </w:tcPr>
           <w:p>
             <w:pPr>
@@ -5055,7 +5611,7 @@
         </w:tc>
         <w:tc>
           <w:tcPr>
-            <w:tcW w:w="650" w:type="dxa"/>
+            <w:tcW w:w="600" w:type="dxa"/>
           </w:tcPr>
           <w:p>
             <w:pPr>
@@ -5074,6 +5630,25 @@
         </w:tc>
         <w:tc>
           <w:tcPr>
+            <w:tcW w:w="750" w:type="dxa"/>
+          </w:tcPr>
+          <w:p>
+            <w:pPr>
+              <w:pStyle w:val="MDPI42tablebody"/>
+              <w:spacing w:line="220" w:lineRule="atLeast"/>
+              <w:jc w:val="left"/>
+            </w:pPr>
+            <w:r>
+              <w:rPr>
+                <w:sz w:val="15"/>
+                <w:szCs w:val="15"/>
+              </w:rPr>
+              <w:t xml:space="preserve">2/L</w:t>
+            </w:r>
+          </w:p>
+        </w:tc>
+        <w:tc>
+          <w:tcPr>
             <w:tcW w:w="800" w:type="dxa"/>
           </w:tcPr>
           <w:p>
@@ -5087,7 +5662,7 @@
                 <w:sz w:val="15"/>
                 <w:szCs w:val="15"/>
               </w:rPr>
-              <w:t xml:space="preserve">2/L</w:t>
+              <w:t xml:space="preserve">CBD</w:t>
             </w:r>
           </w:p>
         </w:tc>
@@ -5098,6 +5673,63 @@
         </w:trPr>
         <w:tc>
           <w:tcPr>
+            <w:tcW w:w="1560" w:type="dxa"/>
+          </w:tcPr>
+          <w:p>
+            <w:pPr>
+              <w:pStyle w:val="MDPI42tablebody"/>
+              <w:spacing w:line="220" w:lineRule="atLeast"/>
+              <w:jc w:val="left"/>
+            </w:pPr>
+            <w:r>
+              <w:rPr>
+                <w:sz w:val="15"/>
+                <w:szCs w:val="15"/>
+              </w:rPr>
+              <w:t xml:space="preserve">Garrett et al., 2011</w:t>
+            </w:r>
+          </w:p>
+        </w:tc>
+        <w:tc>
+          <w:tcPr>
+            <w:tcW w:w="1560" w:type="dxa"/>
+          </w:tcPr>
+          <w:p>
+            <w:pPr>
+              <w:pStyle w:val="MDPI42tablebody"/>
+              <w:spacing w:line="220" w:lineRule="atLeast"/>
+              <w:jc w:val="left"/>
+            </w:pPr>
+            <w:r>
+              <w:rPr>
+                <w:sz w:val="15"/>
+                <w:szCs w:val="15"/>
+              </w:rPr>
+              <w:t xml:space="preserve">Alternating treatments</w:t>
+            </w:r>
+          </w:p>
+        </w:tc>
+        <w:tc>
+          <w:tcPr>
+            <w:tcW w:w="950" w:type="dxa"/>
+          </w:tcPr>
+          <w:p>
+            <w:pPr>
+              <w:pStyle w:val="MDPI42tablebody"/>
+              <w:spacing w:line="220" w:lineRule="atLeast"/>
+              <w:jc w:val="left"/>
+            </w:pPr>
+            <w:r>
+              <w:rPr>
+                <w:sz w:val="15"/>
+                <w:szCs w:val="15"/>
+              </w:rPr>
+              <w:t xml:space="preserve">5 (thesis)</w:t>
+            </w:r>
+          </w:p>
+        </w:tc>
+        <w:tc>
+          <w:tcPr>
             <w:tcW w:w="1700" w:type="dxa"/>
           </w:tcPr>
           <w:p>
@@ -5111,70 +5743,13 @@
                 <w:sz w:val="15"/>
                 <w:szCs w:val="15"/>
               </w:rPr>
-              <w:t xml:space="preserve">Garrett et al., 2011</w:t>
-            </w:r>
-          </w:p>
-        </w:tc>
-        <w:tc>
-          <w:tcPr>
-            <w:tcW w:w="1700" w:type="dxa"/>
-          </w:tcPr>
-          <w:p>
-            <w:pPr>
-              <w:pStyle w:val="MDPI42tablebody"/>
-              <w:spacing w:line="220" w:lineRule="atLeast"/>
-              <w:jc w:val="left"/>
-            </w:pPr>
-            <w:r>
-              <w:rPr>
-                <w:sz w:val="15"/>
-                <w:szCs w:val="15"/>
-              </w:rPr>
-              <w:t xml:space="preserve">Alternating treatments</w:t>
-            </w:r>
-          </w:p>
-        </w:tc>
-        <w:tc>
-          <w:tcPr>
-            <w:tcW w:w="1000" w:type="dxa"/>
-          </w:tcPr>
-          <w:p>
-            <w:pPr>
-              <w:pStyle w:val="MDPI42tablebody"/>
-              <w:spacing w:line="220" w:lineRule="atLeast"/>
-              <w:jc w:val="left"/>
-            </w:pPr>
-            <w:r>
-              <w:rPr>
-                <w:sz w:val="15"/>
-                <w:szCs w:val="15"/>
-              </w:rPr>
-              <w:t xml:space="preserve">5 (thesis)</w:t>
-            </w:r>
-          </w:p>
-        </w:tc>
-        <w:tc>
-          <w:tcPr>
-            <w:tcW w:w="1850" w:type="dxa"/>
-          </w:tcPr>
-          <w:p>
-            <w:pPr>
-              <w:pStyle w:val="MDPI42tablebody"/>
-              <w:spacing w:line="220" w:lineRule="atLeast"/>
-              <w:jc w:val="left"/>
-            </w:pPr>
-            <w:r>
-              <w:rPr>
-                <w:sz w:val="15"/>
-                <w:szCs w:val="15"/>
-              </w:rPr>
               <w:t xml:space="preserve">Physical disabilities; grades 9–12</w:t>
             </w:r>
           </w:p>
         </w:tc>
         <w:tc>
           <w:tcPr>
-            <w:tcW w:w="2766" w:type="dxa"/>
+            <w:tcW w:w="2546" w:type="dxa"/>
           </w:tcPr>
           <w:p>
             <w:pPr>
@@ -5193,7 +5768,7 @@
         </w:tc>
         <w:tc>
           <w:tcPr>
-            <w:tcW w:w="650" w:type="dxa"/>
+            <w:tcW w:w="600" w:type="dxa"/>
           </w:tcPr>
           <w:p>
             <w:pPr>
@@ -5212,6 +5787,25 @@
         </w:tc>
         <w:tc>
           <w:tcPr>
+            <w:tcW w:w="750" w:type="dxa"/>
+          </w:tcPr>
+          <w:p>
+            <w:pPr>
+              <w:pStyle w:val="MDPI42tablebody"/>
+              <w:spacing w:line="220" w:lineRule="atLeast"/>
+              <w:jc w:val="left"/>
+            </w:pPr>
+            <w:r>
+              <w:rPr>
+                <w:sz w:val="15"/>
+                <w:szCs w:val="15"/>
+              </w:rPr>
+              <w:t xml:space="preserve">2/L</w:t>
+            </w:r>
+          </w:p>
+        </w:tc>
+        <w:tc>
+          <w:tcPr>
             <w:tcW w:w="800" w:type="dxa"/>
           </w:tcPr>
           <w:p>
@@ -5225,7 +5819,7 @@
                 <w:sz w:val="15"/>
                 <w:szCs w:val="15"/>
               </w:rPr>
-              <w:t xml:space="preserve">2/L</w:t>
+              <w:t xml:space="preserve">CBD</w:t>
             </w:r>
           </w:p>
         </w:tc>
@@ -5236,6 +5830,63 @@
         </w:trPr>
         <w:tc>
           <w:tcPr>
+            <w:tcW w:w="1560" w:type="dxa"/>
+          </w:tcPr>
+          <w:p>
+            <w:pPr>
+              <w:pStyle w:val="MDPI42tablebody"/>
+              <w:spacing w:line="220" w:lineRule="atLeast"/>
+              <w:jc w:val="left"/>
+            </w:pPr>
+            <w:r>
+              <w:rPr>
+                <w:sz w:val="15"/>
+                <w:szCs w:val="15"/>
+              </w:rPr>
+              <w:t xml:space="preserve">Izzo et al., 2009</w:t>
+            </w:r>
+          </w:p>
+        </w:tc>
+        <w:tc>
+          <w:tcPr>
+            <w:tcW w:w="1560" w:type="dxa"/>
+          </w:tcPr>
+          <w:p>
+            <w:pPr>
+              <w:pStyle w:val="MDPI42tablebody"/>
+              <w:spacing w:line="220" w:lineRule="atLeast"/>
+              <w:jc w:val="left"/>
+            </w:pPr>
+            <w:r>
+              <w:rPr>
+                <w:sz w:val="15"/>
+                <w:szCs w:val="15"/>
+              </w:rPr>
+              <w:t xml:space="preserve">Repeated-phase withdrawal</w:t>
+            </w:r>
+          </w:p>
+        </w:tc>
+        <w:tc>
+          <w:tcPr>
+            <w:tcW w:w="950" w:type="dxa"/>
+          </w:tcPr>
+          <w:p>
+            <w:pPr>
+              <w:pStyle w:val="MDPI42tablebody"/>
+              <w:spacing w:line="220" w:lineRule="atLeast"/>
+              <w:jc w:val="left"/>
+            </w:pPr>
+            <w:r>
+              <w:rPr>
+                <w:sz w:val="15"/>
+                <w:szCs w:val="15"/>
+              </w:rPr>
+              <w:t xml:space="preserve">7 analyzed (9 enrolled)</w:t>
+            </w:r>
+          </w:p>
+        </w:tc>
+        <w:tc>
+          <w:tcPr>
             <w:tcW w:w="1700" w:type="dxa"/>
           </w:tcPr>
           <w:p>
@@ -5249,70 +5900,13 @@
                 <w:sz w:val="15"/>
                 <w:szCs w:val="15"/>
               </w:rPr>
-              <w:t xml:space="preserve">Izzo et al., 2009</w:t>
-            </w:r>
-          </w:p>
-        </w:tc>
-        <w:tc>
-          <w:tcPr>
-            <w:tcW w:w="1700" w:type="dxa"/>
-          </w:tcPr>
-          <w:p>
-            <w:pPr>
-              <w:pStyle w:val="MDPI42tablebody"/>
-              <w:spacing w:line="220" w:lineRule="atLeast"/>
-              <w:jc w:val="left"/>
-            </w:pPr>
-            <w:r>
-              <w:rPr>
-                <w:sz w:val="15"/>
-                <w:szCs w:val="15"/>
-              </w:rPr>
-              <w:t xml:space="preserve">Repeated-phase withdrawal</w:t>
-            </w:r>
-          </w:p>
-        </w:tc>
-        <w:tc>
-          <w:tcPr>
-            <w:tcW w:w="1000" w:type="dxa"/>
-          </w:tcPr>
-          <w:p>
-            <w:pPr>
-              <w:pStyle w:val="MDPI42tablebody"/>
-              <w:spacing w:line="220" w:lineRule="atLeast"/>
-              <w:jc w:val="left"/>
-            </w:pPr>
-            <w:r>
-              <w:rPr>
-                <w:sz w:val="15"/>
-                <w:szCs w:val="15"/>
-              </w:rPr>
-              <w:t xml:space="preserve">7 analyzed (9 enrolled)</w:t>
-            </w:r>
-          </w:p>
-        </w:tc>
-        <w:tc>
-          <w:tcPr>
-            <w:tcW w:w="1850" w:type="dxa"/>
-          </w:tcPr>
-          <w:p>
-            <w:pPr>
-              <w:pStyle w:val="MDPI42tablebody"/>
-              <w:spacing w:line="220" w:lineRule="atLeast"/>
-              <w:jc w:val="left"/>
-            </w:pPr>
-            <w:r>
-              <w:rPr>
-                <w:sz w:val="15"/>
-                <w:szCs w:val="15"/>
-              </w:rPr>
               <w:t xml:space="preserve">Mixed disabilities; grades 9–12</w:t>
             </w:r>
           </w:p>
         </w:tc>
         <w:tc>
           <w:tcPr>
-            <w:tcW w:w="2766" w:type="dxa"/>
+            <w:tcW w:w="2546" w:type="dxa"/>
           </w:tcPr>
           <w:p>
             <w:pPr>
@@ -5331,7 +5925,7 @@
         </w:tc>
         <w:tc>
           <w:tcPr>
-            <w:tcW w:w="650" w:type="dxa"/>
+            <w:tcW w:w="600" w:type="dxa"/>
           </w:tcPr>
           <w:p>
             <w:pPr>
@@ -5350,6 +5944,25 @@
         </w:tc>
         <w:tc>
           <w:tcPr>
+            <w:tcW w:w="750" w:type="dxa"/>
+          </w:tcPr>
+          <w:p>
+            <w:pPr>
+              <w:pStyle w:val="MDPI42tablebody"/>
+              <w:spacing w:line="220" w:lineRule="atLeast"/>
+              <w:jc w:val="left"/>
+            </w:pPr>
+            <w:r>
+              <w:rPr>
+                <w:sz w:val="15"/>
+                <w:szCs w:val="15"/>
+              </w:rPr>
+              <w:t xml:space="preserve">2/F</w:t>
+            </w:r>
+          </w:p>
+        </w:tc>
+        <w:tc>
+          <w:tcPr>
             <w:tcW w:w="800" w:type="dxa"/>
           </w:tcPr>
           <w:p>
@@ -5363,7 +5976,7 @@
                 <w:sz w:val="15"/>
                 <w:szCs w:val="15"/>
               </w:rPr>
-              <w:t xml:space="preserve">2/F</w:t>
+              <w:t xml:space="preserve">DNM</w:t>
             </w:r>
           </w:p>
         </w:tc>
@@ -5374,6 +5987,63 @@
         </w:trPr>
         <w:tc>
           <w:tcPr>
+            <w:tcW w:w="1560" w:type="dxa"/>
+          </w:tcPr>
+          <w:p>
+            <w:pPr>
+              <w:pStyle w:val="MDPI42tablebody"/>
+              <w:spacing w:line="220" w:lineRule="atLeast"/>
+              <w:jc w:val="left"/>
+            </w:pPr>
+            <w:r>
+              <w:rPr>
+                <w:sz w:val="15"/>
+                <w:szCs w:val="15"/>
+              </w:rPr>
+              <w:t xml:space="preserve">McCarthy et al., 2016</w:t>
+            </w:r>
+          </w:p>
+        </w:tc>
+        <w:tc>
+          <w:tcPr>
+            <w:tcW w:w="1560" w:type="dxa"/>
+          </w:tcPr>
+          <w:p>
+            <w:pPr>
+              <w:pStyle w:val="MDPI42tablebody"/>
+              <w:spacing w:line="220" w:lineRule="atLeast"/>
+              <w:jc w:val="left"/>
+            </w:pPr>
+            <w:r>
+              <w:rPr>
+                <w:sz w:val="15"/>
+                <w:szCs w:val="15"/>
+              </w:rPr>
+              <w:t xml:space="preserve">Adapted alternating treatments</w:t>
+            </w:r>
+          </w:p>
+        </w:tc>
+        <w:tc>
+          <w:tcPr>
+            <w:tcW w:w="950" w:type="dxa"/>
+          </w:tcPr>
+          <w:p>
+            <w:pPr>
+              <w:pStyle w:val="MDPI42tablebody"/>
+              <w:spacing w:line="220" w:lineRule="atLeast"/>
+              <w:jc w:val="left"/>
+            </w:pPr>
+            <w:r>
+              <w:rPr>
+                <w:sz w:val="15"/>
+                <w:szCs w:val="15"/>
+              </w:rPr>
+              <w:t xml:space="preserve">10</w:t>
+            </w:r>
+          </w:p>
+        </w:tc>
+        <w:tc>
+          <w:tcPr>
             <w:tcW w:w="1700" w:type="dxa"/>
           </w:tcPr>
           <w:p>
@@ -5387,70 +6057,13 @@
                 <w:sz w:val="15"/>
                 <w:szCs w:val="15"/>
               </w:rPr>
-              <w:t xml:space="preserve">McCarthy et al., 2016</w:t>
-            </w:r>
-          </w:p>
-        </w:tc>
-        <w:tc>
-          <w:tcPr>
-            <w:tcW w:w="1700" w:type="dxa"/>
-          </w:tcPr>
-          <w:p>
-            <w:pPr>
-              <w:pStyle w:val="MDPI42tablebody"/>
-              <w:spacing w:line="220" w:lineRule="atLeast"/>
-              <w:jc w:val="left"/>
-            </w:pPr>
-            <w:r>
-              <w:rPr>
-                <w:sz w:val="15"/>
-                <w:szCs w:val="15"/>
-              </w:rPr>
-              <w:t xml:space="preserve">Adapted alternating treatments</w:t>
-            </w:r>
-          </w:p>
-        </w:tc>
-        <w:tc>
-          <w:tcPr>
-            <w:tcW w:w="1000" w:type="dxa"/>
-          </w:tcPr>
-          <w:p>
-            <w:pPr>
-              <w:pStyle w:val="MDPI42tablebody"/>
-              <w:spacing w:line="220" w:lineRule="atLeast"/>
-              <w:jc w:val="left"/>
-            </w:pPr>
-            <w:r>
-              <w:rPr>
-                <w:sz w:val="15"/>
-                <w:szCs w:val="15"/>
-              </w:rPr>
-              <w:t xml:space="preserve">10</w:t>
-            </w:r>
-          </w:p>
-        </w:tc>
-        <w:tc>
-          <w:tcPr>
-            <w:tcW w:w="1850" w:type="dxa"/>
-          </w:tcPr>
-          <w:p>
-            <w:pPr>
-              <w:pStyle w:val="MDPI42tablebody"/>
-              <w:spacing w:line="220" w:lineRule="atLeast"/>
-              <w:jc w:val="left"/>
-            </w:pPr>
-            <w:r>
-              <w:rPr>
-                <w:sz w:val="15"/>
-                <w:szCs w:val="15"/>
-              </w:rPr>
               <w:t xml:space="preserve">Visual impairment, Braille learners; 4 y 11 m–14 y 11 m</w:t>
             </w:r>
           </w:p>
         </w:tc>
         <w:tc>
           <w:tcPr>
-            <w:tcW w:w="2766" w:type="dxa"/>
+            <w:tcW w:w="2546" w:type="dxa"/>
           </w:tcPr>
           <w:p>
             <w:pPr>
@@ -5469,7 +6082,7 @@
         </w:tc>
         <w:tc>
           <w:tcPr>
-            <w:tcW w:w="650" w:type="dxa"/>
+            <w:tcW w:w="600" w:type="dxa"/>
           </w:tcPr>
           <w:p>
             <w:pPr>
@@ -5488,6 +6101,25 @@
         </w:tc>
         <w:tc>
           <w:tcPr>
+            <w:tcW w:w="750" w:type="dxa"/>
+          </w:tcPr>
+          <w:p>
+            <w:pPr>
+              <w:pStyle w:val="MDPI42tablebody"/>
+              <w:spacing w:line="220" w:lineRule="atLeast"/>
+              <w:jc w:val="left"/>
+            </w:pPr>
+            <w:r>
+              <w:rPr>
+                <w:sz w:val="15"/>
+                <w:szCs w:val="15"/>
+              </w:rPr>
+              <w:t xml:space="preserve">1/F</w:t>
+            </w:r>
+          </w:p>
+        </w:tc>
+        <w:tc>
+          <w:tcPr>
             <w:tcW w:w="800" w:type="dxa"/>
           </w:tcPr>
           <w:p>
@@ -5501,7 +6133,7 @@
                 <w:sz w:val="15"/>
                 <w:szCs w:val="15"/>
               </w:rPr>
-              <w:t xml:space="preserve">1/F</w:t>
+              <w:t xml:space="preserve">DNM</w:t>
             </w:r>
           </w:p>
         </w:tc>
@@ -5512,6 +6144,63 @@
         </w:trPr>
         <w:tc>
           <w:tcPr>
+            <w:tcW w:w="1560" w:type="dxa"/>
+          </w:tcPr>
+          <w:p>
+            <w:pPr>
+              <w:pStyle w:val="MDPI42tablebody"/>
+              <w:spacing w:line="220" w:lineRule="atLeast"/>
+              <w:jc w:val="left"/>
+            </w:pPr>
+            <w:r>
+              <w:rPr>
+                <w:sz w:val="15"/>
+                <w:szCs w:val="15"/>
+              </w:rPr>
+              <w:t xml:space="preserve">Meyer &amp; Bouck, 2014</w:t>
+            </w:r>
+          </w:p>
+        </w:tc>
+        <w:tc>
+          <w:tcPr>
+            <w:tcW w:w="1560" w:type="dxa"/>
+          </w:tcPr>
+          <w:p>
+            <w:pPr>
+              <w:pStyle w:val="MDPI42tablebody"/>
+              <w:spacing w:line="220" w:lineRule="atLeast"/>
+              <w:jc w:val="left"/>
+            </w:pPr>
+            <w:r>
+              <w:rPr>
+                <w:sz w:val="15"/>
+                <w:szCs w:val="15"/>
+              </w:rPr>
+              <w:t xml:space="preserve">Multiple baseline</w:t>
+            </w:r>
+          </w:p>
+        </w:tc>
+        <w:tc>
+          <w:tcPr>
+            <w:tcW w:w="950" w:type="dxa"/>
+          </w:tcPr>
+          <w:p>
+            <w:pPr>
+              <w:pStyle w:val="MDPI42tablebody"/>
+              <w:spacing w:line="220" w:lineRule="atLeast"/>
+              <w:jc w:val="left"/>
+            </w:pPr>
+            <w:r>
+              <w:rPr>
+                <w:sz w:val="15"/>
+                <w:szCs w:val="15"/>
+              </w:rPr>
+              <w:t xml:space="preserve">3</w:t>
+            </w:r>
+          </w:p>
+        </w:tc>
+        <w:tc>
+          <w:tcPr>
             <w:tcW w:w="1700" w:type="dxa"/>
           </w:tcPr>
           <w:p>
@@ -5525,70 +6214,13 @@
                 <w:sz w:val="15"/>
                 <w:szCs w:val="15"/>
               </w:rPr>
-              <w:t xml:space="preserve">Meyer &amp; Bouck, 2014</w:t>
-            </w:r>
-          </w:p>
-        </w:tc>
-        <w:tc>
-          <w:tcPr>
-            <w:tcW w:w="1700" w:type="dxa"/>
-          </w:tcPr>
-          <w:p>
-            <w:pPr>
-              <w:pStyle w:val="MDPI42tablebody"/>
-              <w:spacing w:line="220" w:lineRule="atLeast"/>
-              <w:jc w:val="left"/>
-            </w:pPr>
-            <w:r>
-              <w:rPr>
-                <w:sz w:val="15"/>
-                <w:szCs w:val="15"/>
-              </w:rPr>
-              <w:t xml:space="preserve">Multiple baseline</w:t>
-            </w:r>
-          </w:p>
-        </w:tc>
-        <w:tc>
-          <w:tcPr>
-            <w:tcW w:w="1000" w:type="dxa"/>
-          </w:tcPr>
-          <w:p>
-            <w:pPr>
-              <w:pStyle w:val="MDPI42tablebody"/>
-              <w:spacing w:line="220" w:lineRule="atLeast"/>
-              <w:jc w:val="left"/>
-            </w:pPr>
-            <w:r>
-              <w:rPr>
-                <w:sz w:val="15"/>
-                <w:szCs w:val="15"/>
-              </w:rPr>
-              <w:t xml:space="preserve">3</w:t>
-            </w:r>
-          </w:p>
-        </w:tc>
-        <w:tc>
-          <w:tcPr>
-            <w:tcW w:w="1850" w:type="dxa"/>
-          </w:tcPr>
-          <w:p>
-            <w:pPr>
-              <w:pStyle w:val="MDPI42tablebody"/>
-              <w:spacing w:line="220" w:lineRule="atLeast"/>
-              <w:jc w:val="left"/>
-            </w:pPr>
-            <w:r>
-              <w:rPr>
-                <w:sz w:val="15"/>
-                <w:szCs w:val="15"/>
-              </w:rPr>
               <w:t xml:space="preserve">Reading disabilities; junior high</w:t>
             </w:r>
           </w:p>
         </w:tc>
         <w:tc>
           <w:tcPr>
-            <w:tcW w:w="2766" w:type="dxa"/>
+            <w:tcW w:w="2546" w:type="dxa"/>
           </w:tcPr>
           <w:p>
             <w:pPr>
@@ -5607,7 +6239,7 @@
         </w:tc>
         <w:tc>
           <w:tcPr>
-            <w:tcW w:w="650" w:type="dxa"/>
+            <w:tcW w:w="600" w:type="dxa"/>
           </w:tcPr>
           <w:p>
             <w:pPr>
@@ -5626,6 +6258,25 @@
         </w:tc>
         <w:tc>
           <w:tcPr>
+            <w:tcW w:w="750" w:type="dxa"/>
+          </w:tcPr>
+          <w:p>
+            <w:pPr>
+              <w:pStyle w:val="MDPI42tablebody"/>
+              <w:spacing w:line="220" w:lineRule="atLeast"/>
+              <w:jc w:val="left"/>
+            </w:pPr>
+            <w:r>
+              <w:rPr>
+                <w:sz w:val="15"/>
+                <w:szCs w:val="15"/>
+              </w:rPr>
+              <w:t xml:space="preserve">1/L</w:t>
+            </w:r>
+          </w:p>
+        </w:tc>
+        <w:tc>
+          <w:tcPr>
             <w:tcW w:w="800" w:type="dxa"/>
           </w:tcPr>
           <w:p>
@@ -5639,7 +6290,7 @@
                 <w:sz w:val="15"/>
                 <w:szCs w:val="15"/>
               </w:rPr>
-              <w:t xml:space="preserve">1/L</w:t>
+              <w:t xml:space="preserve">CBD</w:t>
             </w:r>
           </w:p>
         </w:tc>
@@ -5650,6 +6301,63 @@
         </w:trPr>
         <w:tc>
           <w:tcPr>
+            <w:tcW w:w="1560" w:type="dxa"/>
+          </w:tcPr>
+          <w:p>
+            <w:pPr>
+              <w:pStyle w:val="MDPI42tablebody"/>
+              <w:spacing w:line="220" w:lineRule="atLeast"/>
+              <w:jc w:val="left"/>
+            </w:pPr>
+            <w:r>
+              <w:rPr>
+                <w:sz w:val="15"/>
+                <w:szCs w:val="15"/>
+              </w:rPr>
+              <w:t xml:space="preserve">Meyer &amp; Bouck, 2017</w:t>
+            </w:r>
+          </w:p>
+        </w:tc>
+        <w:tc>
+          <w:tcPr>
+            <w:tcW w:w="1560" w:type="dxa"/>
+          </w:tcPr>
+          <w:p>
+            <w:pPr>
+              <w:pStyle w:val="MDPI42tablebody"/>
+              <w:spacing w:line="220" w:lineRule="atLeast"/>
+              <w:jc w:val="left"/>
+            </w:pPr>
+            <w:r>
+              <w:rPr>
+                <w:sz w:val="15"/>
+                <w:szCs w:val="15"/>
+              </w:rPr>
+              <w:t xml:space="preserve">Alternating treatments</w:t>
+            </w:r>
+          </w:p>
+        </w:tc>
+        <w:tc>
+          <w:tcPr>
+            <w:tcW w:w="950" w:type="dxa"/>
+          </w:tcPr>
+          <w:p>
+            <w:pPr>
+              <w:pStyle w:val="MDPI42tablebody"/>
+              <w:spacing w:line="220" w:lineRule="atLeast"/>
+              <w:jc w:val="left"/>
+            </w:pPr>
+            <w:r>
+              <w:rPr>
+                <w:sz w:val="15"/>
+                <w:szCs w:val="15"/>
+              </w:rPr>
+              <w:t xml:space="preserve">4</w:t>
+            </w:r>
+          </w:p>
+        </w:tc>
+        <w:tc>
+          <w:tcPr>
             <w:tcW w:w="1700" w:type="dxa"/>
           </w:tcPr>
           <w:p>
@@ -5663,70 +6371,13 @@
                 <w:sz w:val="15"/>
                 <w:szCs w:val="15"/>
               </w:rPr>
-              <w:t xml:space="preserve">Meyer &amp; Bouck, 2017</w:t>
-            </w:r>
-          </w:p>
-        </w:tc>
-        <w:tc>
-          <w:tcPr>
-            <w:tcW w:w="1700" w:type="dxa"/>
-          </w:tcPr>
-          <w:p>
-            <w:pPr>
-              <w:pStyle w:val="MDPI42tablebody"/>
-              <w:spacing w:line="220" w:lineRule="atLeast"/>
-              <w:jc w:val="left"/>
-            </w:pPr>
-            <w:r>
-              <w:rPr>
-                <w:sz w:val="15"/>
-                <w:szCs w:val="15"/>
-              </w:rPr>
-              <w:t xml:space="preserve">Alternating treatments</w:t>
-            </w:r>
-          </w:p>
-        </w:tc>
-        <w:tc>
-          <w:tcPr>
-            <w:tcW w:w="1000" w:type="dxa"/>
-          </w:tcPr>
-          <w:p>
-            <w:pPr>
-              <w:pStyle w:val="MDPI42tablebody"/>
-              <w:spacing w:line="220" w:lineRule="atLeast"/>
-              <w:jc w:val="left"/>
-            </w:pPr>
-            <w:r>
-              <w:rPr>
-                <w:sz w:val="15"/>
-                <w:szCs w:val="15"/>
-              </w:rPr>
-              <w:t xml:space="preserve">4</w:t>
-            </w:r>
-          </w:p>
-        </w:tc>
-        <w:tc>
-          <w:tcPr>
-            <w:tcW w:w="1850" w:type="dxa"/>
-          </w:tcPr>
-          <w:p>
-            <w:pPr>
-              <w:pStyle w:val="MDPI42tablebody"/>
-              <w:spacing w:line="220" w:lineRule="atLeast"/>
-              <w:jc w:val="left"/>
-            </w:pPr>
-            <w:r>
-              <w:rPr>
-                <w:sz w:val="15"/>
-                <w:szCs w:val="15"/>
-              </w:rPr>
               <w:t xml:space="preserve">Reading learning disabilities; secondary</w:t>
             </w:r>
           </w:p>
         </w:tc>
         <w:tc>
           <w:tcPr>
-            <w:tcW w:w="2766" w:type="dxa"/>
+            <w:tcW w:w="2546" w:type="dxa"/>
           </w:tcPr>
           <w:p>
             <w:pPr>
@@ -5745,7 +6396,7 @@
         </w:tc>
         <w:tc>
           <w:tcPr>
-            <w:tcW w:w="650" w:type="dxa"/>
+            <w:tcW w:w="600" w:type="dxa"/>
           </w:tcPr>
           <w:p>
             <w:pPr>
@@ -5764,6 +6415,25 @@
         </w:tc>
         <w:tc>
           <w:tcPr>
+            <w:tcW w:w="750" w:type="dxa"/>
+          </w:tcPr>
+          <w:p>
+            <w:pPr>
+              <w:pStyle w:val="MDPI42tablebody"/>
+              <w:spacing w:line="220" w:lineRule="atLeast"/>
+              <w:jc w:val="left"/>
+            </w:pPr>
+            <w:r>
+              <w:rPr>
+                <w:sz w:val="15"/>
+                <w:szCs w:val="15"/>
+              </w:rPr>
+              <w:t xml:space="preserve">1/L</w:t>
+            </w:r>
+          </w:p>
+        </w:tc>
+        <w:tc>
+          <w:tcPr>
             <w:tcW w:w="800" w:type="dxa"/>
           </w:tcPr>
           <w:p>
@@ -5777,7 +6447,7 @@
                 <w:sz w:val="15"/>
                 <w:szCs w:val="15"/>
               </w:rPr>
-              <w:t xml:space="preserve">1/L</w:t>
+              <w:t xml:space="preserve">CBD</w:t>
             </w:r>
           </w:p>
         </w:tc>
@@ -5788,6 +6458,63 @@
         </w:trPr>
         <w:tc>
           <w:tcPr>
+            <w:tcW w:w="1560" w:type="dxa"/>
+          </w:tcPr>
+          <w:p>
+            <w:pPr>
+              <w:pStyle w:val="MDPI42tablebody"/>
+              <w:spacing w:line="220" w:lineRule="atLeast"/>
+              <w:jc w:val="left"/>
+            </w:pPr>
+            <w:r>
+              <w:rPr>
+                <w:sz w:val="15"/>
+                <w:szCs w:val="15"/>
+              </w:rPr>
+              <w:t xml:space="preserve">Moorman et al., 2010</w:t>
+            </w:r>
+          </w:p>
+        </w:tc>
+        <w:tc>
+          <w:tcPr>
+            <w:tcW w:w="1560" w:type="dxa"/>
+          </w:tcPr>
+          <w:p>
+            <w:pPr>
+              <w:pStyle w:val="MDPI42tablebody"/>
+              <w:spacing w:line="220" w:lineRule="atLeast"/>
+              <w:jc w:val="left"/>
+            </w:pPr>
+            <w:r>
+              <w:rPr>
+                <w:sz w:val="15"/>
+                <w:szCs w:val="15"/>
+              </w:rPr>
+              <w:t xml:space="preserve">A–B–A–B withdrawal</w:t>
+            </w:r>
+          </w:p>
+        </w:tc>
+        <w:tc>
+          <w:tcPr>
+            <w:tcW w:w="950" w:type="dxa"/>
+          </w:tcPr>
+          <w:p>
+            <w:pPr>
+              <w:pStyle w:val="MDPI42tablebody"/>
+              <w:spacing w:line="220" w:lineRule="atLeast"/>
+              <w:jc w:val="left"/>
+            </w:pPr>
+            <w:r>
+              <w:rPr>
+                <w:sz w:val="15"/>
+                <w:szCs w:val="15"/>
+              </w:rPr>
+              <w:t xml:space="preserve">2</w:t>
+            </w:r>
+          </w:p>
+        </w:tc>
+        <w:tc>
+          <w:tcPr>
             <w:tcW w:w="1700" w:type="dxa"/>
           </w:tcPr>
           <w:p>
@@ -5801,70 +6528,13 @@
                 <w:sz w:val="15"/>
                 <w:szCs w:val="15"/>
               </w:rPr>
-              <w:t xml:space="preserve">Moorman et al., 2010</w:t>
-            </w:r>
-          </w:p>
-        </w:tc>
-        <w:tc>
-          <w:tcPr>
-            <w:tcW w:w="1700" w:type="dxa"/>
-          </w:tcPr>
-          <w:p>
-            <w:pPr>
-              <w:pStyle w:val="MDPI42tablebody"/>
-              <w:spacing w:line="220" w:lineRule="atLeast"/>
-              <w:jc w:val="left"/>
-            </w:pPr>
-            <w:r>
-              <w:rPr>
-                <w:sz w:val="15"/>
-                <w:szCs w:val="15"/>
-              </w:rPr>
-              <w:t xml:space="preserve">A–B–A–B withdrawal</w:t>
-            </w:r>
-          </w:p>
-        </w:tc>
-        <w:tc>
-          <w:tcPr>
-            <w:tcW w:w="1000" w:type="dxa"/>
-          </w:tcPr>
-          <w:p>
-            <w:pPr>
-              <w:pStyle w:val="MDPI42tablebody"/>
-              <w:spacing w:line="220" w:lineRule="atLeast"/>
-              <w:jc w:val="left"/>
-            </w:pPr>
-            <w:r>
-              <w:rPr>
-                <w:sz w:val="15"/>
-                <w:szCs w:val="15"/>
-              </w:rPr>
-              <w:t xml:space="preserve">2</w:t>
-            </w:r>
-          </w:p>
-        </w:tc>
-        <w:tc>
-          <w:tcPr>
-            <w:tcW w:w="1850" w:type="dxa"/>
-          </w:tcPr>
-          <w:p>
-            <w:pPr>
-              <w:pStyle w:val="MDPI42tablebody"/>
-              <w:spacing w:line="220" w:lineRule="atLeast"/>
-              <w:jc w:val="left"/>
-            </w:pPr>
-            <w:r>
-              <w:rPr>
-                <w:sz w:val="15"/>
-                <w:szCs w:val="15"/>
-              </w:rPr>
               <w:t xml:space="preserve">Specific learning disabilities; high school</w:t>
             </w:r>
           </w:p>
         </w:tc>
         <w:tc>
           <w:tcPr>
-            <w:tcW w:w="2766" w:type="dxa"/>
+            <w:tcW w:w="2546" w:type="dxa"/>
           </w:tcPr>
           <w:p>
             <w:pPr>
@@ -5883,7 +6553,7 @@
         </w:tc>
         <w:tc>
           <w:tcPr>
-            <w:tcW w:w="650" w:type="dxa"/>
+            <w:tcW w:w="600" w:type="dxa"/>
           </w:tcPr>
           <w:p>
             <w:pPr>
@@ -5902,6 +6572,25 @@
         </w:tc>
         <w:tc>
           <w:tcPr>
+            <w:tcW w:w="750" w:type="dxa"/>
+          </w:tcPr>
+          <w:p>
+            <w:pPr>
+              <w:pStyle w:val="MDPI42tablebody"/>
+              <w:spacing w:line="220" w:lineRule="atLeast"/>
+              <w:jc w:val="left"/>
+            </w:pPr>
+            <w:r>
+              <w:rPr>
+                <w:sz w:val="15"/>
+                <w:szCs w:val="15"/>
+              </w:rPr>
+              <w:t xml:space="preserve">1/L</w:t>
+            </w:r>
+          </w:p>
+        </w:tc>
+        <w:tc>
+          <w:tcPr>
             <w:tcW w:w="800" w:type="dxa"/>
           </w:tcPr>
           <w:p>
@@ -5915,7 +6604,7 @@
                 <w:sz w:val="15"/>
                 <w:szCs w:val="15"/>
               </w:rPr>
-              <w:t xml:space="preserve">1/L</w:t>
+              <w:t xml:space="preserve">CBD</w:t>
             </w:r>
           </w:p>
         </w:tc>
@@ -5926,6 +6615,63 @@
         </w:trPr>
         <w:tc>
           <w:tcPr>
+            <w:tcW w:w="1560" w:type="dxa"/>
+          </w:tcPr>
+          <w:p>
+            <w:pPr>
+              <w:pStyle w:val="MDPI42tablebody"/>
+              <w:spacing w:line="220" w:lineRule="atLeast"/>
+              <w:jc w:val="left"/>
+            </w:pPr>
+            <w:r>
+              <w:rPr>
+                <w:sz w:val="15"/>
+                <w:szCs w:val="15"/>
+              </w:rPr>
+              <w:t xml:space="preserve">Noakes et al., 2019</w:t>
+            </w:r>
+          </w:p>
+        </w:tc>
+        <w:tc>
+          <w:tcPr>
+            <w:tcW w:w="1560" w:type="dxa"/>
+          </w:tcPr>
+          <w:p>
+            <w:pPr>
+              <w:pStyle w:val="MDPI42tablebody"/>
+              <w:spacing w:line="220" w:lineRule="atLeast"/>
+              <w:jc w:val="left"/>
+            </w:pPr>
+            <w:r>
+              <w:rPr>
+                <w:sz w:val="15"/>
+                <w:szCs w:val="15"/>
+              </w:rPr>
+              <w:t xml:space="preserve">Single-case comparison</w:t>
+            </w:r>
+          </w:p>
+        </w:tc>
+        <w:tc>
+          <w:tcPr>
+            <w:tcW w:w="950" w:type="dxa"/>
+          </w:tcPr>
+          <w:p>
+            <w:pPr>
+              <w:pStyle w:val="MDPI42tablebody"/>
+              <w:spacing w:line="220" w:lineRule="atLeast"/>
+              <w:jc w:val="left"/>
+            </w:pPr>
+            <w:r>
+              <w:rPr>
+                <w:sz w:val="15"/>
+                <w:szCs w:val="15"/>
+              </w:rPr>
+              <w:t xml:space="preserve">3</w:t>
+            </w:r>
+          </w:p>
+        </w:tc>
+        <w:tc>
+          <w:tcPr>
             <w:tcW w:w="1700" w:type="dxa"/>
           </w:tcPr>
           <w:p>
@@ -5939,70 +6685,13 @@
                 <w:sz w:val="15"/>
                 <w:szCs w:val="15"/>
               </w:rPr>
-              <w:t xml:space="preserve">Noakes et al., 2019</w:t>
-            </w:r>
-          </w:p>
-        </w:tc>
-        <w:tc>
-          <w:tcPr>
-            <w:tcW w:w="1700" w:type="dxa"/>
-          </w:tcPr>
-          <w:p>
-            <w:pPr>
-              <w:pStyle w:val="MDPI42tablebody"/>
-              <w:spacing w:line="220" w:lineRule="atLeast"/>
-              <w:jc w:val="left"/>
-            </w:pPr>
-            <w:r>
-              <w:rPr>
-                <w:sz w:val="15"/>
-                <w:szCs w:val="15"/>
-              </w:rPr>
-              <w:t xml:space="preserve">Single-case comparison</w:t>
-            </w:r>
-          </w:p>
-        </w:tc>
-        <w:tc>
-          <w:tcPr>
-            <w:tcW w:w="1000" w:type="dxa"/>
-          </w:tcPr>
-          <w:p>
-            <w:pPr>
-              <w:pStyle w:val="MDPI42tablebody"/>
-              <w:spacing w:line="220" w:lineRule="atLeast"/>
-              <w:jc w:val="left"/>
-            </w:pPr>
-            <w:r>
-              <w:rPr>
-                <w:sz w:val="15"/>
-                <w:szCs w:val="15"/>
-              </w:rPr>
-              <w:t xml:space="preserve">3</w:t>
-            </w:r>
-          </w:p>
-        </w:tc>
-        <w:tc>
-          <w:tcPr>
-            <w:tcW w:w="1850" w:type="dxa"/>
-          </w:tcPr>
-          <w:p>
-            <w:pPr>
-              <w:pStyle w:val="MDPI42tablebody"/>
-              <w:spacing w:line="220" w:lineRule="atLeast"/>
-              <w:jc w:val="left"/>
-            </w:pPr>
-            <w:r>
-              <w:rPr>
-                <w:sz w:val="15"/>
-                <w:szCs w:val="15"/>
-              </w:rPr>
               <w:t xml:space="preserve">Traumatic brain injury; grades 4–9</w:t>
             </w:r>
           </w:p>
         </w:tc>
         <w:tc>
           <w:tcPr>
-            <w:tcW w:w="2766" w:type="dxa"/>
+            <w:tcW w:w="2546" w:type="dxa"/>
           </w:tcPr>
           <w:p>
             <w:pPr>
@@ -6021,7 +6710,7 @@
         </w:tc>
         <w:tc>
           <w:tcPr>
-            <w:tcW w:w="650" w:type="dxa"/>
+            <w:tcW w:w="600" w:type="dxa"/>
           </w:tcPr>
           <w:p>
             <w:pPr>
@@ -6040,6 +6729,25 @@
         </w:tc>
         <w:tc>
           <w:tcPr>
+            <w:tcW w:w="750" w:type="dxa"/>
+          </w:tcPr>
+          <w:p>
+            <w:pPr>
+              <w:pStyle w:val="MDPI42tablebody"/>
+              <w:spacing w:line="220" w:lineRule="atLeast"/>
+              <w:jc w:val="left"/>
+            </w:pPr>
+            <w:r>
+              <w:rPr>
+                <w:sz w:val="15"/>
+                <w:szCs w:val="15"/>
+              </w:rPr>
+              <w:t xml:space="preserve">2/L</w:t>
+            </w:r>
+          </w:p>
+        </w:tc>
+        <w:tc>
+          <w:tcPr>
             <w:tcW w:w="800" w:type="dxa"/>
           </w:tcPr>
           <w:p>
@@ -6053,7 +6761,7 @@
                 <w:sz w:val="15"/>
                 <w:szCs w:val="15"/>
               </w:rPr>
-              <w:t xml:space="preserve">2/L</w:t>
+              <w:t xml:space="preserve">CBD</w:t>
             </w:r>
           </w:p>
         </w:tc>
@@ -6064,6 +6772,63 @@
         </w:trPr>
         <w:tc>
           <w:tcPr>
+            <w:tcW w:w="1560" w:type="dxa"/>
+          </w:tcPr>
+          <w:p>
+            <w:pPr>
+              <w:pStyle w:val="MDPI42tablebody"/>
+              <w:spacing w:line="220" w:lineRule="atLeast"/>
+              <w:jc w:val="left"/>
+            </w:pPr>
+            <w:r>
+              <w:rPr>
+                <w:sz w:val="15"/>
+                <w:szCs w:val="15"/>
+              </w:rPr>
+              <w:t xml:space="preserve">Nuraini Herawati et al., 2022</w:t>
+            </w:r>
+          </w:p>
+        </w:tc>
+        <w:tc>
+          <w:tcPr>
+            <w:tcW w:w="1560" w:type="dxa"/>
+          </w:tcPr>
+          <w:p>
+            <w:pPr>
+              <w:pStyle w:val="MDPI42tablebody"/>
+              <w:spacing w:line="220" w:lineRule="atLeast"/>
+              <w:jc w:val="left"/>
+            </w:pPr>
+            <w:r>
+              <w:rPr>
+                <w:sz w:val="15"/>
+                <w:szCs w:val="15"/>
+              </w:rPr>
+              <w:t xml:space="preserve">A–B–A design</w:t>
+            </w:r>
+          </w:p>
+        </w:tc>
+        <w:tc>
+          <w:tcPr>
+            <w:tcW w:w="950" w:type="dxa"/>
+          </w:tcPr>
+          <w:p>
+            <w:pPr>
+              <w:pStyle w:val="MDPI42tablebody"/>
+              <w:spacing w:line="220" w:lineRule="atLeast"/>
+              <w:jc w:val="left"/>
+            </w:pPr>
+            <w:r>
+              <w:rPr>
+                <w:sz w:val="15"/>
+                <w:szCs w:val="15"/>
+              </w:rPr>
+              <w:t xml:space="preserve">2</w:t>
+            </w:r>
+          </w:p>
+        </w:tc>
+        <w:tc>
+          <w:tcPr>
             <w:tcW w:w="1700" w:type="dxa"/>
           </w:tcPr>
           <w:p>
@@ -6077,70 +6842,13 @@
                 <w:sz w:val="15"/>
                 <w:szCs w:val="15"/>
               </w:rPr>
-              <w:t xml:space="preserve">Nuraini Herawati et al., 2022</w:t>
-            </w:r>
-          </w:p>
-        </w:tc>
-        <w:tc>
-          <w:tcPr>
-            <w:tcW w:w="1700" w:type="dxa"/>
-          </w:tcPr>
-          <w:p>
-            <w:pPr>
-              <w:pStyle w:val="MDPI42tablebody"/>
-              <w:spacing w:line="220" w:lineRule="atLeast"/>
-              <w:jc w:val="left"/>
-            </w:pPr>
-            <w:r>
-              <w:rPr>
-                <w:sz w:val="15"/>
-                <w:szCs w:val="15"/>
-              </w:rPr>
-              <w:t xml:space="preserve">A–B–A design</w:t>
-            </w:r>
-          </w:p>
-        </w:tc>
-        <w:tc>
-          <w:tcPr>
-            <w:tcW w:w="1000" w:type="dxa"/>
-          </w:tcPr>
-          <w:p>
-            <w:pPr>
-              <w:pStyle w:val="MDPI42tablebody"/>
-              <w:spacing w:line="220" w:lineRule="atLeast"/>
-              <w:jc w:val="left"/>
-            </w:pPr>
-            <w:r>
-              <w:rPr>
-                <w:sz w:val="15"/>
-                <w:szCs w:val="15"/>
-              </w:rPr>
-              <w:t xml:space="preserve">2</w:t>
-            </w:r>
-          </w:p>
-        </w:tc>
-        <w:tc>
-          <w:tcPr>
-            <w:tcW w:w="1850" w:type="dxa"/>
-          </w:tcPr>
-          <w:p>
-            <w:pPr>
-              <w:pStyle w:val="MDPI42tablebody"/>
-              <w:spacing w:line="220" w:lineRule="atLeast"/>
-              <w:jc w:val="left"/>
-            </w:pPr>
-            <w:r>
-              <w:rPr>
-                <w:sz w:val="15"/>
-                <w:szCs w:val="15"/>
-              </w:rPr>
               <w:t xml:space="preserve">ADHD; grade 2</w:t>
             </w:r>
           </w:p>
         </w:tc>
         <w:tc>
           <w:tcPr>
-            <w:tcW w:w="2766" w:type="dxa"/>
+            <w:tcW w:w="2546" w:type="dxa"/>
           </w:tcPr>
           <w:p>
             <w:pPr>
@@ -6159,7 +6867,7 @@
         </w:tc>
         <w:tc>
           <w:tcPr>
-            <w:tcW w:w="650" w:type="dxa"/>
+            <w:tcW w:w="600" w:type="dxa"/>
           </w:tcPr>
           <w:p>
             <w:pPr>
@@ -6178,6 +6886,25 @@
         </w:tc>
         <w:tc>
           <w:tcPr>
+            <w:tcW w:w="750" w:type="dxa"/>
+          </w:tcPr>
+          <w:p>
+            <w:pPr>
+              <w:pStyle w:val="MDPI42tablebody"/>
+              <w:spacing w:line="220" w:lineRule="atLeast"/>
+              <w:jc w:val="left"/>
+            </w:pPr>
+            <w:r>
+              <w:rPr>
+                <w:sz w:val="15"/>
+                <w:szCs w:val="15"/>
+              </w:rPr>
+              <w:t xml:space="preserve">1/F</w:t>
+            </w:r>
+          </w:p>
+        </w:tc>
+        <w:tc>
+          <w:tcPr>
             <w:tcW w:w="800" w:type="dxa"/>
           </w:tcPr>
           <w:p>
@@ -6191,7 +6918,7 @@
                 <w:sz w:val="15"/>
                 <w:szCs w:val="15"/>
               </w:rPr>
-              <w:t xml:space="preserve">1/F</w:t>
+              <w:t xml:space="preserve">DNM</w:t>
             </w:r>
           </w:p>
         </w:tc>
@@ -6202,6 +6929,63 @@
         </w:trPr>
         <w:tc>
           <w:tcPr>
+            <w:tcW w:w="1560" w:type="dxa"/>
+          </w:tcPr>
+          <w:p>
+            <w:pPr>
+              <w:pStyle w:val="MDPI42tablebody"/>
+              <w:spacing w:line="220" w:lineRule="atLeast"/>
+              <w:jc w:val="left"/>
+            </w:pPr>
+            <w:r>
+              <w:rPr>
+                <w:sz w:val="15"/>
+                <w:szCs w:val="15"/>
+              </w:rPr>
+              <w:t xml:space="preserve">Sand et al., 2025</w:t>
+            </w:r>
+          </w:p>
+        </w:tc>
+        <w:tc>
+          <w:tcPr>
+            <w:tcW w:w="1560" w:type="dxa"/>
+          </w:tcPr>
+          <w:p>
+            <w:pPr>
+              <w:pStyle w:val="MDPI42tablebody"/>
+              <w:spacing w:line="220" w:lineRule="atLeast"/>
+              <w:jc w:val="left"/>
+            </w:pPr>
+            <w:r>
+              <w:rPr>
+                <w:sz w:val="15"/>
+                <w:szCs w:val="15"/>
+              </w:rPr>
+              <w:t xml:space="preserve">A–B design with maintenance</w:t>
+            </w:r>
+          </w:p>
+        </w:tc>
+        <w:tc>
+          <w:tcPr>
+            <w:tcW w:w="950" w:type="dxa"/>
+          </w:tcPr>
+          <w:p>
+            <w:pPr>
+              <w:pStyle w:val="MDPI42tablebody"/>
+              <w:spacing w:line="220" w:lineRule="atLeast"/>
+              <w:jc w:val="left"/>
+            </w:pPr>
+            <w:r>
+              <w:rPr>
+                <w:sz w:val="15"/>
+                <w:szCs w:val="15"/>
+              </w:rPr>
+              <w:t xml:space="preserve">4</w:t>
+            </w:r>
+          </w:p>
+        </w:tc>
+        <w:tc>
+          <w:tcPr>
             <w:tcW w:w="1700" w:type="dxa"/>
           </w:tcPr>
           <w:p>
@@ -6215,70 +6999,13 @@
                 <w:sz w:val="15"/>
                 <w:szCs w:val="15"/>
               </w:rPr>
-              <w:t xml:space="preserve">Sand et al., 2025</w:t>
-            </w:r>
-          </w:p>
-        </w:tc>
-        <w:tc>
-          <w:tcPr>
-            <w:tcW w:w="1700" w:type="dxa"/>
-          </w:tcPr>
-          <w:p>
-            <w:pPr>
-              <w:pStyle w:val="MDPI42tablebody"/>
-              <w:spacing w:line="220" w:lineRule="atLeast"/>
-              <w:jc w:val="left"/>
-            </w:pPr>
-            <w:r>
-              <w:rPr>
-                <w:sz w:val="15"/>
-                <w:szCs w:val="15"/>
-              </w:rPr>
-              <w:t xml:space="preserve">A–B design with maintenance</w:t>
-            </w:r>
-          </w:p>
-        </w:tc>
-        <w:tc>
-          <w:tcPr>
-            <w:tcW w:w="1000" w:type="dxa"/>
-          </w:tcPr>
-          <w:p>
-            <w:pPr>
-              <w:pStyle w:val="MDPI42tablebody"/>
-              <w:spacing w:line="220" w:lineRule="atLeast"/>
-              <w:jc w:val="left"/>
-            </w:pPr>
-            <w:r>
-              <w:rPr>
-                <w:sz w:val="15"/>
-                <w:szCs w:val="15"/>
-              </w:rPr>
-              <w:t xml:space="preserve">4</w:t>
-            </w:r>
-          </w:p>
-        </w:tc>
-        <w:tc>
-          <w:tcPr>
-            <w:tcW w:w="1850" w:type="dxa"/>
-          </w:tcPr>
-          <w:p>
-            <w:pPr>
-              <w:pStyle w:val="MDPI42tablebody"/>
-              <w:spacing w:line="220" w:lineRule="atLeast"/>
-              <w:jc w:val="left"/>
-            </w:pPr>
-            <w:r>
-              <w:rPr>
-                <w:sz w:val="15"/>
-                <w:szCs w:val="15"/>
-              </w:rPr>
               <w:t xml:space="preserve">Mild intellectual disability; 10–13 y</w:t>
             </w:r>
           </w:p>
         </w:tc>
         <w:tc>
           <w:tcPr>
-            <w:tcW w:w="2766" w:type="dxa"/>
+            <w:tcW w:w="2546" w:type="dxa"/>
           </w:tcPr>
           <w:p>
             <w:pPr>
@@ -6297,7 +7024,7 @@
         </w:tc>
         <w:tc>
           <w:tcPr>
-            <w:tcW w:w="650" w:type="dxa"/>
+            <w:tcW w:w="600" w:type="dxa"/>
           </w:tcPr>
           <w:p>
             <w:pPr>
@@ -6316,6 +7043,25 @@
         </w:tc>
         <w:tc>
           <w:tcPr>
+            <w:tcW w:w="750" w:type="dxa"/>
+          </w:tcPr>
+          <w:p>
+            <w:pPr>
+              <w:pStyle w:val="MDPI42tablebody"/>
+              <w:spacing w:line="220" w:lineRule="atLeast"/>
+              <w:jc w:val="left"/>
+            </w:pPr>
+            <w:r>
+              <w:rPr>
+                <w:sz w:val="15"/>
+                <w:szCs w:val="15"/>
+              </w:rPr>
+              <w:t xml:space="preserve">1/F</w:t>
+            </w:r>
+          </w:p>
+        </w:tc>
+        <w:tc>
+          <w:tcPr>
             <w:tcW w:w="800" w:type="dxa"/>
           </w:tcPr>
           <w:p>
@@ -6329,7 +7075,7 @@
                 <w:sz w:val="15"/>
                 <w:szCs w:val="15"/>
               </w:rPr>
-              <w:t xml:space="preserve">1/F</w:t>
+              <w:t xml:space="preserve">DNM</w:t>
             </w:r>
           </w:p>
         </w:tc>
@@ -6340,6 +7086,63 @@
         </w:trPr>
         <w:tc>
           <w:tcPr>
+            <w:tcW w:w="1560" w:type="dxa"/>
+          </w:tcPr>
+          <w:p>
+            <w:pPr>
+              <w:pStyle w:val="MDPI42tablebody"/>
+              <w:spacing w:line="220" w:lineRule="atLeast"/>
+              <w:jc w:val="left"/>
+            </w:pPr>
+            <w:r>
+              <w:rPr>
+                <w:sz w:val="15"/>
+                <w:szCs w:val="15"/>
+              </w:rPr>
+              <w:t xml:space="preserve">Schmitt et al., 2019</w:t>
+            </w:r>
+          </w:p>
+        </w:tc>
+        <w:tc>
+          <w:tcPr>
+            <w:tcW w:w="1560" w:type="dxa"/>
+          </w:tcPr>
+          <w:p>
+            <w:pPr>
+              <w:pStyle w:val="MDPI42tablebody"/>
+              <w:spacing w:line="220" w:lineRule="atLeast"/>
+              <w:jc w:val="left"/>
+            </w:pPr>
+            <w:r>
+              <w:rPr>
+                <w:sz w:val="15"/>
+                <w:szCs w:val="15"/>
+              </w:rPr>
+              <w:t xml:space="preserve">Adapted alternating treatments</w:t>
+            </w:r>
+          </w:p>
+        </w:tc>
+        <w:tc>
+          <w:tcPr>
+            <w:tcW w:w="950" w:type="dxa"/>
+          </w:tcPr>
+          <w:p>
+            <w:pPr>
+              <w:pStyle w:val="MDPI42tablebody"/>
+              <w:spacing w:line="220" w:lineRule="atLeast"/>
+              <w:jc w:val="left"/>
+            </w:pPr>
+            <w:r>
+              <w:rPr>
+                <w:sz w:val="15"/>
+                <w:szCs w:val="15"/>
+              </w:rPr>
+              <w:t xml:space="preserve">4</w:t>
+            </w:r>
+          </w:p>
+        </w:tc>
+        <w:tc>
+          <w:tcPr>
             <w:tcW w:w="1700" w:type="dxa"/>
           </w:tcPr>
           <w:p>
@@ -6353,70 +7156,13 @@
                 <w:sz w:val="15"/>
                 <w:szCs w:val="15"/>
               </w:rPr>
-              <w:t xml:space="preserve">Schmitt et al., 2019</w:t>
-            </w:r>
-          </w:p>
-        </w:tc>
-        <w:tc>
-          <w:tcPr>
-            <w:tcW w:w="1700" w:type="dxa"/>
-          </w:tcPr>
-          <w:p>
-            <w:pPr>
-              <w:pStyle w:val="MDPI42tablebody"/>
-              <w:spacing w:line="220" w:lineRule="atLeast"/>
-              <w:jc w:val="left"/>
-            </w:pPr>
-            <w:r>
-              <w:rPr>
-                <w:sz w:val="15"/>
-                <w:szCs w:val="15"/>
-              </w:rPr>
-              <w:t xml:space="preserve">Adapted alternating treatments</w:t>
-            </w:r>
-          </w:p>
-        </w:tc>
-        <w:tc>
-          <w:tcPr>
-            <w:tcW w:w="1000" w:type="dxa"/>
-          </w:tcPr>
-          <w:p>
-            <w:pPr>
-              <w:pStyle w:val="MDPI42tablebody"/>
-              <w:spacing w:line="220" w:lineRule="atLeast"/>
-              <w:jc w:val="left"/>
-            </w:pPr>
-            <w:r>
-              <w:rPr>
-                <w:sz w:val="15"/>
-                <w:szCs w:val="15"/>
-              </w:rPr>
-              <w:t xml:space="preserve">4</w:t>
-            </w:r>
-          </w:p>
-        </w:tc>
-        <w:tc>
-          <w:tcPr>
-            <w:tcW w:w="1850" w:type="dxa"/>
-          </w:tcPr>
-          <w:p>
-            <w:pPr>
-              <w:pStyle w:val="MDPI42tablebody"/>
-              <w:spacing w:line="220" w:lineRule="atLeast"/>
-              <w:jc w:val="left"/>
-            </w:pPr>
-            <w:r>
-              <w:rPr>
-                <w:sz w:val="15"/>
-                <w:szCs w:val="15"/>
-              </w:rPr>
               <w:t xml:space="preserve">Reading learning disabilities; middle school</w:t>
             </w:r>
           </w:p>
         </w:tc>
         <w:tc>
           <w:tcPr>
-            <w:tcW w:w="2766" w:type="dxa"/>
+            <w:tcW w:w="2546" w:type="dxa"/>
           </w:tcPr>
           <w:p>
             <w:pPr>
@@ -6435,7 +7181,7 @@
         </w:tc>
         <w:tc>
           <w:tcPr>
-            <w:tcW w:w="650" w:type="dxa"/>
+            <w:tcW w:w="600" w:type="dxa"/>
           </w:tcPr>
           <w:p>
             <w:pPr>
@@ -6454,6 +7200,25 @@
         </w:tc>
         <w:tc>
           <w:tcPr>
+            <w:tcW w:w="750" w:type="dxa"/>
+          </w:tcPr>
+          <w:p>
+            <w:pPr>
+              <w:pStyle w:val="MDPI42tablebody"/>
+              <w:spacing w:line="220" w:lineRule="atLeast"/>
+              <w:jc w:val="left"/>
+            </w:pPr>
+            <w:r>
+              <w:rPr>
+                <w:sz w:val="15"/>
+                <w:szCs w:val="15"/>
+              </w:rPr>
+              <w:t xml:space="preserve">1/L</w:t>
+            </w:r>
+          </w:p>
+        </w:tc>
+        <w:tc>
+          <w:tcPr>
             <w:tcW w:w="800" w:type="dxa"/>
           </w:tcPr>
           <w:p>
@@ -6467,7 +7232,7 @@
                 <w:sz w:val="15"/>
                 <w:szCs w:val="15"/>
               </w:rPr>
-              <w:t xml:space="preserve">1/L</w:t>
+              <w:t xml:space="preserve">CBD</w:t>
             </w:r>
           </w:p>
         </w:tc>
@@ -6478,6 +7243,63 @@
         </w:trPr>
         <w:tc>
           <w:tcPr>
+            <w:tcW w:w="1560" w:type="dxa"/>
+          </w:tcPr>
+          <w:p>
+            <w:pPr>
+              <w:pStyle w:val="MDPI42tablebody"/>
+              <w:spacing w:line="220" w:lineRule="atLeast"/>
+              <w:jc w:val="left"/>
+            </w:pPr>
+            <w:r>
+              <w:rPr>
+                <w:sz w:val="15"/>
+                <w:szCs w:val="15"/>
+              </w:rPr>
+              <w:t xml:space="preserve">Schneider et al., 2013</w:t>
+            </w:r>
+          </w:p>
+        </w:tc>
+        <w:tc>
+          <w:tcPr>
+            <w:tcW w:w="1560" w:type="dxa"/>
+          </w:tcPr>
+          <w:p>
+            <w:pPr>
+              <w:pStyle w:val="MDPI42tablebody"/>
+              <w:spacing w:line="220" w:lineRule="atLeast"/>
+              <w:jc w:val="left"/>
+            </w:pPr>
+            <w:r>
+              <w:rPr>
+                <w:sz w:val="15"/>
+                <w:szCs w:val="15"/>
+              </w:rPr>
+              <w:t xml:space="preserve">Multiphase alternating treatments</w:t>
+            </w:r>
+          </w:p>
+        </w:tc>
+        <w:tc>
+          <w:tcPr>
+            <w:tcW w:w="950" w:type="dxa"/>
+          </w:tcPr>
+          <w:p>
+            <w:pPr>
+              <w:pStyle w:val="MDPI42tablebody"/>
+              <w:spacing w:line="220" w:lineRule="atLeast"/>
+              <w:jc w:val="left"/>
+            </w:pPr>
+            <w:r>
+              <w:rPr>
+                <w:sz w:val="15"/>
+                <w:szCs w:val="15"/>
+              </w:rPr>
+              <w:t xml:space="preserve">4</w:t>
+            </w:r>
+          </w:p>
+        </w:tc>
+        <w:tc>
+          <w:tcPr>
             <w:tcW w:w="1700" w:type="dxa"/>
           </w:tcPr>
           <w:p>
@@ -6491,70 +7313,13 @@
                 <w:sz w:val="15"/>
                 <w:szCs w:val="15"/>
               </w:rPr>
-              <w:t xml:space="preserve">Schneider et al., 2013</w:t>
-            </w:r>
-          </w:p>
-        </w:tc>
-        <w:tc>
-          <w:tcPr>
-            <w:tcW w:w="1700" w:type="dxa"/>
-          </w:tcPr>
-          <w:p>
-            <w:pPr>
-              <w:pStyle w:val="MDPI42tablebody"/>
-              <w:spacing w:line="220" w:lineRule="atLeast"/>
-              <w:jc w:val="left"/>
-            </w:pPr>
-            <w:r>
-              <w:rPr>
-                <w:sz w:val="15"/>
-                <w:szCs w:val="15"/>
-              </w:rPr>
-              <w:t xml:space="preserve">Multiphase alternating treatments</w:t>
-            </w:r>
-          </w:p>
-        </w:tc>
-        <w:tc>
-          <w:tcPr>
-            <w:tcW w:w="1000" w:type="dxa"/>
-          </w:tcPr>
-          <w:p>
-            <w:pPr>
-              <w:pStyle w:val="MDPI42tablebody"/>
-              <w:spacing w:line="220" w:lineRule="atLeast"/>
-              <w:jc w:val="left"/>
-            </w:pPr>
-            <w:r>
-              <w:rPr>
-                <w:sz w:val="15"/>
-                <w:szCs w:val="15"/>
-              </w:rPr>
-              <w:t xml:space="preserve">4</w:t>
-            </w:r>
-          </w:p>
-        </w:tc>
-        <w:tc>
-          <w:tcPr>
-            <w:tcW w:w="1850" w:type="dxa"/>
-          </w:tcPr>
-          <w:p>
-            <w:pPr>
-              <w:pStyle w:val="MDPI42tablebody"/>
-              <w:spacing w:line="220" w:lineRule="atLeast"/>
-              <w:jc w:val="left"/>
-            </w:pPr>
-            <w:r>
-              <w:rPr>
-                <w:sz w:val="15"/>
-                <w:szCs w:val="15"/>
-              </w:rPr>
               <w:t xml:space="preserve">Asperger syndrome; grades 4–6</w:t>
             </w:r>
           </w:p>
         </w:tc>
         <w:tc>
           <w:tcPr>
-            <w:tcW w:w="2766" w:type="dxa"/>
+            <w:tcW w:w="2546" w:type="dxa"/>
           </w:tcPr>
           <w:p>
             <w:pPr>
@@ -6573,7 +7338,7 @@
         </w:tc>
         <w:tc>
           <w:tcPr>
-            <w:tcW w:w="650" w:type="dxa"/>
+            <w:tcW w:w="600" w:type="dxa"/>
           </w:tcPr>
           <w:p>
             <w:pPr>
@@ -6592,6 +7357,25 @@
         </w:tc>
         <w:tc>
           <w:tcPr>
+            <w:tcW w:w="750" w:type="dxa"/>
+          </w:tcPr>
+          <w:p>
+            <w:pPr>
+              <w:pStyle w:val="MDPI42tablebody"/>
+              <w:spacing w:line="220" w:lineRule="atLeast"/>
+              <w:jc w:val="left"/>
+            </w:pPr>
+            <w:r>
+              <w:rPr>
+                <w:sz w:val="15"/>
+                <w:szCs w:val="15"/>
+              </w:rPr>
+              <w:t xml:space="preserve">2/F</w:t>
+            </w:r>
+          </w:p>
+        </w:tc>
+        <w:tc>
+          <w:tcPr>
             <w:tcW w:w="800" w:type="dxa"/>
           </w:tcPr>
           <w:p>
@@ -6605,7 +7389,7 @@
                 <w:sz w:val="15"/>
                 <w:szCs w:val="15"/>
               </w:rPr>
-              <w:t xml:space="preserve">2/F</w:t>
+              <w:t xml:space="preserve">DNM</w:t>
             </w:r>
           </w:p>
         </w:tc>
@@ -6616,6 +7400,63 @@
         </w:trPr>
         <w:tc>
           <w:tcPr>
+            <w:tcW w:w="1560" w:type="dxa"/>
+          </w:tcPr>
+          <w:p>
+            <w:pPr>
+              <w:pStyle w:val="MDPI42tablebody"/>
+              <w:spacing w:line="220" w:lineRule="atLeast"/>
+              <w:jc w:val="left"/>
+            </w:pPr>
+            <w:r>
+              <w:rPr>
+                <w:sz w:val="15"/>
+                <w:szCs w:val="15"/>
+              </w:rPr>
+              <w:t xml:space="preserve">Silió &amp; Barbetta, 2010</w:t>
+            </w:r>
+          </w:p>
+        </w:tc>
+        <w:tc>
+          <w:tcPr>
+            <w:tcW w:w="1560" w:type="dxa"/>
+          </w:tcPr>
+          <w:p>
+            <w:pPr>
+              <w:pStyle w:val="MDPI42tablebody"/>
+              <w:spacing w:line="220" w:lineRule="atLeast"/>
+              <w:jc w:val="left"/>
+            </w:pPr>
+            <w:r>
+              <w:rPr>
+                <w:sz w:val="15"/>
+                <w:szCs w:val="15"/>
+              </w:rPr>
+              <w:t xml:space="preserve">Multiple baseline</w:t>
+            </w:r>
+          </w:p>
+        </w:tc>
+        <w:tc>
+          <w:tcPr>
+            <w:tcW w:w="950" w:type="dxa"/>
+          </w:tcPr>
+          <w:p>
+            <w:pPr>
+              <w:pStyle w:val="MDPI42tablebody"/>
+              <w:spacing w:line="220" w:lineRule="atLeast"/>
+              <w:jc w:val="left"/>
+            </w:pPr>
+            <w:r>
+              <w:rPr>
+                <w:sz w:val="15"/>
+                <w:szCs w:val="15"/>
+              </w:rPr>
+              <w:t xml:space="preserve">6</w:t>
+            </w:r>
+          </w:p>
+        </w:tc>
+        <w:tc>
+          <w:tcPr>
             <w:tcW w:w="1700" w:type="dxa"/>
           </w:tcPr>
           <w:p>
@@ -6629,70 +7470,13 @@
                 <w:sz w:val="15"/>
                 <w:szCs w:val="15"/>
               </w:rPr>
-              <w:t xml:space="preserve">Silió &amp; Barbetta, 2010</w:t>
-            </w:r>
-          </w:p>
-        </w:tc>
-        <w:tc>
-          <w:tcPr>
-            <w:tcW w:w="1700" w:type="dxa"/>
-          </w:tcPr>
-          <w:p>
-            <w:pPr>
-              <w:pStyle w:val="MDPI42tablebody"/>
-              <w:spacing w:line="220" w:lineRule="atLeast"/>
-              <w:jc w:val="left"/>
-            </w:pPr>
-            <w:r>
-              <w:rPr>
-                <w:sz w:val="15"/>
-                <w:szCs w:val="15"/>
-              </w:rPr>
-              <w:t xml:space="preserve">Multiple baseline</w:t>
-            </w:r>
-          </w:p>
-        </w:tc>
-        <w:tc>
-          <w:tcPr>
-            <w:tcW w:w="1000" w:type="dxa"/>
-          </w:tcPr>
-          <w:p>
-            <w:pPr>
-              <w:pStyle w:val="MDPI42tablebody"/>
-              <w:spacing w:line="220" w:lineRule="atLeast"/>
-              <w:jc w:val="left"/>
-            </w:pPr>
-            <w:r>
-              <w:rPr>
-                <w:sz w:val="15"/>
-                <w:szCs w:val="15"/>
-              </w:rPr>
-              <w:t xml:space="preserve">6</w:t>
-            </w:r>
-          </w:p>
-        </w:tc>
-        <w:tc>
-          <w:tcPr>
-            <w:tcW w:w="1850" w:type="dxa"/>
-          </w:tcPr>
-          <w:p>
-            <w:pPr>
-              <w:pStyle w:val="MDPI42tablebody"/>
-              <w:spacing w:line="220" w:lineRule="atLeast"/>
-              <w:jc w:val="left"/>
-            </w:pPr>
-            <w:r>
-              <w:rPr>
-                <w:sz w:val="15"/>
-                <w:szCs w:val="15"/>
-              </w:rPr>
               <w:t xml:space="preserve">Specific learning disabilities; grade 5</w:t>
             </w:r>
           </w:p>
         </w:tc>
         <w:tc>
           <w:tcPr>
-            <w:tcW w:w="2766" w:type="dxa"/>
+            <w:tcW w:w="2546" w:type="dxa"/>
           </w:tcPr>
           <w:p>
             <w:pPr>
@@ -6711,7 +7495,7 @@
         </w:tc>
         <w:tc>
           <w:tcPr>
-            <w:tcW w:w="650" w:type="dxa"/>
+            <w:tcW w:w="600" w:type="dxa"/>
           </w:tcPr>
           <w:p>
             <w:pPr>
@@ -6730,6 +7514,25 @@
         </w:tc>
         <w:tc>
           <w:tcPr>
+            <w:tcW w:w="750" w:type="dxa"/>
+          </w:tcPr>
+          <w:p>
+            <w:pPr>
+              <w:pStyle w:val="MDPI42tablebody"/>
+              <w:spacing w:line="220" w:lineRule="atLeast"/>
+              <w:jc w:val="left"/>
+            </w:pPr>
+            <w:r>
+              <w:rPr>
+                <w:sz w:val="15"/>
+                <w:szCs w:val="15"/>
+              </w:rPr>
+              <w:t xml:space="preserve">2/L</w:t>
+            </w:r>
+          </w:p>
+        </w:tc>
+        <w:tc>
+          <w:tcPr>
             <w:tcW w:w="800" w:type="dxa"/>
           </w:tcPr>
           <w:p>
@@ -6743,7 +7546,7 @@
                 <w:sz w:val="15"/>
                 <w:szCs w:val="15"/>
               </w:rPr>
-              <w:t xml:space="preserve">2/L</w:t>
+              <w:t xml:space="preserve">CBD</w:t>
             </w:r>
           </w:p>
         </w:tc>
@@ -6754,6 +7557,63 @@
         </w:trPr>
         <w:tc>
           <w:tcPr>
+            <w:tcW w:w="1560" w:type="dxa"/>
+          </w:tcPr>
+          <w:p>
+            <w:pPr>
+              <w:pStyle w:val="MDPI42tablebody"/>
+              <w:spacing w:line="220" w:lineRule="atLeast"/>
+              <w:jc w:val="left"/>
+            </w:pPr>
+            <w:r>
+              <w:rPr>
+                <w:sz w:val="15"/>
+                <w:szCs w:val="15"/>
+              </w:rPr>
+              <w:t xml:space="preserve">Sulaimon &amp; Schaefer, 2023</w:t>
+            </w:r>
+          </w:p>
+        </w:tc>
+        <w:tc>
+          <w:tcPr>
+            <w:tcW w:w="1560" w:type="dxa"/>
+          </w:tcPr>
+          <w:p>
+            <w:pPr>
+              <w:pStyle w:val="MDPI42tablebody"/>
+              <w:spacing w:line="220" w:lineRule="atLeast"/>
+              <w:jc w:val="left"/>
+            </w:pPr>
+            <w:r>
+              <w:rPr>
+                <w:sz w:val="15"/>
+                <w:szCs w:val="15"/>
+              </w:rPr>
+              <w:t xml:space="preserve">A–B–A–B withdrawal</w:t>
+            </w:r>
+          </w:p>
+        </w:tc>
+        <w:tc>
+          <w:tcPr>
+            <w:tcW w:w="950" w:type="dxa"/>
+          </w:tcPr>
+          <w:p>
+            <w:pPr>
+              <w:pStyle w:val="MDPI42tablebody"/>
+              <w:spacing w:line="220" w:lineRule="atLeast"/>
+              <w:jc w:val="left"/>
+            </w:pPr>
+            <w:r>
+              <w:rPr>
+                <w:sz w:val="15"/>
+                <w:szCs w:val="15"/>
+              </w:rPr>
+              <w:t xml:space="preserve">2</w:t>
+            </w:r>
+          </w:p>
+        </w:tc>
+        <w:tc>
+          <w:tcPr>
             <w:tcW w:w="1700" w:type="dxa"/>
           </w:tcPr>
           <w:p>
@@ -6767,70 +7627,13 @@
                 <w:sz w:val="15"/>
                 <w:szCs w:val="15"/>
               </w:rPr>
-              <w:t xml:space="preserve">Sulaimon &amp; Schaefer, 2023</w:t>
-            </w:r>
-          </w:p>
-        </w:tc>
-        <w:tc>
-          <w:tcPr>
-            <w:tcW w:w="1700" w:type="dxa"/>
-          </w:tcPr>
-          <w:p>
-            <w:pPr>
-              <w:pStyle w:val="MDPI42tablebody"/>
-              <w:spacing w:line="220" w:lineRule="atLeast"/>
-              <w:jc w:val="left"/>
-            </w:pPr>
-            <w:r>
-              <w:rPr>
-                <w:sz w:val="15"/>
-                <w:szCs w:val="15"/>
-              </w:rPr>
-              <w:t xml:space="preserve">A–B–A–B withdrawal</w:t>
-            </w:r>
-          </w:p>
-        </w:tc>
-        <w:tc>
-          <w:tcPr>
-            <w:tcW w:w="1000" w:type="dxa"/>
-          </w:tcPr>
-          <w:p>
-            <w:pPr>
-              <w:pStyle w:val="MDPI42tablebody"/>
-              <w:spacing w:line="220" w:lineRule="atLeast"/>
-              <w:jc w:val="left"/>
-            </w:pPr>
-            <w:r>
-              <w:rPr>
-                <w:sz w:val="15"/>
-                <w:szCs w:val="15"/>
-              </w:rPr>
-              <w:t xml:space="preserve">2</w:t>
-            </w:r>
-          </w:p>
-        </w:tc>
-        <w:tc>
-          <w:tcPr>
-            <w:tcW w:w="1850" w:type="dxa"/>
-          </w:tcPr>
-          <w:p>
-            <w:pPr>
-              <w:pStyle w:val="MDPI42tablebody"/>
-              <w:spacing w:line="220" w:lineRule="atLeast"/>
-              <w:jc w:val="left"/>
-            </w:pPr>
-            <w:r>
-              <w:rPr>
-                <w:sz w:val="15"/>
-                <w:szCs w:val="15"/>
-              </w:rPr>
               <w:t xml:space="preserve">Learning disabilities; grade 4</w:t>
             </w:r>
           </w:p>
         </w:tc>
         <w:tc>
           <w:tcPr>
-            <w:tcW w:w="2766" w:type="dxa"/>
+            <w:tcW w:w="2546" w:type="dxa"/>
           </w:tcPr>
           <w:p>
             <w:pPr>
@@ -6849,7 +7652,7 @@
         </w:tc>
         <w:tc>
           <w:tcPr>
-            <w:tcW w:w="650" w:type="dxa"/>
+            <w:tcW w:w="600" w:type="dxa"/>
           </w:tcPr>
           <w:p>
             <w:pPr>
@@ -6868,6 +7671,25 @@
         </w:tc>
         <w:tc>
           <w:tcPr>
+            <w:tcW w:w="750" w:type="dxa"/>
+          </w:tcPr>
+          <w:p>
+            <w:pPr>
+              <w:pStyle w:val="MDPI42tablebody"/>
+              <w:spacing w:line="220" w:lineRule="atLeast"/>
+              <w:jc w:val="left"/>
+            </w:pPr>
+            <w:r>
+              <w:rPr>
+                <w:sz w:val="15"/>
+                <w:szCs w:val="15"/>
+              </w:rPr>
+              <w:t xml:space="preserve">1/L</w:t>
+            </w:r>
+          </w:p>
+        </w:tc>
+        <w:tc>
+          <w:tcPr>
             <w:tcW w:w="800" w:type="dxa"/>
           </w:tcPr>
           <w:p>
@@ -6881,7 +7703,7 @@
                 <w:sz w:val="15"/>
                 <w:szCs w:val="15"/>
               </w:rPr>
-              <w:t xml:space="preserve">1/L</w:t>
+              <w:t xml:space="preserve">CBD</w:t>
             </w:r>
           </w:p>
         </w:tc>
@@ -6892,6 +7714,63 @@
         </w:trPr>
         <w:tc>
           <w:tcPr>
+            <w:tcW w:w="1560" w:type="dxa"/>
+          </w:tcPr>
+          <w:p>
+            <w:pPr>
+              <w:pStyle w:val="MDPI42tablebody"/>
+              <w:spacing w:line="220" w:lineRule="atLeast"/>
+              <w:jc w:val="left"/>
+            </w:pPr>
+            <w:r>
+              <w:rPr>
+                <w:sz w:val="15"/>
+                <w:szCs w:val="15"/>
+              </w:rPr>
+              <w:t xml:space="preserve">Svensson et al., 2026</w:t>
+            </w:r>
+          </w:p>
+        </w:tc>
+        <w:tc>
+          <w:tcPr>
+            <w:tcW w:w="1560" w:type="dxa"/>
+          </w:tcPr>
+          <w:p>
+            <w:pPr>
+              <w:pStyle w:val="MDPI42tablebody"/>
+              <w:spacing w:line="220" w:lineRule="atLeast"/>
+              <w:jc w:val="left"/>
+            </w:pPr>
+            <w:r>
+              <w:rPr>
+                <w:sz w:val="15"/>
+                <w:szCs w:val="15"/>
+              </w:rPr>
+              <w:t xml:space="preserve">Time-lagged A–B with follow-up</w:t>
+            </w:r>
+          </w:p>
+        </w:tc>
+        <w:tc>
+          <w:tcPr>
+            <w:tcW w:w="950" w:type="dxa"/>
+          </w:tcPr>
+          <w:p>
+            <w:pPr>
+              <w:pStyle w:val="MDPI42tablebody"/>
+              <w:spacing w:line="220" w:lineRule="atLeast"/>
+              <w:jc w:val="left"/>
+            </w:pPr>
+            <w:r>
+              <w:rPr>
+                <w:sz w:val="15"/>
+                <w:szCs w:val="15"/>
+              </w:rPr>
+              <w:t xml:space="preserve">8</w:t>
+            </w:r>
+          </w:p>
+        </w:tc>
+        <w:tc>
+          <w:tcPr>
             <w:tcW w:w="1700" w:type="dxa"/>
           </w:tcPr>
           <w:p>
@@ -6905,70 +7784,13 @@
                 <w:sz w:val="15"/>
                 <w:szCs w:val="15"/>
               </w:rPr>
-              <w:t xml:space="preserve">Svensson et al., 2026</w:t>
-            </w:r>
-          </w:p>
-        </w:tc>
-        <w:tc>
-          <w:tcPr>
-            <w:tcW w:w="1700" w:type="dxa"/>
-          </w:tcPr>
-          <w:p>
-            <w:pPr>
-              <w:pStyle w:val="MDPI42tablebody"/>
-              <w:spacing w:line="220" w:lineRule="atLeast"/>
-              <w:jc w:val="left"/>
-            </w:pPr>
-            <w:r>
-              <w:rPr>
-                <w:sz w:val="15"/>
-                <w:szCs w:val="15"/>
-              </w:rPr>
-              <w:t xml:space="preserve">Time-lagged A–B with follow-up</w:t>
-            </w:r>
-          </w:p>
-        </w:tc>
-        <w:tc>
-          <w:tcPr>
-            <w:tcW w:w="1000" w:type="dxa"/>
-          </w:tcPr>
-          <w:p>
-            <w:pPr>
-              <w:pStyle w:val="MDPI42tablebody"/>
-              <w:spacing w:line="220" w:lineRule="atLeast"/>
-              <w:jc w:val="left"/>
-            </w:pPr>
-            <w:r>
-              <w:rPr>
-                <w:sz w:val="15"/>
-                <w:szCs w:val="15"/>
-              </w:rPr>
-              <w:t xml:space="preserve">8</w:t>
-            </w:r>
-          </w:p>
-        </w:tc>
-        <w:tc>
-          <w:tcPr>
-            <w:tcW w:w="1850" w:type="dxa"/>
-          </w:tcPr>
-          <w:p>
-            <w:pPr>
-              <w:pStyle w:val="MDPI42tablebody"/>
-              <w:spacing w:line="220" w:lineRule="atLeast"/>
-              <w:jc w:val="left"/>
-            </w:pPr>
-            <w:r>
-              <w:rPr>
-                <w:sz w:val="15"/>
-                <w:szCs w:val="15"/>
-              </w:rPr>
               <w:t xml:space="preserve">Mild intellectual disability; 11–14 y</w:t>
             </w:r>
           </w:p>
         </w:tc>
         <w:tc>
           <w:tcPr>
-            <w:tcW w:w="2766" w:type="dxa"/>
+            <w:tcW w:w="2546" w:type="dxa"/>
           </w:tcPr>
           <w:p>
             <w:pPr>
@@ -6987,7 +7809,7 @@
         </w:tc>
         <w:tc>
           <w:tcPr>
-            <w:tcW w:w="650" w:type="dxa"/>
+            <w:tcW w:w="600" w:type="dxa"/>
           </w:tcPr>
           <w:p>
             <w:pPr>
@@ -7006,6 +7828,25 @@
         </w:tc>
         <w:tc>
           <w:tcPr>
+            <w:tcW w:w="750" w:type="dxa"/>
+          </w:tcPr>
+          <w:p>
+            <w:pPr>
+              <w:pStyle w:val="MDPI42tablebody"/>
+              <w:spacing w:line="220" w:lineRule="atLeast"/>
+              <w:jc w:val="left"/>
+            </w:pPr>
+            <w:r>
+              <w:rPr>
+                <w:sz w:val="15"/>
+                <w:szCs w:val="15"/>
+              </w:rPr>
+              <w:t xml:space="preserve">1/F</w:t>
+            </w:r>
+          </w:p>
+        </w:tc>
+        <w:tc>
+          <w:tcPr>
             <w:tcW w:w="800" w:type="dxa"/>
           </w:tcPr>
           <w:p>
@@ -7019,7 +7860,7 @@
                 <w:sz w:val="15"/>
                 <w:szCs w:val="15"/>
               </w:rPr>
-              <w:t xml:space="preserve">1/F</w:t>
+              <w:t xml:space="preserve">DNM</w:t>
             </w:r>
           </w:p>
         </w:tc>
@@ -7030,6 +7871,63 @@
         </w:trPr>
         <w:tc>
           <w:tcPr>
+            <w:tcW w:w="1560" w:type="dxa"/>
+          </w:tcPr>
+          <w:p>
+            <w:pPr>
+              <w:pStyle w:val="MDPI42tablebody"/>
+              <w:spacing w:line="220" w:lineRule="atLeast"/>
+              <w:jc w:val="left"/>
+            </w:pPr>
+            <w:r>
+              <w:rPr>
+                <w:sz w:val="15"/>
+                <w:szCs w:val="15"/>
+              </w:rPr>
+              <w:t xml:space="preserve">Wood et al., 2020</w:t>
+            </w:r>
+          </w:p>
+        </w:tc>
+        <w:tc>
+          <w:tcPr>
+            <w:tcW w:w="1560" w:type="dxa"/>
+          </w:tcPr>
+          <w:p>
+            <w:pPr>
+              <w:pStyle w:val="MDPI42tablebody"/>
+              <w:spacing w:line="220" w:lineRule="atLeast"/>
+              <w:jc w:val="left"/>
+            </w:pPr>
+            <w:r>
+              <w:rPr>
+                <w:sz w:val="15"/>
+                <w:szCs w:val="15"/>
+              </w:rPr>
+              <w:t xml:space="preserve">Multiple probe</w:t>
+            </w:r>
+          </w:p>
+        </w:tc>
+        <w:tc>
+          <w:tcPr>
+            <w:tcW w:w="950" w:type="dxa"/>
+          </w:tcPr>
+          <w:p>
+            <w:pPr>
+              <w:pStyle w:val="MDPI42tablebody"/>
+              <w:spacing w:line="220" w:lineRule="atLeast"/>
+              <w:jc w:val="left"/>
+            </w:pPr>
+            <w:r>
+              <w:rPr>
+                <w:sz w:val="15"/>
+                <w:szCs w:val="15"/>
+              </w:rPr>
+              <w:t xml:space="preserve">3</w:t>
+            </w:r>
+          </w:p>
+        </w:tc>
+        <w:tc>
+          <w:tcPr>
             <w:tcW w:w="1700" w:type="dxa"/>
           </w:tcPr>
           <w:p>
@@ -7043,70 +7941,13 @@
                 <w:sz w:val="15"/>
                 <w:szCs w:val="15"/>
               </w:rPr>
-              <w:t xml:space="preserve">Wood et al., 2020</w:t>
-            </w:r>
-          </w:p>
-        </w:tc>
-        <w:tc>
-          <w:tcPr>
-            <w:tcW w:w="1700" w:type="dxa"/>
-          </w:tcPr>
-          <w:p>
-            <w:pPr>
-              <w:pStyle w:val="MDPI42tablebody"/>
-              <w:spacing w:line="220" w:lineRule="atLeast"/>
-              <w:jc w:val="left"/>
-            </w:pPr>
-            <w:r>
-              <w:rPr>
-                <w:sz w:val="15"/>
-                <w:szCs w:val="15"/>
-              </w:rPr>
-              <w:t xml:space="preserve">Multiple probe</w:t>
-            </w:r>
-          </w:p>
-        </w:tc>
-        <w:tc>
-          <w:tcPr>
-            <w:tcW w:w="1000" w:type="dxa"/>
-          </w:tcPr>
-          <w:p>
-            <w:pPr>
-              <w:pStyle w:val="MDPI42tablebody"/>
-              <w:spacing w:line="220" w:lineRule="atLeast"/>
-              <w:jc w:val="left"/>
-            </w:pPr>
-            <w:r>
-              <w:rPr>
-                <w:sz w:val="15"/>
-                <w:szCs w:val="15"/>
-              </w:rPr>
-              <w:t xml:space="preserve">3</w:t>
-            </w:r>
-          </w:p>
-        </w:tc>
-        <w:tc>
-          <w:tcPr>
-            <w:tcW w:w="1850" w:type="dxa"/>
-          </w:tcPr>
-          <w:p>
-            <w:pPr>
-              <w:pStyle w:val="MDPI42tablebody"/>
-              <w:spacing w:line="220" w:lineRule="atLeast"/>
-              <w:jc w:val="left"/>
-            </w:pPr>
-            <w:r>
-              <w:rPr>
-                <w:sz w:val="15"/>
-                <w:szCs w:val="15"/>
-              </w:rPr>
               <w:t xml:space="preserve">Moderate intellectual disability; elementary</w:t>
             </w:r>
           </w:p>
         </w:tc>
         <w:tc>
           <w:tcPr>
-            <w:tcW w:w="2766" w:type="dxa"/>
+            <w:tcW w:w="2546" w:type="dxa"/>
           </w:tcPr>
           <w:p>
             <w:pPr>
@@ -7125,7 +7966,7 @@
         </w:tc>
         <w:tc>
           <w:tcPr>
-            <w:tcW w:w="650" w:type="dxa"/>
+            <w:tcW w:w="600" w:type="dxa"/>
           </w:tcPr>
           <w:p>
             <w:pPr>
@@ -7144,6 +7985,25 @@
         </w:tc>
         <w:tc>
           <w:tcPr>
+            <w:tcW w:w="750" w:type="dxa"/>
+          </w:tcPr>
+          <w:p>
+            <w:pPr>
+              <w:pStyle w:val="MDPI42tablebody"/>
+              <w:spacing w:line="220" w:lineRule="atLeast"/>
+              <w:jc w:val="left"/>
+            </w:pPr>
+            <w:r>
+              <w:rPr>
+                <w:sz w:val="15"/>
+                <w:szCs w:val="15"/>
+              </w:rPr>
+              <w:t xml:space="preserve">2/L</w:t>
+            </w:r>
+          </w:p>
+        </w:tc>
+        <w:tc>
+          <w:tcPr>
             <w:tcW w:w="800" w:type="dxa"/>
           </w:tcPr>
           <w:p>
@@ -7157,7 +8017,7 @@
                 <w:sz w:val="15"/>
                 <w:szCs w:val="15"/>
               </w:rPr>
-              <w:t xml:space="preserve">2/L</w:t>
+              <w:t xml:space="preserve">CBD</w:t>
             </w:r>
           </w:p>
         </w:tc>
@@ -7168,6 +8028,63 @@
         </w:trPr>
         <w:tc>
           <w:tcPr>
+            <w:tcW w:w="1560" w:type="dxa"/>
+          </w:tcPr>
+          <w:p>
+            <w:pPr>
+              <w:pStyle w:val="MDPI42tablebody"/>
+              <w:spacing w:line="220" w:lineRule="atLeast"/>
+              <w:jc w:val="left"/>
+            </w:pPr>
+            <w:r>
+              <w:rPr>
+                <w:sz w:val="15"/>
+                <w:szCs w:val="15"/>
+              </w:rPr>
+              <w:t xml:space="preserve">Young et al., 2019</w:t>
+            </w:r>
+          </w:p>
+        </w:tc>
+        <w:tc>
+          <w:tcPr>
+            <w:tcW w:w="1560" w:type="dxa"/>
+          </w:tcPr>
+          <w:p>
+            <w:pPr>
+              <w:pStyle w:val="MDPI42tablebody"/>
+              <w:spacing w:line="220" w:lineRule="atLeast"/>
+              <w:jc w:val="left"/>
+            </w:pPr>
+            <w:r>
+              <w:rPr>
+                <w:sz w:val="15"/>
+                <w:szCs w:val="15"/>
+              </w:rPr>
+              <w:t xml:space="preserve">A–B–A–B withdrawal</w:t>
+            </w:r>
+          </w:p>
+        </w:tc>
+        <w:tc>
+          <w:tcPr>
+            <w:tcW w:w="950" w:type="dxa"/>
+          </w:tcPr>
+          <w:p>
+            <w:pPr>
+              <w:pStyle w:val="MDPI42tablebody"/>
+              <w:spacing w:line="220" w:lineRule="atLeast"/>
+              <w:jc w:val="left"/>
+            </w:pPr>
+            <w:r>
+              <w:rPr>
+                <w:sz w:val="15"/>
+                <w:szCs w:val="15"/>
+              </w:rPr>
+              <w:t xml:space="preserve">4</w:t>
+            </w:r>
+          </w:p>
+        </w:tc>
+        <w:tc>
+          <w:tcPr>
             <w:tcW w:w="1700" w:type="dxa"/>
           </w:tcPr>
           <w:p>
@@ -7181,70 +8098,13 @@
                 <w:sz w:val="15"/>
                 <w:szCs w:val="15"/>
               </w:rPr>
-              <w:t xml:space="preserve">Young et al., 2019</w:t>
-            </w:r>
-          </w:p>
-        </w:tc>
-        <w:tc>
-          <w:tcPr>
-            <w:tcW w:w="1700" w:type="dxa"/>
-          </w:tcPr>
-          <w:p>
-            <w:pPr>
-              <w:pStyle w:val="MDPI42tablebody"/>
-              <w:spacing w:line="220" w:lineRule="atLeast"/>
-              <w:jc w:val="left"/>
-            </w:pPr>
-            <w:r>
-              <w:rPr>
-                <w:sz w:val="15"/>
-                <w:szCs w:val="15"/>
-              </w:rPr>
-              <w:t xml:space="preserve">A–B–A–B withdrawal</w:t>
-            </w:r>
-          </w:p>
-        </w:tc>
-        <w:tc>
-          <w:tcPr>
-            <w:tcW w:w="1000" w:type="dxa"/>
-          </w:tcPr>
-          <w:p>
-            <w:pPr>
-              <w:pStyle w:val="MDPI42tablebody"/>
-              <w:spacing w:line="220" w:lineRule="atLeast"/>
-              <w:jc w:val="left"/>
-            </w:pPr>
-            <w:r>
-              <w:rPr>
-                <w:sz w:val="15"/>
-                <w:szCs w:val="15"/>
-              </w:rPr>
-              <w:t xml:space="preserve">4</w:t>
-            </w:r>
-          </w:p>
-        </w:tc>
-        <w:tc>
-          <w:tcPr>
-            <w:tcW w:w="1850" w:type="dxa"/>
-          </w:tcPr>
-          <w:p>
-            <w:pPr>
-              <w:pStyle w:val="MDPI42tablebody"/>
-              <w:spacing w:line="220" w:lineRule="atLeast"/>
-              <w:jc w:val="left"/>
-            </w:pPr>
-            <w:r>
-              <w:rPr>
-                <w:sz w:val="15"/>
-                <w:szCs w:val="15"/>
-              </w:rPr>
               <w:t xml:space="preserve">Learning disabilities; secondary</w:t>
             </w:r>
           </w:p>
         </w:tc>
         <w:tc>
           <w:tcPr>
-            <w:tcW w:w="2766" w:type="dxa"/>
+            <w:tcW w:w="2546" w:type="dxa"/>
           </w:tcPr>
           <w:p>
             <w:pPr>
@@ -7263,7 +8123,7 @@
         </w:tc>
         <w:tc>
           <w:tcPr>
-            <w:tcW w:w="650" w:type="dxa"/>
+            <w:tcW w:w="600" w:type="dxa"/>
           </w:tcPr>
           <w:p>
             <w:pPr>
@@ -7282,6 +8142,25 @@
         </w:tc>
         <w:tc>
           <w:tcPr>
+            <w:tcW w:w="750" w:type="dxa"/>
+          </w:tcPr>
+          <w:p>
+            <w:pPr>
+              <w:pStyle w:val="MDPI42tablebody"/>
+              <w:spacing w:line="220" w:lineRule="atLeast"/>
+              <w:jc w:val="left"/>
+            </w:pPr>
+            <w:r>
+              <w:rPr>
+                <w:sz w:val="15"/>
+                <w:szCs w:val="15"/>
+              </w:rPr>
+              <w:t xml:space="preserve">1/F</w:t>
+            </w:r>
+          </w:p>
+        </w:tc>
+        <w:tc>
+          <w:tcPr>
             <w:tcW w:w="800" w:type="dxa"/>
           </w:tcPr>
           <w:p>
@@ -7295,7 +8174,7 @@
                 <w:sz w:val="15"/>
                 <w:szCs w:val="15"/>
               </w:rPr>
-              <w:t xml:space="preserve">1/F</w:t>
+              <w:t xml:space="preserve">CBD</w:t>
             </w:r>
           </w:p>
         </w:tc>
@@ -7307,7 +8186,7 @@
         <w:tc>
           <w:tcPr>
             <w:tcW w:w="10466" w:type="dxa"/>
-            <w:gridSpan w:val="7"/>
+            <w:gridSpan w:val="8"/>
             <w:shd w:val="clear" w:color="auto" w:fill="EDEDED"/>
           </w:tcPr>
           <w:p>
@@ -7349,6 +8228,63 @@
         </w:trPr>
         <w:tc>
           <w:tcPr>
+            <w:tcW w:w="1560" w:type="dxa"/>
+          </w:tcPr>
+          <w:p>
+            <w:pPr>
+              <w:pStyle w:val="MDPI42tablebody"/>
+              <w:spacing w:line="220" w:lineRule="atLeast"/>
+              <w:jc w:val="left"/>
+            </w:pPr>
+            <w:r>
+              <w:rPr>
+                <w:sz w:val="15"/>
+                <w:szCs w:val="15"/>
+              </w:rPr>
+              <w:t xml:space="preserve">Ogut et al., 2025</w:t>
+            </w:r>
+          </w:p>
+        </w:tc>
+        <w:tc>
+          <w:tcPr>
+            <w:tcW w:w="1560" w:type="dxa"/>
+          </w:tcPr>
+          <w:p>
+            <w:pPr>
+              <w:pStyle w:val="MDPI42tablebody"/>
+              <w:spacing w:line="220" w:lineRule="atLeast"/>
+              <w:jc w:val="left"/>
+            </w:pPr>
+            <w:r>
+              <w:rPr>
+                <w:sz w:val="15"/>
+                <w:szCs w:val="15"/>
+              </w:rPr>
+              <w:t xml:space="preserve">Observational assessment data (NAEP 2017)</w:t>
+            </w:r>
+          </w:p>
+        </w:tc>
+        <w:tc>
+          <w:tcPr>
+            <w:tcW w:w="950" w:type="dxa"/>
+          </w:tcPr>
+          <w:p>
+            <w:pPr>
+              <w:pStyle w:val="MDPI42tablebody"/>
+              <w:spacing w:line="220" w:lineRule="atLeast"/>
+              <w:jc w:val="left"/>
+            </w:pPr>
+            <w:r>
+              <w:rPr>
+                <w:sz w:val="15"/>
+                <w:szCs w:val="15"/>
+              </w:rPr>
+              <w:t xml:space="preserve">≈2790</w:t>
+            </w:r>
+          </w:p>
+        </w:tc>
+        <w:tc>
+          <w:tcPr>
             <w:tcW w:w="1700" w:type="dxa"/>
           </w:tcPr>
           <w:p>
@@ -7362,70 +8298,13 @@
                 <w:sz w:val="15"/>
                 <w:szCs w:val="15"/>
               </w:rPr>
-              <w:t xml:space="preserve">Ogut et al., 2025</w:t>
-            </w:r>
-          </w:p>
-        </w:tc>
-        <w:tc>
-          <w:tcPr>
-            <w:tcW w:w="1700" w:type="dxa"/>
-          </w:tcPr>
-          <w:p>
-            <w:pPr>
-              <w:pStyle w:val="MDPI42tablebody"/>
-              <w:spacing w:line="220" w:lineRule="atLeast"/>
-              <w:jc w:val="left"/>
-            </w:pPr>
-            <w:r>
-              <w:rPr>
-                <w:sz w:val="15"/>
-                <w:szCs w:val="15"/>
-              </w:rPr>
-              <w:t xml:space="preserve">Observational assessment data (NAEP 2017)</w:t>
-            </w:r>
-          </w:p>
-        </w:tc>
-        <w:tc>
-          <w:tcPr>
-            <w:tcW w:w="1000" w:type="dxa"/>
-          </w:tcPr>
-          <w:p>
-            <w:pPr>
-              <w:pStyle w:val="MDPI42tablebody"/>
-              <w:spacing w:line="220" w:lineRule="atLeast"/>
-              <w:jc w:val="left"/>
-            </w:pPr>
-            <w:r>
-              <w:rPr>
-                <w:sz w:val="15"/>
-                <w:szCs w:val="15"/>
-              </w:rPr>
-              <w:t xml:space="preserve">≈2790</w:t>
-            </w:r>
-          </w:p>
-        </w:tc>
-        <w:tc>
-          <w:tcPr>
-            <w:tcW w:w="1850" w:type="dxa"/>
-          </w:tcPr>
-          <w:p>
-            <w:pPr>
-              <w:pStyle w:val="MDPI42tablebody"/>
-              <w:spacing w:line="220" w:lineRule="atLeast"/>
-              <w:jc w:val="left"/>
-            </w:pPr>
-            <w:r>
-              <w:rPr>
-                <w:sz w:val="15"/>
-                <w:szCs w:val="15"/>
-              </w:rPr>
               <w:t xml:space="preserve">Students with disabilities; grade 8</w:t>
             </w:r>
           </w:p>
         </w:tc>
         <w:tc>
           <w:tcPr>
-            <w:tcW w:w="2766" w:type="dxa"/>
+            <w:tcW w:w="2546" w:type="dxa"/>
           </w:tcPr>
           <w:p>
             <w:pPr>
@@ -7444,7 +8323,7 @@
         </w:tc>
         <w:tc>
           <w:tcPr>
-            <w:tcW w:w="650" w:type="dxa"/>
+            <w:tcW w:w="600" w:type="dxa"/>
           </w:tcPr>
           <w:p>
             <w:pPr>
@@ -7463,6 +8342,25 @@
         </w:tc>
         <w:tc>
           <w:tcPr>
+            <w:tcW w:w="750" w:type="dxa"/>
+          </w:tcPr>
+          <w:p>
+            <w:pPr>
+              <w:pStyle w:val="MDPI42tablebody"/>
+              <w:spacing w:line="220" w:lineRule="atLeast"/>
+              <w:jc w:val="left"/>
+            </w:pPr>
+            <w:r>
+              <w:rPr>
+                <w:sz w:val="15"/>
+                <w:szCs w:val="15"/>
+              </w:rPr>
+              <w:t xml:space="preserve">2/F</w:t>
+            </w:r>
+          </w:p>
+        </w:tc>
+        <w:tc>
+          <w:tcPr>
             <w:tcW w:w="800" w:type="dxa"/>
           </w:tcPr>
           <w:p>
@@ -7476,7 +8374,7 @@
                 <w:sz w:val="15"/>
                 <w:szCs w:val="15"/>
               </w:rPr>
-              <w:t xml:space="preserve">2/F</w:t>
+              <w:t xml:space="preserve">Ser</w:t>
             </w:r>
           </w:p>
         </w:tc>
@@ -7487,6 +8385,63 @@
         </w:trPr>
         <w:tc>
           <w:tcPr>
+            <w:tcW w:w="1560" w:type="dxa"/>
+          </w:tcPr>
+          <w:p>
+            <w:pPr>
+              <w:pStyle w:val="MDPI42tablebody"/>
+              <w:spacing w:line="220" w:lineRule="atLeast"/>
+              <w:jc w:val="left"/>
+            </w:pPr>
+            <w:r>
+              <w:rPr>
+                <w:sz w:val="15"/>
+                <w:szCs w:val="15"/>
+              </w:rPr>
+              <w:t xml:space="preserve">Wei, 2024</w:t>
+            </w:r>
+          </w:p>
+        </w:tc>
+        <w:tc>
+          <w:tcPr>
+            <w:tcW w:w="1560" w:type="dxa"/>
+          </w:tcPr>
+          <w:p>
+            <w:pPr>
+              <w:pStyle w:val="MDPI42tablebody"/>
+              <w:spacing w:line="220" w:lineRule="atLeast"/>
+              <w:jc w:val="left"/>
+            </w:pPr>
+            <w:r>
+              <w:rPr>
+                <w:sz w:val="15"/>
+                <w:szCs w:val="15"/>
+              </w:rPr>
+              <w:t xml:space="preserve">Observational assessment data (NAEP 2017)</w:t>
+            </w:r>
+          </w:p>
+        </w:tc>
+        <w:tc>
+          <w:tcPr>
+            <w:tcW w:w="950" w:type="dxa"/>
+          </w:tcPr>
+          <w:p>
+            <w:pPr>
+              <w:pStyle w:val="MDPI42tablebody"/>
+              <w:spacing w:line="220" w:lineRule="atLeast"/>
+              <w:jc w:val="left"/>
+            </w:pPr>
+            <w:r>
+              <w:rPr>
+                <w:sz w:val="15"/>
+                <w:szCs w:val="15"/>
+              </w:rPr>
+              <w:t xml:space="preserve">≈2750</w:t>
+            </w:r>
+          </w:p>
+        </w:tc>
+        <w:tc>
+          <w:tcPr>
             <w:tcW w:w="1700" w:type="dxa"/>
           </w:tcPr>
           <w:p>
@@ -7500,70 +8455,13 @@
                 <w:sz w:val="15"/>
                 <w:szCs w:val="15"/>
               </w:rPr>
-              <w:t xml:space="preserve">Wei, 2024</w:t>
-            </w:r>
-          </w:p>
-        </w:tc>
-        <w:tc>
-          <w:tcPr>
-            <w:tcW w:w="1700" w:type="dxa"/>
-          </w:tcPr>
-          <w:p>
-            <w:pPr>
-              <w:pStyle w:val="MDPI42tablebody"/>
-              <w:spacing w:line="220" w:lineRule="atLeast"/>
-              <w:jc w:val="left"/>
-            </w:pPr>
-            <w:r>
-              <w:rPr>
-                <w:sz w:val="15"/>
-                <w:szCs w:val="15"/>
-              </w:rPr>
-              <w:t xml:space="preserve">Observational assessment data (NAEP 2017)</w:t>
-            </w:r>
-          </w:p>
-        </w:tc>
-        <w:tc>
-          <w:tcPr>
-            <w:tcW w:w="1000" w:type="dxa"/>
-          </w:tcPr>
-          <w:p>
-            <w:pPr>
-              <w:pStyle w:val="MDPI42tablebody"/>
-              <w:spacing w:line="220" w:lineRule="atLeast"/>
-              <w:jc w:val="left"/>
-            </w:pPr>
-            <w:r>
-              <w:rPr>
-                <w:sz w:val="15"/>
-                <w:szCs w:val="15"/>
-              </w:rPr>
-              <w:t xml:space="preserve">≈2750</w:t>
-            </w:r>
-          </w:p>
-        </w:tc>
-        <w:tc>
-          <w:tcPr>
-            <w:tcW w:w="1850" w:type="dxa"/>
-          </w:tcPr>
-          <w:p>
-            <w:pPr>
-              <w:pStyle w:val="MDPI42tablebody"/>
-              <w:spacing w:line="220" w:lineRule="atLeast"/>
-              <w:jc w:val="left"/>
-            </w:pPr>
-            <w:r>
-              <w:rPr>
-                <w:sz w:val="15"/>
-                <w:szCs w:val="15"/>
-              </w:rPr>
               <w:t xml:space="preserve">Students with disabilities; grade 8</w:t>
             </w:r>
           </w:p>
         </w:tc>
         <w:tc>
           <w:tcPr>
-            <w:tcW w:w="2766" w:type="dxa"/>
+            <w:tcW w:w="2546" w:type="dxa"/>
           </w:tcPr>
           <w:p>
             <w:pPr>
@@ -7582,7 +8480,7 @@
         </w:tc>
         <w:tc>
           <w:tcPr>
-            <w:tcW w:w="650" w:type="dxa"/>
+            <w:tcW w:w="600" w:type="dxa"/>
           </w:tcPr>
           <w:p>
             <w:pPr>
@@ -7601,6 +8499,25 @@
         </w:tc>
         <w:tc>
           <w:tcPr>
+            <w:tcW w:w="750" w:type="dxa"/>
+          </w:tcPr>
+          <w:p>
+            <w:pPr>
+              <w:pStyle w:val="MDPI42tablebody"/>
+              <w:spacing w:line="220" w:lineRule="atLeast"/>
+              <w:jc w:val="left"/>
+            </w:pPr>
+            <w:r>
+              <w:rPr>
+                <w:sz w:val="15"/>
+                <w:szCs w:val="15"/>
+              </w:rPr>
+              <w:t xml:space="preserve">2/F</w:t>
+            </w:r>
+          </w:p>
+        </w:tc>
+        <w:tc>
+          <w:tcPr>
             <w:tcW w:w="800" w:type="dxa"/>
           </w:tcPr>
           <w:p>
@@ -7614,7 +8531,7 @@
                 <w:sz w:val="15"/>
                 <w:szCs w:val="15"/>
               </w:rPr>
-              <w:t xml:space="preserve">2/F</w:t>
+              <w:t xml:space="preserve">Ser</w:t>
             </w:r>
           </w:p>
         </w:tc>
@@ -7626,7 +8543,7 @@
         <w:ind w:left="0"/>
       </w:pPr>
       <w:r>
-        <w:t xml:space="preserve">n, number of participants as reported (eligible subgroup or analyzed sample where specified). Outcome: primary measurement condition; A, assisted (technology available); U, unaided (controlled comparison without the technology); P, proximal acquisition of trained content; X, measurement condition unclear. Phase: 1, July 2026 searches; 2, October 2026 supplementary searches. Source: F, extraction verified against the full journal article; L, verification limited to the abstract, preview, figure, or a linked primary document. Linked reports share participants (Table S5). AAC, augmentative and alternative communication; BRL, adaptive Braille tutor. Further abbreviations are listed at the end of the article. Full details are given in Table S2.</w:t>
+        <w:t xml:space="preserve">n, number of participants as reported (eligible subgroup or analyzed sample where specified). Outcome: primary measurement condition; A, assisted (technology available); U, unaided (controlled comparison without the technology); P, proximal acquisition of trained content; X, measurement condition unclear. Phase: 1, July 2026 searches; 2, October 2026 supplementary searches. Source: F, extraction verified against the full journal article; L, verification limited to the abstract, preview, figure, or a linked primary document. Risk of bias (Table S3): RoB 2 for randomized and within-participant group comparisons (SC, some concerns; H, high; NI, insufficient information); ROBINS-I for nonrandomized and observational comparisons (Ser, serious; NI, insufficient information); What Works Clearinghouse single-case design standards (DNM, does not meet; CBD, cannot be determined). Linked reports share participants (Table S5). AAC, augmentative and alternative communication; BRL, adaptive Braille tutor. Further abbreviations are listed at the end of the article. Full details are given in Table S2.</w:t>
       </w:r>
     </w:p>
     <w:p>
@@ -7642,7 +8559,7 @@
         <w:pStyle w:val="MDPI31text"/>
       </w:pPr>
       <w:r>
-        <w:t xml:space="preserve">The main threats to validity differed by design (Table S3). Small within-participant experiments often lacked precise paired contrasts, and task equivalence, order, and practice could influence performance. Single-case designs sometimes used short baselines or simple A–B sequences without replicated demonstrations of effect. Instruction, practice, teacher support, and software frequently changed together, so these studies evaluated packages rather than isolated technology effects; multicomponent randomized comparisons were similarly indirect for a software-specific question.</w:t>
+        <w:t xml:space="preserve">Risk-of-bias judgments are shown in Table 1 and detailed in Table S3. Of the 16 randomized or within-participant group comparisons assessed with RoB 2, 4 were judged at some concerns (Chen et al., 2026; Frankel &amp; Brownstein, 2016; Kraft, 2023; Staels &amp; Van den Broeck, 2015), 6 at high risk of bias, and 6 had insufficient information because only limited sources were accessible. Seven of the 8 nonrandomized and observational comparisons were at serious risk of bias under ROBINS-I, mainly because of confounding, and one had insufficient information. Of the 23 single-case designs, 10 did not meet WWC design standards, chiefly because they lacked three demonstrations of effect, and 13 could not be rated from the accessible information; none was shown to meet the standards.</w:t>
       </w:r>
     </w:p>
     <w:p>
@@ -7650,6 +8567,14 @@
         <w:pStyle w:val="MDPI31text"/>
       </w:pPr>
       <w:r>
+        <w:t xml:space="preserve">The main threats to validity differed by design. Small within-participant experiments often lacked precise paired contrasts, and task equivalence, order, and practice could influence performance. Single-case designs sometimes used short baselines or simple A–B sequences without replicated demonstrations of effect. Instruction, practice, teacher support, and software frequently changed together, so these studies evaluated packages rather than isolated technology effects; multicomponent randomized comparisons were similarly indirect for a software-specific question.</w:t>
+      </w:r>
+    </w:p>
+    <w:p>
+      <w:pPr>
+        <w:pStyle w:val="MDPI31text"/>
+      </w:pPr>
+      <w:r>
         <w:t xml:space="preserve">In observational analyses, TTS use was self-selected and potentially related to reading difficulty, item difficulty, and prior familiarity, and statistical adjustment cannot remove such confounding. Attrition affected longer-term comparisons, and missing data were outcome-specific; for example, Chen et al. (2026) analyzed comprehension in 59 learners but eye movements in 47. Several sources contained numerical or descriptive inconsistencies, including Nuraini Herawati et al. (2022), whose discussion refers to two participants without separate trajectories or a defined outcome scale, Keelor et al. (2020), and Ebajay and Malabo (2026). These limitations preclude a reliable common effect estimate or a ranking of technologies.</w:t>
       </w:r>
     </w:p>
@@ -7756,7 +8681,7 @@
         <w:pStyle w:val="MDPI31text"/>
       </w:pPr>
       <w:r>
-        <w:t xml:space="preserve">Reading rate and task time were distinct from comprehension. In addition to the faster reading reported by Grunér et al. (2018), Alqahtani (2023) reported mean sessions of 5.45 minutes with TTS plus question generation versus 12.73 minutes with repeated reading plus question generation, although the two conditions also differed in task demands. Meyer and Bouck (2017) measured task time, but its direction was not reported in the accessible abstract.</w:t>
+        <w:t xml:space="preserve">Reading rate and task time were distinct from comprehension, and the evidence of faster reading came only from reports verified at abstract level. In addition to the faster reading reported by Grunér et al. (2018), Alqahtani (2023) reported mean sessions of 5.45 minutes with TTS plus question generation versus 12.73 minutes with repeated reading plus question generation, although the two conditions also differed in task demands. Meyer and Bouck (2017) measured task time, but its direction was not reported in the accessible abstract.</w:t>
       </w:r>
     </w:p>
     <w:p>
@@ -8476,6 +9401,991 @@
     </w:p>
     <w:p>
       <w:pPr>
+        <w:pStyle w:val="MDPI22heading2"/>
+      </w:pPr>
+      <w:r>
+        <w:t xml:space="preserve">3.9. Sensitivity Analyses</w:t>
+      </w:r>
+    </w:p>
+    <w:p>
+      <w:pPr>
+        <w:pStyle w:val="MDPI31text"/>
+      </w:pPr>
+      <w:r>
+        <w:t xml:space="preserve">Table 3 shows how the principal conclusions changed when the evidence was restricted. Restricting the synthesis to the 24 reports verified against full journal articles left the direction of every conclusion unchanged except one: the evidence that TTS shortens reading or task time disappeared, because it came only from reports verified at abstract level, and the only fully verified evidence on time (Wei, 2024) associated TTS use with longer response times. The restriction also removed all favorable unaided-learning findings, leaving two null comparisons and one unfavorable comparison; the conclusion that transfer to unaided skills is not established was therefore strengthened. Restricting further to the four reports judged at no more than some concerns left one report for each of assisted writing (Kraft, 2023), assisted reading comprehension (Chen et al., 2026), mathematical access (Frankel &amp; Brownstein, 2016), and unaided learning (Staels &amp; Van den Broeck, 2015), and none for proximal acquisition, Braille tutoring, or assessment-use associations. The directions of these four reports were consistent with the corresponding conclusions, but confidence in every conclusion is low.</w:t>
+      </w:r>
+    </w:p>
+    <w:p>
+      <w:pPr>
+        <w:pStyle w:val="MDPI41tablecaption"/>
+        <w:keepNext/>
+        <w:ind w:left="0"/>
+      </w:pPr>
+      <w:r>
+        <w:rPr>
+          <w:b/>
+        </w:rPr>
+        <w:t xml:space="preserve">Table 3.</w:t>
+      </w:r>
+      <w:r>
+        <w:t xml:space="preserve"> Sensitivity of the principal conclusions to verification depth and risk of bias.</w:t>
+      </w:r>
+    </w:p>
+    <w:tbl>
+      <w:tblPr>
+        <w:tblW w:w="10466" w:type="dxa"/>
+        <w:tblInd w:w="0" w:type="dxa"/>
+        <w:tblBorders>
+          <w:top w:val="single" w:sz="8" w:space="0" w:color="auto"/>
+          <w:bottom w:val="single" w:sz="8" w:space="0" w:color="auto"/>
+        </w:tblBorders>
+        <w:tblLayout w:type="fixed"/>
+        <w:tblCellMar>
+          <w:left w:w="57" w:type="dxa"/>
+          <w:right w:w="57" w:type="dxa"/>
+        </w:tblCellMar>
+        <w:tblLook w:val="04A0" w:firstRow="1" w:lastRow="0" w:firstColumn="1" w:lastColumn="0" w:noHBand="0" w:noVBand="1"/>
+      </w:tblPr>
+      <w:tblGrid>
+        <w:gridCol w:w="2100"/>
+        <w:gridCol w:w="2350"/>
+        <w:gridCol w:w="2350"/>
+        <w:gridCol w:w="2050"/>
+        <w:gridCol w:w="1616"/>
+      </w:tblGrid>
+      <w:tr>
+        <w:trPr>
+          <w:tblHeader/>
+          <w:cantSplit/>
+        </w:trPr>
+        <w:tc>
+          <w:tcPr>
+            <w:tcW w:w="2100" w:type="dxa"/>
+            <w:tcBorders>
+              <w:bottom w:val="single" w:sz="4" w:space="0" w:color="auto"/>
+            </w:tcBorders>
+          </w:tcPr>
+          <w:p>
+            <w:pPr>
+              <w:pStyle w:val="MDPI42tablebody"/>
+              <w:spacing w:line="220" w:lineRule="atLeast"/>
+              <w:jc w:val="left"/>
+            </w:pPr>
+            <w:r>
+              <w:rPr>
+                <w:b/>
+                <w:sz w:val="16"/>
+                <w:szCs w:val="16"/>
+              </w:rPr>
+              <w:t xml:space="preserve">Conclusion</w:t>
+            </w:r>
+          </w:p>
+        </w:tc>
+        <w:tc>
+          <w:tcPr>
+            <w:tcW w:w="2350" w:type="dxa"/>
+            <w:tcBorders>
+              <w:bottom w:val="single" w:sz="4" w:space="0" w:color="auto"/>
+            </w:tcBorders>
+          </w:tcPr>
+          <w:p>
+            <w:pPr>
+              <w:pStyle w:val="MDPI42tablebody"/>
+              <w:spacing w:line="220" w:lineRule="atLeast"/>
+              <w:jc w:val="left"/>
+            </w:pPr>
+            <w:r>
+              <w:rPr>
+                <w:b/>
+                <w:sz w:val="16"/>
+                <w:szCs w:val="16"/>
+              </w:rPr>
+              <w:t xml:space="preserve">All included reports</w:t>
+            </w:r>
+          </w:p>
+        </w:tc>
+        <w:tc>
+          <w:tcPr>
+            <w:tcW w:w="2350" w:type="dxa"/>
+            <w:tcBorders>
+              <w:bottom w:val="single" w:sz="4" w:space="0" w:color="auto"/>
+            </w:tcBorders>
+          </w:tcPr>
+          <w:p>
+            <w:pPr>
+              <w:pStyle w:val="MDPI42tablebody"/>
+              <w:spacing w:line="220" w:lineRule="atLeast"/>
+              <w:jc w:val="left"/>
+            </w:pPr>
+            <w:r>
+              <w:rPr>
+                <w:b/>
+                <w:sz w:val="16"/>
+                <w:szCs w:val="16"/>
+              </w:rPr>
+              <w:t xml:space="preserve">Full-text-verified reports only</w:t>
+            </w:r>
+          </w:p>
+        </w:tc>
+        <w:tc>
+          <w:tcPr>
+            <w:tcW w:w="2050" w:type="dxa"/>
+            <w:tcBorders>
+              <w:bottom w:val="single" w:sz="4" w:space="0" w:color="auto"/>
+            </w:tcBorders>
+          </w:tcPr>
+          <w:p>
+            <w:pPr>
+              <w:pStyle w:val="MDPI42tablebody"/>
+              <w:spacing w:line="220" w:lineRule="atLeast"/>
+              <w:jc w:val="left"/>
+            </w:pPr>
+            <w:r>
+              <w:rPr>
+                <w:b/>
+                <w:sz w:val="16"/>
+                <w:szCs w:val="16"/>
+              </w:rPr>
+              <w:t xml:space="preserve">Reports at no more than some concerns</w:t>
+            </w:r>
+          </w:p>
+        </w:tc>
+        <w:tc>
+          <w:tcPr>
+            <w:tcW w:w="1616" w:type="dxa"/>
+            <w:tcBorders>
+              <w:bottom w:val="single" w:sz="4" w:space="0" w:color="auto"/>
+            </w:tcBorders>
+          </w:tcPr>
+          <w:p>
+            <w:pPr>
+              <w:pStyle w:val="MDPI42tablebody"/>
+              <w:spacing w:line="220" w:lineRule="atLeast"/>
+              <w:jc w:val="left"/>
+            </w:pPr>
+            <w:r>
+              <w:rPr>
+                <w:b/>
+                <w:sz w:val="16"/>
+                <w:szCs w:val="16"/>
+              </w:rPr>
+              <w:t xml:space="preserve">Effect of restriction</w:t>
+            </w:r>
+          </w:p>
+        </w:tc>
+      </w:tr>
+      <w:tr>
+        <w:trPr>
+          <w:cantSplit/>
+        </w:trPr>
+        <w:tc>
+          <w:tcPr>
+            <w:tcW w:w="2100" w:type="dxa"/>
+          </w:tcPr>
+          <w:p>
+            <w:pPr>
+              <w:pStyle w:val="MDPI42tablebody"/>
+              <w:spacing w:line="220" w:lineRule="atLeast"/>
+              <w:jc w:val="left"/>
+            </w:pPr>
+            <w:r>
+              <w:rPr>
+                <w:sz w:val="16"/>
+                <w:szCs w:val="16"/>
+              </w:rPr>
+              <w:t xml:space="preserve">STT increases assisted written output</w:t>
+            </w:r>
+          </w:p>
+        </w:tc>
+        <w:tc>
+          <w:tcPr>
+            <w:tcW w:w="2350" w:type="dxa"/>
+          </w:tcPr>
+          <w:p>
+            <w:pPr>
+              <w:pStyle w:val="MDPI42tablebody"/>
+              <w:spacing w:line="220" w:lineRule="atLeast"/>
+              <w:jc w:val="left"/>
+            </w:pPr>
+            <w:r>
+              <w:rPr>
+                <w:sz w:val="16"/>
+                <w:szCs w:val="16"/>
+              </w:rPr>
+              <w:t xml:space="preserve">11 reports; greater output in most</w:t>
+            </w:r>
+          </w:p>
+        </w:tc>
+        <w:tc>
+          <w:tcPr>
+            <w:tcW w:w="2350" w:type="dxa"/>
+          </w:tcPr>
+          <w:p>
+            <w:pPr>
+              <w:pStyle w:val="MDPI42tablebody"/>
+              <w:spacing w:line="220" w:lineRule="atLeast"/>
+              <w:jc w:val="left"/>
+            </w:pPr>
+            <w:r>
+              <w:rPr>
+                <w:sz w:val="16"/>
+                <w:szCs w:val="16"/>
+              </w:rPr>
+              <w:t xml:space="preserve">6 (Almgren Bäck et al., 2024; Fälth, Björklund, et al., 2025; Flütsch Keravec et al., 2026; Kraft, 2023; Sand et al., 2025; Schneider et al., 2013); greater output in all, variable across learners in one</w:t>
+            </w:r>
+          </w:p>
+        </w:tc>
+        <w:tc>
+          <w:tcPr>
+            <w:tcW w:w="2050" w:type="dxa"/>
+          </w:tcPr>
+          <w:p>
+            <w:pPr>
+              <w:pStyle w:val="MDPI42tablebody"/>
+              <w:spacing w:line="220" w:lineRule="atLeast"/>
+              <w:jc w:val="left"/>
+            </w:pPr>
+            <w:r>
+              <w:rPr>
+                <w:sz w:val="16"/>
+                <w:szCs w:val="16"/>
+              </w:rPr>
+              <w:t xml:space="preserve">1 (Kraft, 2023): longer texts with STT (92 vs. 79 words)</w:t>
+            </w:r>
+          </w:p>
+        </w:tc>
+        <w:tc>
+          <w:tcPr>
+            <w:tcW w:w="1616" w:type="dxa"/>
+          </w:tcPr>
+          <w:p>
+            <w:pPr>
+              <w:pStyle w:val="MDPI42tablebody"/>
+              <w:spacing w:line="220" w:lineRule="atLeast"/>
+              <w:jc w:val="left"/>
+            </w:pPr>
+            <w:r>
+              <w:rPr>
+                <w:sz w:val="16"/>
+                <w:szCs w:val="16"/>
+              </w:rPr>
+              <w:t xml:space="preserve">Direction unchanged</w:t>
+            </w:r>
+          </w:p>
+        </w:tc>
+      </w:tr>
+      <w:tr>
+        <w:trPr>
+          <w:cantSplit/>
+        </w:trPr>
+        <w:tc>
+          <w:tcPr>
+            <w:tcW w:w="2100" w:type="dxa"/>
+          </w:tcPr>
+          <w:p>
+            <w:pPr>
+              <w:pStyle w:val="MDPI42tablebody"/>
+              <w:spacing w:line="220" w:lineRule="atLeast"/>
+              <w:jc w:val="left"/>
+            </w:pPr>
+            <w:r>
+              <w:rPr>
+                <w:sz w:val="16"/>
+                <w:szCs w:val="16"/>
+              </w:rPr>
+              <w:t xml:space="preserve">STT accuracy and quality vary</w:t>
+            </w:r>
+          </w:p>
+        </w:tc>
+        <w:tc>
+          <w:tcPr>
+            <w:tcW w:w="2350" w:type="dxa"/>
+          </w:tcPr>
+          <w:p>
+            <w:pPr>
+              <w:pStyle w:val="MDPI42tablebody"/>
+              <w:spacing w:line="220" w:lineRule="atLeast"/>
+              <w:jc w:val="left"/>
+            </w:pPr>
+            <w:r>
+              <w:rPr>
+                <w:sz w:val="16"/>
+                <w:szCs w:val="16"/>
+              </w:rPr>
+              <w:t xml:space="preserve">8 reports; mixed</w:t>
+            </w:r>
+          </w:p>
+        </w:tc>
+        <w:tc>
+          <w:tcPr>
+            <w:tcW w:w="2350" w:type="dxa"/>
+          </w:tcPr>
+          <w:p>
+            <w:pPr>
+              <w:pStyle w:val="MDPI42tablebody"/>
+              <w:spacing w:line="220" w:lineRule="atLeast"/>
+              <w:jc w:val="left"/>
+            </w:pPr>
+            <w:r>
+              <w:rPr>
+                <w:sz w:val="16"/>
+                <w:szCs w:val="16"/>
+              </w:rPr>
+              <w:t xml:space="preserve">4 (Almgren Bäck et al., 2024; Flütsch Keravec et al., 2026; Kraft, 2023; Schneider et al., 2013); fewer errors, higher proportion correct, or maintained accuracy in three; little difference in one</w:t>
+            </w:r>
+          </w:p>
+        </w:tc>
+        <w:tc>
+          <w:tcPr>
+            <w:tcW w:w="2050" w:type="dxa"/>
+          </w:tcPr>
+          <w:p>
+            <w:pPr>
+              <w:pStyle w:val="MDPI42tablebody"/>
+              <w:spacing w:line="220" w:lineRule="atLeast"/>
+              <w:jc w:val="left"/>
+            </w:pPr>
+            <w:r>
+              <w:rPr>
+                <w:sz w:val="16"/>
+                <w:szCs w:val="16"/>
+              </w:rPr>
+              <w:t xml:space="preserve">1 (Kraft, 2023): fewer residual errors, similar quality</w:t>
+            </w:r>
+          </w:p>
+        </w:tc>
+        <w:tc>
+          <w:tcPr>
+            <w:tcW w:w="1616" w:type="dxa"/>
+          </w:tcPr>
+          <w:p>
+            <w:pPr>
+              <w:pStyle w:val="MDPI42tablebody"/>
+              <w:spacing w:line="220" w:lineRule="atLeast"/>
+              <w:jc w:val="left"/>
+            </w:pPr>
+            <w:r>
+              <w:rPr>
+                <w:sz w:val="16"/>
+                <w:szCs w:val="16"/>
+              </w:rPr>
+              <w:t xml:space="preserve">Direction unchanged</w:t>
+            </w:r>
+          </w:p>
+        </w:tc>
+      </w:tr>
+      <w:tr>
+        <w:trPr>
+          <w:cantSplit/>
+        </w:trPr>
+        <w:tc>
+          <w:tcPr>
+            <w:tcW w:w="2100" w:type="dxa"/>
+          </w:tcPr>
+          <w:p>
+            <w:pPr>
+              <w:pStyle w:val="MDPI42tablebody"/>
+              <w:spacing w:line="220" w:lineRule="atLeast"/>
+              <w:jc w:val="left"/>
+            </w:pPr>
+            <w:r>
+              <w:rPr>
+                <w:sz w:val="16"/>
+                <w:szCs w:val="16"/>
+              </w:rPr>
+              <w:t xml:space="preserve">TTS assisted comprehension varies</w:t>
+            </w:r>
+          </w:p>
+        </w:tc>
+        <w:tc>
+          <w:tcPr>
+            <w:tcW w:w="2350" w:type="dxa"/>
+          </w:tcPr>
+          <w:p>
+            <w:pPr>
+              <w:pStyle w:val="MDPI42tablebody"/>
+              <w:spacing w:line="220" w:lineRule="atLeast"/>
+              <w:jc w:val="left"/>
+            </w:pPr>
+            <w:r>
+              <w:rPr>
+                <w:sz w:val="16"/>
+                <w:szCs w:val="16"/>
+              </w:rPr>
+              <w:t xml:space="preserve">20 reports; favorable, null, and comparator-favoring</w:t>
+            </w:r>
+          </w:p>
+        </w:tc>
+        <w:tc>
+          <w:tcPr>
+            <w:tcW w:w="2350" w:type="dxa"/>
+          </w:tcPr>
+          <w:p>
+            <w:pPr>
+              <w:pStyle w:val="MDPI42tablebody"/>
+              <w:spacing w:line="220" w:lineRule="atLeast"/>
+              <w:jc w:val="left"/>
+            </w:pPr>
+            <w:r>
+              <w:rPr>
+                <w:sz w:val="16"/>
+                <w:szCs w:val="16"/>
+              </w:rPr>
+              <w:t xml:space="preserve">8 (e.g., Chen et al., 2026; Dolan et al., 2005; Fälth, Nilsson, et al., 2025; Gonzalez, 2014; Young et al., 2019); favorable, inconclusive, and unfavorable</w:t>
+            </w:r>
+          </w:p>
+        </w:tc>
+        <w:tc>
+          <w:tcPr>
+            <w:tcW w:w="2050" w:type="dxa"/>
+          </w:tcPr>
+          <w:p>
+            <w:pPr>
+              <w:pStyle w:val="MDPI42tablebody"/>
+              <w:spacing w:line="220" w:lineRule="atLeast"/>
+              <w:jc w:val="left"/>
+            </w:pPr>
+            <w:r>
+              <w:rPr>
+                <w:sz w:val="16"/>
+                <w:szCs w:val="16"/>
+              </w:rPr>
+              <w:t xml:space="preserve">1 (Chen et al., 2026): interaction; benefit in ADHD subgroup only</w:t>
+            </w:r>
+          </w:p>
+        </w:tc>
+        <w:tc>
+          <w:tcPr>
+            <w:tcW w:w="1616" w:type="dxa"/>
+          </w:tcPr>
+          <w:p>
+            <w:pPr>
+              <w:pStyle w:val="MDPI42tablebody"/>
+              <w:spacing w:line="220" w:lineRule="atLeast"/>
+              <w:jc w:val="left"/>
+            </w:pPr>
+            <w:r>
+              <w:rPr>
+                <w:sz w:val="16"/>
+                <w:szCs w:val="16"/>
+              </w:rPr>
+              <w:t xml:space="preserve">Direction unchanged; human-reader comparison lost</w:t>
+            </w:r>
+          </w:p>
+        </w:tc>
+      </w:tr>
+      <w:tr>
+        <w:trPr>
+          <w:cantSplit/>
+        </w:trPr>
+        <w:tc>
+          <w:tcPr>
+            <w:tcW w:w="2100" w:type="dxa"/>
+          </w:tcPr>
+          <w:p>
+            <w:pPr>
+              <w:pStyle w:val="MDPI42tablebody"/>
+              <w:spacing w:line="220" w:lineRule="atLeast"/>
+              <w:jc w:val="left"/>
+            </w:pPr>
+            <w:r>
+              <w:rPr>
+                <w:sz w:val="16"/>
+                <w:szCs w:val="16"/>
+              </w:rPr>
+              <w:t xml:space="preserve">TTS shortens reading or task time</w:t>
+            </w:r>
+          </w:p>
+        </w:tc>
+        <w:tc>
+          <w:tcPr>
+            <w:tcW w:w="2350" w:type="dxa"/>
+          </w:tcPr>
+          <w:p>
+            <w:pPr>
+              <w:pStyle w:val="MDPI42tablebody"/>
+              <w:spacing w:line="220" w:lineRule="atLeast"/>
+              <w:jc w:val="left"/>
+            </w:pPr>
+            <w:r>
+              <w:rPr>
+                <w:sz w:val="16"/>
+                <w:szCs w:val="16"/>
+              </w:rPr>
+              <w:t xml:space="preserve">4 reports (Alqahtani, 2023; Grunér et al., 2018; Moorman et al., 2010; Wei, 2024)</w:t>
+            </w:r>
+          </w:p>
+        </w:tc>
+        <w:tc>
+          <w:tcPr>
+            <w:tcW w:w="2350" w:type="dxa"/>
+          </w:tcPr>
+          <w:p>
+            <w:pPr>
+              <w:pStyle w:val="MDPI42tablebody"/>
+              <w:spacing w:line="220" w:lineRule="atLeast"/>
+              <w:jc w:val="left"/>
+            </w:pPr>
+            <w:r>
+              <w:rPr>
+                <w:sz w:val="16"/>
+                <w:szCs w:val="16"/>
+              </w:rPr>
+              <w:t xml:space="preserve">1 (Wei, 2024): TTS use associated with longer response time</w:t>
+            </w:r>
+          </w:p>
+        </w:tc>
+        <w:tc>
+          <w:tcPr>
+            <w:tcW w:w="2050" w:type="dxa"/>
+          </w:tcPr>
+          <w:p>
+            <w:pPr>
+              <w:pStyle w:val="MDPI42tablebody"/>
+              <w:spacing w:line="220" w:lineRule="atLeast"/>
+              <w:jc w:val="left"/>
+            </w:pPr>
+            <w:r>
+              <w:rPr>
+                <w:sz w:val="16"/>
+                <w:szCs w:val="16"/>
+              </w:rPr>
+              <w:t xml:space="preserve">None</w:t>
+            </w:r>
+          </w:p>
+        </w:tc>
+        <w:tc>
+          <w:tcPr>
+            <w:tcW w:w="1616" w:type="dxa"/>
+          </w:tcPr>
+          <w:p>
+            <w:pPr>
+              <w:pStyle w:val="MDPI42tablebody"/>
+              <w:spacing w:line="220" w:lineRule="atLeast"/>
+              <w:jc w:val="left"/>
+            </w:pPr>
+            <w:r>
+              <w:rPr>
+                <w:sz w:val="16"/>
+                <w:szCs w:val="16"/>
+              </w:rPr>
+              <w:t xml:space="preserve">Not supported; unconfirmed</w:t>
+            </w:r>
+          </w:p>
+        </w:tc>
+      </w:tr>
+      <w:tr>
+        <w:trPr>
+          <w:cantSplit/>
+        </w:trPr>
+        <w:tc>
+          <w:tcPr>
+            <w:tcW w:w="2100" w:type="dxa"/>
+          </w:tcPr>
+          <w:p>
+            <w:pPr>
+              <w:pStyle w:val="MDPI42tablebody"/>
+              <w:spacing w:line="220" w:lineRule="atLeast"/>
+              <w:jc w:val="left"/>
+            </w:pPr>
+            <w:r>
+              <w:rPr>
+                <w:sz w:val="16"/>
+                <w:szCs w:val="16"/>
+              </w:rPr>
+              <w:t xml:space="preserve">Transfer to unaided skills is not established</w:t>
+            </w:r>
+          </w:p>
+        </w:tc>
+        <w:tc>
+          <w:tcPr>
+            <w:tcW w:w="2350" w:type="dxa"/>
+          </w:tcPr>
+          <w:p>
+            <w:pPr>
+              <w:pStyle w:val="MDPI42tablebody"/>
+              <w:spacing w:line="220" w:lineRule="atLeast"/>
+              <w:jc w:val="left"/>
+            </w:pPr>
+            <w:r>
+              <w:rPr>
+                <w:sz w:val="16"/>
+                <w:szCs w:val="16"/>
+              </w:rPr>
+              <w:t xml:space="preserve">6 reports; 3 favorable, 2 null, 1 unfavorable</w:t>
+            </w:r>
+          </w:p>
+        </w:tc>
+        <w:tc>
+          <w:tcPr>
+            <w:tcW w:w="2350" w:type="dxa"/>
+          </w:tcPr>
+          <w:p>
+            <w:pPr>
+              <w:pStyle w:val="MDPI42tablebody"/>
+              <w:spacing w:line="220" w:lineRule="atLeast"/>
+              <w:jc w:val="left"/>
+            </w:pPr>
+            <w:r>
+              <w:rPr>
+                <w:sz w:val="16"/>
+                <w:szCs w:val="16"/>
+              </w:rPr>
+              <w:t xml:space="preserve">3 (Flütsch Keravec et al., 2026; Staels &amp; Van den Broeck, 2015; Svensson et al., 2021); 2 null, 1 unfavorable</w:t>
+            </w:r>
+          </w:p>
+        </w:tc>
+        <w:tc>
+          <w:tcPr>
+            <w:tcW w:w="2050" w:type="dxa"/>
+          </w:tcPr>
+          <w:p>
+            <w:pPr>
+              <w:pStyle w:val="MDPI42tablebody"/>
+              <w:spacing w:line="220" w:lineRule="atLeast"/>
+              <w:jc w:val="left"/>
+            </w:pPr>
+            <w:r>
+              <w:rPr>
+                <w:sz w:val="16"/>
+                <w:szCs w:val="16"/>
+              </w:rPr>
+              <w:t xml:space="preserve">1 (Staels &amp; Van den Broeck, 2015): unfavorable</w:t>
+            </w:r>
+          </w:p>
+        </w:tc>
+        <w:tc>
+          <w:tcPr>
+            <w:tcW w:w="1616" w:type="dxa"/>
+          </w:tcPr>
+          <w:p>
+            <w:pPr>
+              <w:pStyle w:val="MDPI42tablebody"/>
+              <w:spacing w:line="220" w:lineRule="atLeast"/>
+              <w:jc w:val="left"/>
+            </w:pPr>
+            <w:r>
+              <w:rPr>
+                <w:sz w:val="16"/>
+                <w:szCs w:val="16"/>
+              </w:rPr>
+              <w:t xml:space="preserve">Strengthened</w:t>
+            </w:r>
+          </w:p>
+        </w:tc>
+      </w:tr>
+      <w:tr>
+        <w:trPr>
+          <w:cantSplit/>
+        </w:trPr>
+        <w:tc>
+          <w:tcPr>
+            <w:tcW w:w="2100" w:type="dxa"/>
+          </w:tcPr>
+          <w:p>
+            <w:pPr>
+              <w:pStyle w:val="MDPI42tablebody"/>
+              <w:spacing w:line="220" w:lineRule="atLeast"/>
+              <w:jc w:val="left"/>
+            </w:pPr>
+            <w:r>
+              <w:rPr>
+                <w:sz w:val="16"/>
+                <w:szCs w:val="16"/>
+              </w:rPr>
+              <w:t xml:space="preserve">Packages improve proximal outcomes</w:t>
+            </w:r>
+          </w:p>
+        </w:tc>
+        <w:tc>
+          <w:tcPr>
+            <w:tcW w:w="2350" w:type="dxa"/>
+          </w:tcPr>
+          <w:p>
+            <w:pPr>
+              <w:pStyle w:val="MDPI42tablebody"/>
+              <w:spacing w:line="220" w:lineRule="atLeast"/>
+              <w:jc w:val="left"/>
+            </w:pPr>
+            <w:r>
+              <w:rPr>
+                <w:sz w:val="16"/>
+                <w:szCs w:val="16"/>
+              </w:rPr>
+              <w:t xml:space="preserve">3 reports</w:t>
+            </w:r>
+          </w:p>
+        </w:tc>
+        <w:tc>
+          <w:tcPr>
+            <w:tcW w:w="2350" w:type="dxa"/>
+          </w:tcPr>
+          <w:p>
+            <w:pPr>
+              <w:pStyle w:val="MDPI42tablebody"/>
+              <w:spacing w:line="220" w:lineRule="atLeast"/>
+              <w:jc w:val="left"/>
+            </w:pPr>
+            <w:r>
+              <w:rPr>
+                <w:sz w:val="16"/>
+                <w:szCs w:val="16"/>
+              </w:rPr>
+              <w:t xml:space="preserve">2 (Ahlgrim-Delzell et al., 2016; McCarthy et al., 2016)</w:t>
+            </w:r>
+          </w:p>
+        </w:tc>
+        <w:tc>
+          <w:tcPr>
+            <w:tcW w:w="2050" w:type="dxa"/>
+          </w:tcPr>
+          <w:p>
+            <w:pPr>
+              <w:pStyle w:val="MDPI42tablebody"/>
+              <w:spacing w:line="220" w:lineRule="atLeast"/>
+              <w:jc w:val="left"/>
+            </w:pPr>
+            <w:r>
+              <w:rPr>
+                <w:sz w:val="16"/>
+                <w:szCs w:val="16"/>
+              </w:rPr>
+              <w:t xml:space="preserve">None</w:t>
+            </w:r>
+          </w:p>
+        </w:tc>
+        <w:tc>
+          <w:tcPr>
+            <w:tcW w:w="1616" w:type="dxa"/>
+          </w:tcPr>
+          <w:p>
+            <w:pPr>
+              <w:pStyle w:val="MDPI42tablebody"/>
+              <w:spacing w:line="220" w:lineRule="atLeast"/>
+              <w:jc w:val="left"/>
+            </w:pPr>
+            <w:r>
+              <w:rPr>
+                <w:sz w:val="16"/>
+                <w:szCs w:val="16"/>
+              </w:rPr>
+              <w:t xml:space="preserve">Direction unchanged; low confidence</w:t>
+            </w:r>
+          </w:p>
+        </w:tc>
+      </w:tr>
+      <w:tr>
+        <w:trPr>
+          <w:cantSplit/>
+        </w:trPr>
+        <w:tc>
+          <w:tcPr>
+            <w:tcW w:w="2100" w:type="dxa"/>
+          </w:tcPr>
+          <w:p>
+            <w:pPr>
+              <w:pStyle w:val="MDPI42tablebody"/>
+              <w:spacing w:line="220" w:lineRule="atLeast"/>
+              <w:jc w:val="left"/>
+            </w:pPr>
+            <w:r>
+              <w:rPr>
+                <w:sz w:val="16"/>
+                <w:szCs w:val="16"/>
+              </w:rPr>
+              <w:t xml:space="preserve">Speech settings affect mathematical access</w:t>
+            </w:r>
+          </w:p>
+        </w:tc>
+        <w:tc>
+          <w:tcPr>
+            <w:tcW w:w="2350" w:type="dxa"/>
+          </w:tcPr>
+          <w:p>
+            <w:pPr>
+              <w:pStyle w:val="MDPI42tablebody"/>
+              <w:spacing w:line="220" w:lineRule="atLeast"/>
+              <w:jc w:val="left"/>
+            </w:pPr>
+            <w:r>
+              <w:rPr>
+                <w:sz w:val="16"/>
+                <w:szCs w:val="16"/>
+              </w:rPr>
+              <w:t xml:space="preserve">1 report</w:t>
+            </w:r>
+          </w:p>
+        </w:tc>
+        <w:tc>
+          <w:tcPr>
+            <w:tcW w:w="2350" w:type="dxa"/>
+          </w:tcPr>
+          <w:p>
+            <w:pPr>
+              <w:pStyle w:val="MDPI42tablebody"/>
+              <w:spacing w:line="220" w:lineRule="atLeast"/>
+              <w:jc w:val="left"/>
+            </w:pPr>
+            <w:r>
+              <w:rPr>
+                <w:sz w:val="16"/>
+                <w:szCs w:val="16"/>
+              </w:rPr>
+              <w:t xml:space="preserve">1 (Frankel &amp; Brownstein, 2016)</w:t>
+            </w:r>
+          </w:p>
+        </w:tc>
+        <w:tc>
+          <w:tcPr>
+            <w:tcW w:w="2050" w:type="dxa"/>
+          </w:tcPr>
+          <w:p>
+            <w:pPr>
+              <w:pStyle w:val="MDPI42tablebody"/>
+              <w:spacing w:line="220" w:lineRule="atLeast"/>
+              <w:jc w:val="left"/>
+            </w:pPr>
+            <w:r>
+              <w:rPr>
+                <w:sz w:val="16"/>
+                <w:szCs w:val="16"/>
+              </w:rPr>
+              <w:t xml:space="preserve">1 (Frankel &amp; Brownstein, 2016)</w:t>
+            </w:r>
+          </w:p>
+        </w:tc>
+        <w:tc>
+          <w:tcPr>
+            <w:tcW w:w="1616" w:type="dxa"/>
+          </w:tcPr>
+          <w:p>
+            <w:pPr>
+              <w:pStyle w:val="MDPI42tablebody"/>
+              <w:spacing w:line="220" w:lineRule="atLeast"/>
+              <w:jc w:val="left"/>
+            </w:pPr>
+            <w:r>
+              <w:rPr>
+                <w:sz w:val="16"/>
+                <w:szCs w:val="16"/>
+              </w:rPr>
+              <w:t xml:space="preserve">Unchanged</w:t>
+            </w:r>
+          </w:p>
+        </w:tc>
+      </w:tr>
+      <w:tr>
+        <w:trPr>
+          <w:cantSplit/>
+        </w:trPr>
+        <w:tc>
+          <w:tcPr>
+            <w:tcW w:w="2100" w:type="dxa"/>
+          </w:tcPr>
+          <w:p>
+            <w:pPr>
+              <w:pStyle w:val="MDPI42tablebody"/>
+              <w:spacing w:line="220" w:lineRule="atLeast"/>
+              <w:jc w:val="left"/>
+            </w:pPr>
+            <w:r>
+              <w:rPr>
+                <w:sz w:val="16"/>
+                <w:szCs w:val="16"/>
+              </w:rPr>
+              <w:t xml:space="preserve">Assessment TTS use: associations inconclusive</w:t>
+            </w:r>
+          </w:p>
+        </w:tc>
+        <w:tc>
+          <w:tcPr>
+            <w:tcW w:w="2350" w:type="dxa"/>
+          </w:tcPr>
+          <w:p>
+            <w:pPr>
+              <w:pStyle w:val="MDPI42tablebody"/>
+              <w:spacing w:line="220" w:lineRule="atLeast"/>
+              <w:jc w:val="left"/>
+            </w:pPr>
+            <w:r>
+              <w:rPr>
+                <w:sz w:val="16"/>
+                <w:szCs w:val="16"/>
+              </w:rPr>
+              <w:t xml:space="preserve">2 reports</w:t>
+            </w:r>
+          </w:p>
+        </w:tc>
+        <w:tc>
+          <w:tcPr>
+            <w:tcW w:w="2350" w:type="dxa"/>
+          </w:tcPr>
+          <w:p>
+            <w:pPr>
+              <w:pStyle w:val="MDPI42tablebody"/>
+              <w:spacing w:line="220" w:lineRule="atLeast"/>
+              <w:jc w:val="left"/>
+            </w:pPr>
+            <w:r>
+              <w:rPr>
+                <w:sz w:val="16"/>
+                <w:szCs w:val="16"/>
+              </w:rPr>
+              <w:t xml:space="preserve">2 (Ogut et al., 2025; Wei, 2024)</w:t>
+            </w:r>
+          </w:p>
+        </w:tc>
+        <w:tc>
+          <w:tcPr>
+            <w:tcW w:w="2050" w:type="dxa"/>
+          </w:tcPr>
+          <w:p>
+            <w:pPr>
+              <w:pStyle w:val="MDPI42tablebody"/>
+              <w:spacing w:line="220" w:lineRule="atLeast"/>
+              <w:jc w:val="left"/>
+            </w:pPr>
+            <w:r>
+              <w:rPr>
+                <w:sz w:val="16"/>
+                <w:szCs w:val="16"/>
+              </w:rPr>
+              <w:t xml:space="preserve">None</w:t>
+            </w:r>
+          </w:p>
+        </w:tc>
+        <w:tc>
+          <w:tcPr>
+            <w:tcW w:w="1616" w:type="dxa"/>
+          </w:tcPr>
+          <w:p>
+            <w:pPr>
+              <w:pStyle w:val="MDPI42tablebody"/>
+              <w:spacing w:line="220" w:lineRule="atLeast"/>
+              <w:jc w:val="left"/>
+            </w:pPr>
+            <w:r>
+              <w:rPr>
+                <w:sz w:val="16"/>
+                <w:szCs w:val="16"/>
+              </w:rPr>
+              <w:t xml:space="preserve">Unchanged; low confidence</w:t>
+            </w:r>
+          </w:p>
+        </w:tc>
+      </w:tr>
+    </w:tbl>
+    <w:p>
+      <w:pPr>
+        <w:pStyle w:val="MDPI43tablefooter"/>
+        <w:ind w:left="0"/>
+      </w:pPr>
+      <w:r>
+        <w:t xml:space="preserve">Counts are reports, not independent studies; linked reports are listed in Table S5. Reports whose outcome measurement condition was unclear (Bhola, 2022; Camardese et al., 2014; Ebajay &amp; Malabo, 2026; Nuraini Herawati et al., 2022) do not contribute to these conclusions.</w:t>
+      </w:r>
+    </w:p>
+    <w:p>
+      <w:pPr>
         <w:pStyle w:val="MDPI21heading1"/>
       </w:pPr>
       <w:r>
@@ -8495,7 +10405,7 @@
         <w:pStyle w:val="MDPI31text"/>
       </w:pPr>
       <w:r>
-        <w:t xml:space="preserve">The most defensible conclusion from this evidence concerns the distinction between performance while a technology is in use and learning without it. Speech technologies often increased written output and sometimes improved comprehension under particular task conditions, but they did not consistently improve accuracy, quality, or comprehension across learners and comparators. Controlled unaided outcomes were positive, null, and unfavorable, and the Braille evidence concerned a narrow acquisition target. Of the 47 reports, 34 measured primarily assisted outcomes and only 6 measured unaided outcomes in a controlled comparison. The evidence therefore speaks mainly to access, and much less to learning.</w:t>
+        <w:t xml:space="preserve">The most defensible conclusion from this evidence concerns the distinction between performance while a technology is in use and learning without it. Speech technologies often increased written output and sometimes improved comprehension under particular task conditions, but they did not consistently improve accuracy, quality, or comprehension across learners and comparators. Controlled unaided outcomes were positive, null, and unfavorable, and the Braille evidence concerned a narrow acquisition target. Of the 47 reports, 34 measured primarily assisted outcomes and only 6 measured unaided outcomes in a controlled comparison. The evidence therefore speaks mainly to access, and much less to learning. The overall risk of bias was high: only four reports were judged at no more than some concerns, and no single-case design was shown to meet design standards. The principal conclusions did not depend on reports verified only at abstract level, with the exception of the finding that TTS shortens reading time, which should be regarded as unconfirmed.</w:t>
       </w:r>
     </w:p>
     <w:p>
@@ -8600,7 +10510,7 @@
         <w:pStyle w:val="MDPI31text"/>
       </w:pPr>
       <w:r>
-        <w:t xml:space="preserve">The review also has important limitations. The Phase 1 searches used a design block that may have reduced sensitivity, specialist education and computing databases were not searched, and adding ERIC in Phase 2 reduced but did not remove this gap. Phase 1 exports and some supplementary search details were not retained. Screening, extraction, and appraisal were performed by one reviewer with author checking, and Phase 2 relied substantively on a generative AI tool rather than independent duplicate human review; errors in eligibility or extraction are therefore more likely than in a review using duplicate methods. The outcome framework and several eligibility clarifications were finalized after data extraction. English-language and journal-publication restrictions may have introduced selection bias. Nine potentially eligible reports await classification, and 23 included reports could be verified only through abstracts or linked primary documents, so their inclusion and findings are provisional. Formal risk-of-bias ratings were not reported, and the structured appraisal does not provide equivalent result-level judgments. Source inconsistencies, uncertain cohort overlap, sparse precision, and unclear assistance during some outcome tests further restrict inference. These limitations could change both the interpretation of effects and the apparent gaps in the literature.</w:t>
+        <w:t xml:space="preserve">The review also has important limitations. The Phase 1 searches used a design block that may have reduced sensitivity, specialist education and computing databases were not searched, and adding ERIC in Phase 2 reduced but did not remove this gap. Phase 1 exports, supplementary search histories, and the citation-level list of full-text exclusions were not retained, so Phase 1 cannot be audited at record level, and the subscription databases could not be re-executed for this report. Screening, extraction, and appraisal were performed by one reviewer with author checking, and Phase 2 relied substantively on a generative AI tool rather than independent duplicate human review; errors in eligibility or extraction are therefore more likely than in a review using duplicate methods. The outcome framework and several eligibility clarifications were finalized after data extraction. English-language and journal-publication restrictions may have introduced selection bias. Eight potentially eligible reports await classification, and 23 included reports could be verified only through abstracts or linked primary documents, so their inclusion and findings are provisional; the sensitivity analyses indicate that the principal conclusions do not depend on them, except for the finding on reading time. Risk-of-bias judgments were derived from the extracted information and accessible sources by one reviewer with AI assistance rather than by independent duplicate assessment of full texts, and 20 reports could not be rated because of limited access. Source inconsistencies, uncertain cohort overlap, sparse precision, and unclear assistance during some outcome tests further restrict inference. These limitations could change both the interpretation of effects and the apparent gaps in the literature.</w:t>
       </w:r>
     </w:p>
     <w:p>
@@ -8634,7 +10544,7 @@
         <w:t xml:space="preserve"> </w:t>
       </w:r>
       <w:r>
-        <w:t xml:space="preserve">The following supporting information can be downloaded at: https://www.mdpi.com/article/doi/s1, Table S1: Search strategies, dates, and yields; Table S2: Characteristics and findings of included reports; Table S3: Structured critical appraisal of included reports; Table S4: Changes to the registered methods; Table S5: Linked reports and potentially overlapping cohorts; Table S6: Reports excluded after assessment or awaiting classification; PRISMA 2020 checklist; PRISMA 2020 for Abstracts checklist; SWiM checklist; PRISMA-S checklist.</w:t>
+        <w:t xml:space="preserve">The following supporting information is available with this article: Table S1: Search strategies, dates, and yields; Table S2: Characteristics and findings of included reports; Table S3: Risk-of-bias assessment of included reports; Table S4: Changes to the registered methods; Table S5: Linked reports and potentially overlapping cohorts; Table S6: Reports excluded after full assessment; Table S7: Reports awaiting classification and their potential contribution; PRISMA 2020 checklist; PRISMA 2020 for Abstracts checklist; SWiM checklist; PRISMA-S checklist.</w:t>
       </w:r>
     </w:p>
     <w:p>
@@ -8651,7 +10561,7 @@
         <w:t xml:space="preserve"> </w:t>
       </w:r>
       <w:r>
-        <w:t xml:space="preserve">Conceptualization, A.K.D. and N.A.A.; methodology, A.K.D.; investigation, A.K.D.; data curation, A.K.D.; formal analysis, A.K.D.; writing—original draft preparation, A.K.D.; writing—review and editing, A.K.D. and N.A.A.; supervision, N.A.A. All authors have read and agreed to the published version of the manuscript.</w:t>
+        <w:t xml:space="preserve">Conceptualization, A.K.D. and N.A.A.; methodology, A.K.D.; investigation, A.K.D.; data curation, A.K.D.; formal analysis, A.K.D.; writing—original draft preparation, A.K.D.; writing—review and editing, A.K.D. and N.A.A.; supervision, N.A.A. All authors have read and agreed to the submitted version of the manuscript.</w:t>
       </w:r>
     </w:p>
     <w:p>
@@ -8736,7 +10646,7 @@
         <w:t xml:space="preserve"> </w:t>
       </w:r>
       <w:r>
-        <w:t xml:space="preserve">During the preparation of this study, the authors used ChatGPT (OpenAI; model version not recorded) for the purposes described in Section 2.9, and Claude (Anthropic) for language editing and formatting of the manuscript and supplementary files. The authors have reviewed and edited the output and take full responsibility for the content of this publication.</w:t>
+        <w:t xml:space="preserve">During the preparation of this study, the authors used ChatGPT (OpenAI; model version not recorded) and Claude (Anthropic) for the purposes described in Section 2.9. The authors have reviewed and edited the output and take full responsibility for the content of this publication.</w:t>
       </w:r>
     </w:p>
     <w:p>
